--- a/40_AWS/05_改修資料/KSM_AWS_018_Modification_STG_APIインターネット公開対応_ja.docx
+++ b/40_AWS/05_改修資料/KSM_AWS_018_Modification_STG_APIインターネット公開対応_ja.docx
@@ -3322,14 +3322,17 @@
               <w:bottom w:type="dxa" w:w="80"/>
               <w:right w:type="dxa" w:w="120"/>
             </w:tcMar>
-          </w:tcPr>
-          <w:p>
-            <w:pPr>
-              <w:spacing w:before="0" w:after="0"/>
-            </w:pPr>
-            <w:r>
-              <w:rPr>
-                <w:rFonts w:ascii="BIZ UDPGothic" w:cs="BIZ UDPGothic" w:eastAsia="BIZ UDPGothic" w:hAnsi="BIZ UDPGothic"/>
+            <w:vAlign w:val="center"/>
+          </w:tcPr>
+          <w:p>
+            <w:pPr>
+              <w:spacing w:before="0" w:after="0"/>
+            </w:pPr>
+            <w:r>
+              <w:rPr>
+                <w:rFonts w:ascii="BIZ UDPGothic" w:cs="BIZ UDPGothic" w:eastAsia="BIZ UDPGothic" w:hAnsi="BIZ UDPGothic"/>
+                <w:i w:val="false"/>
+                <w:iCs w:val="false"/>
                 <w:color w:val="404040"/>
                 <w:sz w:val="18"/>
                 <w:szCs w:val="18"/>
@@ -3344,9 +3347,27 @@
             <w:r>
               <w:rPr>
                 <w:rFonts w:ascii="BIZ UDPGothic" w:cs="BIZ UDPGothic" w:eastAsia="BIZ UDPGothic" w:hAnsi="BIZ UDPGothic"/>
-                <w:color w:val="404040"/>
-                <w:sz w:val="18"/>
-                <w:szCs w:val="18"/>
+                <w:i/>
+                <w:iCs/>
+                <w:color w:val="888888"/>
+                <w:sz w:val="16"/>
+                <w:szCs w:val="16"/>
+              </w:rPr>
+              <w:t xml:space="preserve">/ Xóa: Tất cả giao thức(-1) / Tất cả cổng / 0.0.0.0/0 inbound rule</w:t>
+            </w:r>
+          </w:p>
+          <w:p>
+            <w:pPr>
+              <w:spacing w:before="0" w:after="0"/>
+            </w:pPr>
+            <w:r>
+              <w:rPr>
+                <w:rFonts w:ascii="BIZ UDPGothic" w:cs="BIZ UDPGothic" w:eastAsia="BIZ UDPGothic" w:hAnsi="BIZ UDPGothic"/>
+                <w:i/>
+                <w:iCs/>
+                <w:color w:val="888888"/>
+                <w:sz w:val="16"/>
+                <w:szCs w:val="16"/>
               </w:rPr>
               <w:t xml:space="preserve"/>
             </w:r>
@@ -3358,6 +3379,8 @@
             <w:r>
               <w:rPr>
                 <w:rFonts w:ascii="BIZ UDPGothic" w:cs="BIZ UDPGothic" w:eastAsia="BIZ UDPGothic" w:hAnsi="BIZ UDPGothic"/>
+                <w:i w:val="false"/>
+                <w:iCs w:val="false"/>
                 <w:color w:val="404040"/>
                 <w:sz w:val="18"/>
                 <w:szCs w:val="18"/>
@@ -3372,9 +3395,27 @@
             <w:r>
               <w:rPr>
                 <w:rFonts w:ascii="BIZ UDPGothic" w:cs="BIZ UDPGothic" w:eastAsia="BIZ UDPGothic" w:hAnsi="BIZ UDPGothic"/>
-                <w:color w:val="404040"/>
-                <w:sz w:val="18"/>
-                <w:szCs w:val="18"/>
+                <w:i/>
+                <w:iCs/>
+                <w:color w:val="888888"/>
+                <w:sz w:val="16"/>
+                <w:szCs w:val="16"/>
+              </w:rPr>
+              <w:t xml:space="preserve">/ Thêm:</w:t>
+            </w:r>
+          </w:p>
+          <w:p>
+            <w:pPr>
+              <w:spacing w:before="0" w:after="0"/>
+            </w:pPr>
+            <w:r>
+              <w:rPr>
+                <w:rFonts w:ascii="BIZ UDPGothic" w:cs="BIZ UDPGothic" w:eastAsia="BIZ UDPGothic" w:hAnsi="BIZ UDPGothic"/>
+                <w:i/>
+                <w:iCs/>
+                <w:color w:val="888888"/>
+                <w:sz w:val="16"/>
+                <w:szCs w:val="16"/>
               </w:rPr>
               <w:t xml:space="preserve">ALBからのトラフィックのみ許可（ALBのSGをソースに指定）</w:t>
             </w:r>
@@ -3386,11 +3427,29 @@
             <w:r>
               <w:rPr>
                 <w:rFonts w:ascii="BIZ UDPGothic" w:cs="BIZ UDPGothic" w:eastAsia="BIZ UDPGothic" w:hAnsi="BIZ UDPGothic"/>
-                <w:color w:val="404040"/>
-                <w:sz w:val="18"/>
-                <w:szCs w:val="18"/>
-              </w:rPr>
-              <w:t xml:space="preserve">　ポート: 80, 8080, 8081</w:t>
+                <w:i/>
+                <w:iCs/>
+                <w:color w:val="888888"/>
+                <w:sz w:val="16"/>
+                <w:szCs w:val="16"/>
+              </w:rPr>
+              <w:t xml:space="preserve">/ Chỉ cho phép traffic từ ALB (chỉ định SG của ALB làm source)</w:t>
+            </w:r>
+          </w:p>
+          <w:p>
+            <w:pPr>
+              <w:spacing w:before="0" w:after="0"/>
+            </w:pPr>
+            <w:r>
+              <w:rPr>
+                <w:rFonts w:ascii="BIZ UDPGothic" w:cs="BIZ UDPGothic" w:eastAsia="BIZ UDPGothic" w:hAnsi="BIZ UDPGothic"/>
+                <w:i/>
+                <w:iCs/>
+                <w:color w:val="888888"/>
+                <w:sz w:val="16"/>
+                <w:szCs w:val="16"/>
+              </w:rPr>
+              <w:t xml:space="preserve">　ポート / Cổng: 80, 8080, 8081</w:t>
             </w:r>
           </w:p>
         </w:tc>
@@ -4412,14 +4471,17 @@
               <w:bottom w:type="dxa" w:w="80"/>
               <w:right w:type="dxa" w:w="120"/>
             </w:tcMar>
-          </w:tcPr>
-          <w:p>
-            <w:pPr>
-              <w:spacing w:before="0" w:after="0"/>
-            </w:pPr>
-            <w:r>
-              <w:rPr>
-                <w:rFonts w:ascii="BIZ UDPGothic" w:cs="BIZ UDPGothic" w:eastAsia="BIZ UDPGothic" w:hAnsi="BIZ UDPGothic"/>
+            <w:vAlign w:val="center"/>
+          </w:tcPr>
+          <w:p>
+            <w:pPr>
+              <w:spacing w:before="0" w:after="0"/>
+            </w:pPr>
+            <w:r>
+              <w:rPr>
+                <w:rFonts w:ascii="BIZ UDPGothic" w:cs="BIZ UDPGothic" w:eastAsia="BIZ UDPGothic" w:hAnsi="BIZ UDPGothic"/>
+                <w:i w:val="false"/>
+                <w:iCs w:val="false"/>
                 <w:color w:val="404040"/>
                 <w:sz w:val="18"/>
                 <w:szCs w:val="18"/>
@@ -4434,6 +4496,8 @@
             <w:r>
               <w:rPr>
                 <w:rFonts w:ascii="BIZ UDPGothic" w:cs="BIZ UDPGothic" w:eastAsia="BIZ UDPGothic" w:hAnsi="BIZ UDPGothic"/>
+                <w:i w:val="false"/>
+                <w:iCs w:val="false"/>
                 <w:color w:val="404040"/>
                 <w:sz w:val="18"/>
                 <w:szCs w:val="18"/>
@@ -4448,6 +4512,8 @@
             <w:r>
               <w:rPr>
                 <w:rFonts w:ascii="BIZ UDPGothic" w:cs="BIZ UDPGothic" w:eastAsia="BIZ UDPGothic" w:hAnsi="BIZ UDPGothic"/>
+                <w:i w:val="false"/>
+                <w:iCs w:val="false"/>
                 <w:color w:val="404040"/>
                 <w:sz w:val="18"/>
                 <w:szCs w:val="18"/>
@@ -4462,9 +4528,43 @@
             <w:r>
               <w:rPr>
                 <w:rFonts w:ascii="BIZ UDPGothic" w:cs="BIZ UDPGothic" w:eastAsia="BIZ UDPGothic" w:hAnsi="BIZ UDPGothic"/>
-                <w:color w:val="404040"/>
-                <w:sz w:val="18"/>
-                <w:szCs w:val="18"/>
+                <w:i/>
+                <w:iCs/>
+                <w:color w:val="888888"/>
+                <w:sz w:val="16"/>
+                <w:szCs w:val="16"/>
+              </w:rPr>
+              <w:t xml:space="preserve">/ Đề xuất phương pháp 2 giai đoạn: giới hạn IP</w:t>
+            </w:r>
+          </w:p>
+          <w:p>
+            <w:pPr>
+              <w:spacing w:before="0" w:after="0"/>
+            </w:pPr>
+            <w:r>
+              <w:rPr>
+                <w:rFonts w:ascii="BIZ UDPGothic" w:cs="BIZ UDPGothic" w:eastAsia="BIZ UDPGothic" w:hAnsi="BIZ UDPGothic"/>
+                <w:i/>
+                <w:iCs/>
+                <w:color w:val="888888"/>
+                <w:sz w:val="16"/>
+                <w:szCs w:val="16"/>
+              </w:rPr>
+              <w:t xml:space="preserve">trước, sau đó chuyển sang internal hóa.</w:t>
+            </w:r>
+          </w:p>
+          <w:p>
+            <w:pPr>
+              <w:spacing w:before="0" w:after="0"/>
+            </w:pPr>
+            <w:r>
+              <w:rPr>
+                <w:rFonts w:ascii="BIZ UDPGothic" w:cs="BIZ UDPGothic" w:eastAsia="BIZ UDPGothic" w:hAnsi="BIZ UDPGothic"/>
+                <w:i/>
+                <w:iCs/>
+                <w:color w:val="888888"/>
+                <w:sz w:val="16"/>
+                <w:szCs w:val="16"/>
               </w:rPr>
               <w:t xml:space="preserve"/>
             </w:r>
@@ -4476,6 +4576,8 @@
             <w:r>
               <w:rPr>
                 <w:rFonts w:ascii="BIZ UDPGothic" w:cs="BIZ UDPGothic" w:eastAsia="BIZ UDPGothic" w:hAnsi="BIZ UDPGothic"/>
+                <w:i w:val="false"/>
+                <w:iCs w:val="false"/>
                 <w:color w:val="404040"/>
                 <w:sz w:val="18"/>
                 <w:szCs w:val="18"/>
@@ -4490,13 +4592,47 @@
             <w:r>
               <w:rPr>
                 <w:rFonts w:ascii="BIZ UDPGothic" w:cs="BIZ UDPGothic" w:eastAsia="BIZ UDPGothic" w:hAnsi="BIZ UDPGothic"/>
-                <w:color w:val="404040"/>
-                <w:sz w:val="18"/>
-                <w:szCs w:val="18"/>
+                <w:i/>
+                <w:iCs/>
+                <w:color w:val="888888"/>
+                <w:sz w:val="16"/>
+                <w:szCs w:val="16"/>
+              </w:rPr>
+              <w:t xml:space="preserve">/ Bước ①: Giới hạn IP (khoảng 30 phút, rủi ro thấp)</w:t>
+            </w:r>
+          </w:p>
+          <w:p>
+            <w:pPr>
+              <w:spacing w:before="0" w:after="0"/>
+            </w:pPr>
+            <w:r>
+              <w:rPr>
+                <w:rFonts w:ascii="BIZ UDPGothic" w:cs="BIZ UDPGothic" w:eastAsia="BIZ UDPGothic" w:hAnsi="BIZ UDPGothic"/>
+                <w:i/>
+                <w:iCs/>
+                <w:color w:val="888888"/>
+                <w:sz w:val="16"/>
+                <w:szCs w:val="16"/>
               </w:rPr>
               <w:t xml:space="preserve">手順②: ALB internal化（約12.5日）</w:t>
             </w:r>
           </w:p>
+          <w:p>
+            <w:pPr>
+              <w:spacing w:before="0" w:after="0"/>
+            </w:pPr>
+            <w:r>
+              <w:rPr>
+                <w:rFonts w:ascii="BIZ UDPGothic" w:cs="BIZ UDPGothic" w:eastAsia="BIZ UDPGothic" w:hAnsi="BIZ UDPGothic"/>
+                <w:i/>
+                <w:iCs/>
+                <w:color w:val="888888"/>
+                <w:sz w:val="16"/>
+                <w:szCs w:val="16"/>
+              </w:rPr>
+              <w:t xml:space="preserve">/ Bước ②: Internal hóa ALB (khoảng 12.5 ngày)</w:t>
+            </w:r>
+          </w:p>
         </w:tc>
         <w:tc>
           <w:tcPr>
@@ -4514,14 +4650,17 @@
               <w:bottom w:type="dxa" w:w="80"/>
               <w:right w:type="dxa" w:w="120"/>
             </w:tcMar>
-          </w:tcPr>
-          <w:p>
-            <w:pPr>
-              <w:spacing w:before="0" w:after="0"/>
-            </w:pPr>
-            <w:r>
-              <w:rPr>
-                <w:rFonts w:ascii="BIZ UDPGothic" w:cs="BIZ UDPGothic" w:eastAsia="BIZ UDPGothic" w:hAnsi="BIZ UDPGothic"/>
+            <w:vAlign w:val="center"/>
+          </w:tcPr>
+          <w:p>
+            <w:pPr>
+              <w:spacing w:before="0" w:after="0"/>
+            </w:pPr>
+            <w:r>
+              <w:rPr>
+                <w:rFonts w:ascii="BIZ UDPGothic" w:cs="BIZ UDPGothic" w:eastAsia="BIZ UDPGothic" w:hAnsi="BIZ UDPGothic"/>
+                <w:i w:val="false"/>
+                <w:iCs w:val="false"/>
                 <w:color w:val="404040"/>
                 <w:sz w:val="18"/>
                 <w:szCs w:val="18"/>
@@ -4536,9 +4675,27 @@
             <w:r>
               <w:rPr>
                 <w:rFonts w:ascii="BIZ UDPGothic" w:cs="BIZ UDPGothic" w:eastAsia="BIZ UDPGothic" w:hAnsi="BIZ UDPGothic"/>
-                <w:color w:val="404040"/>
-                <w:sz w:val="18"/>
-                <w:szCs w:val="18"/>
+                <w:i/>
+                <w:iCs/>
+                <w:color w:val="888888"/>
+                <w:sz w:val="16"/>
+                <w:szCs w:val="16"/>
+              </w:rPr>
+              <w:t xml:space="preserve">/ 【Không áp dụng】</w:t>
+            </w:r>
+          </w:p>
+          <w:p>
+            <w:pPr>
+              <w:spacing w:before="0" w:after="0"/>
+            </w:pPr>
+            <w:r>
+              <w:rPr>
+                <w:rFonts w:ascii="BIZ UDPGothic" w:cs="BIZ UDPGothic" w:eastAsia="BIZ UDPGothic" w:hAnsi="BIZ UDPGothic"/>
+                <w:i/>
+                <w:iCs/>
+                <w:color w:val="888888"/>
+                <w:sz w:val="16"/>
+                <w:szCs w:val="16"/>
               </w:rPr>
               <w:t xml:space="preserve"/>
             </w:r>
@@ -4550,6 +4707,8 @@
             <w:r>
               <w:rPr>
                 <w:rFonts w:ascii="BIZ UDPGothic" w:cs="BIZ UDPGothic" w:eastAsia="BIZ UDPGothic" w:hAnsi="BIZ UDPGothic"/>
+                <w:i w:val="false"/>
+                <w:iCs w:val="false"/>
                 <w:color w:val="404040"/>
                 <w:sz w:val="18"/>
                 <w:szCs w:val="18"/>
@@ -4564,6 +4723,8 @@
             <w:r>
               <w:rPr>
                 <w:rFonts w:ascii="BIZ UDPGothic" w:cs="BIZ UDPGothic" w:eastAsia="BIZ UDPGothic" w:hAnsi="BIZ UDPGothic"/>
+                <w:i w:val="false"/>
+                <w:iCs w:val="false"/>
                 <w:color w:val="404040"/>
                 <w:sz w:val="18"/>
                 <w:szCs w:val="18"/>
@@ -4578,9 +4739,43 @@
             <w:r>
               <w:rPr>
                 <w:rFonts w:ascii="BIZ UDPGothic" w:cs="BIZ UDPGothic" w:eastAsia="BIZ UDPGothic" w:hAnsi="BIZ UDPGothic"/>
-                <w:color w:val="404040"/>
-                <w:sz w:val="18"/>
-                <w:szCs w:val="18"/>
+                <w:i/>
+                <w:iCs/>
+                <w:color w:val="888888"/>
+                <w:sz w:val="16"/>
+                <w:szCs w:val="16"/>
+              </w:rPr>
+              <w:t xml:space="preserve">/ Kasumi đã có thực tế truy cập môi trường STG</w:t>
+            </w:r>
+          </w:p>
+          <w:p>
+            <w:pPr>
+              <w:spacing w:before="0" w:after="0"/>
+            </w:pPr>
+            <w:r>
+              <w:rPr>
+                <w:rFonts w:ascii="BIZ UDPGothic" w:cs="BIZ UDPGothic" w:eastAsia="BIZ UDPGothic" w:hAnsi="BIZ UDPGothic"/>
+                <w:i/>
+                <w:iCs/>
+                <w:color w:val="888888"/>
+                <w:sz w:val="16"/>
+                <w:szCs w:val="16"/>
+              </w:rPr>
+              <w:t xml:space="preserve">qua IPSec VPN (mạng kín).</w:t>
+            </w:r>
+          </w:p>
+          <w:p>
+            <w:pPr>
+              <w:spacing w:before="0" w:after="0"/>
+            </w:pPr>
+            <w:r>
+              <w:rPr>
+                <w:rFonts w:ascii="BIZ UDPGothic" w:cs="BIZ UDPGothic" w:eastAsia="BIZ UDPGothic" w:hAnsi="BIZ UDPGothic"/>
+                <w:i/>
+                <w:iCs/>
+                <w:color w:val="888888"/>
+                <w:sz w:val="16"/>
+                <w:szCs w:val="16"/>
               </w:rPr>
               <w:t xml:space="preserve">（GIFT端末: 10.156.96.214 → STG:10.239.2.193）</w:t>
             </w:r>
@@ -4592,9 +4787,11 @@
             <w:r>
               <w:rPr>
                 <w:rFonts w:ascii="BIZ UDPGothic" w:cs="BIZ UDPGothic" w:eastAsia="BIZ UDPGothic" w:hAnsi="BIZ UDPGothic"/>
-                <w:color w:val="404040"/>
-                <w:sz w:val="18"/>
-                <w:szCs w:val="18"/>
+                <w:i/>
+                <w:iCs/>
+                <w:color w:val="888888"/>
+                <w:sz w:val="16"/>
+                <w:szCs w:val="16"/>
               </w:rPr>
               <w:t xml:space="preserve">（DB接続: 172.21.10.0/24）</w:t>
             </w:r>
@@ -4606,9 +4803,11 @@
             <w:r>
               <w:rPr>
                 <w:rFonts w:ascii="BIZ UDPGothic" w:cs="BIZ UDPGothic" w:eastAsia="BIZ UDPGothic" w:hAnsi="BIZ UDPGothic"/>
-                <w:color w:val="404040"/>
-                <w:sz w:val="18"/>
-                <w:szCs w:val="18"/>
+                <w:i/>
+                <w:iCs/>
+                <w:color w:val="888888"/>
+                <w:sz w:val="16"/>
+                <w:szCs w:val="16"/>
               </w:rPr>
               <w:t xml:space="preserve"/>
             </w:r>
@@ -4620,6 +4819,8 @@
             <w:r>
               <w:rPr>
                 <w:rFonts w:ascii="BIZ UDPGothic" w:cs="BIZ UDPGothic" w:eastAsia="BIZ UDPGothic" w:hAnsi="BIZ UDPGothic"/>
+                <w:i w:val="false"/>
+                <w:iCs w:val="false"/>
                 <w:color w:val="404040"/>
                 <w:sz w:val="18"/>
                 <w:szCs w:val="18"/>
@@ -4634,6 +4835,8 @@
             <w:r>
               <w:rPr>
                 <w:rFonts w:ascii="BIZ UDPGothic" w:cs="BIZ UDPGothic" w:eastAsia="BIZ UDPGothic" w:hAnsi="BIZ UDPGothic"/>
+                <w:i w:val="false"/>
+                <w:iCs w:val="false"/>
                 <w:color w:val="404040"/>
                 <w:sz w:val="18"/>
                 <w:szCs w:val="18"/>
@@ -4648,6 +4851,8 @@
             <w:r>
               <w:rPr>
                 <w:rFonts w:ascii="BIZ UDPGothic" w:cs="BIZ UDPGothic" w:eastAsia="BIZ UDPGothic" w:hAnsi="BIZ UDPGothic"/>
+                <w:i w:val="false"/>
+                <w:iCs w:val="false"/>
                 <w:color w:val="404040"/>
                 <w:sz w:val="18"/>
                 <w:szCs w:val="18"/>
@@ -4662,9 +4867,59 @@
             <w:r>
               <w:rPr>
                 <w:rFonts w:ascii="BIZ UDPGothic" w:cs="BIZ UDPGothic" w:eastAsia="BIZ UDPGothic" w:hAnsi="BIZ UDPGothic"/>
-                <w:color w:val="404040"/>
-                <w:sz w:val="18"/>
-                <w:szCs w:val="18"/>
+                <w:i/>
+                <w:iCs/>
+                <w:color w:val="888888"/>
+                <w:sz w:val="16"/>
+                <w:szCs w:val="16"/>
+              </w:rPr>
+              <w:t xml:space="preserve">/ Hạ tầng mạng riêng đã hoạt động nên không cần</w:t>
+            </w:r>
+          </w:p>
+          <w:p>
+            <w:pPr>
+              <w:spacing w:before="0" w:after="0"/>
+            </w:pPr>
+            <w:r>
+              <w:rPr>
+                <w:rFonts w:ascii="BIZ UDPGothic" w:cs="BIZ UDPGothic" w:eastAsia="BIZ UDPGothic" w:hAnsi="BIZ UDPGothic"/>
+                <w:i/>
+                <w:iCs/>
+                <w:color w:val="888888"/>
+                <w:sz w:val="16"/>
+                <w:szCs w:val="16"/>
+              </w:rPr>
+              <w:t xml:space="preserve">bước tạm thời giới hạn IP. Thực hiện internal hóa</w:t>
+            </w:r>
+          </w:p>
+          <w:p>
+            <w:pPr>
+              <w:spacing w:before="0" w:after="0"/>
+            </w:pPr>
+            <w:r>
+              <w:rPr>
+                <w:rFonts w:ascii="BIZ UDPGothic" w:cs="BIZ UDPGothic" w:eastAsia="BIZ UDPGothic" w:hAnsi="BIZ UDPGothic"/>
+                <w:i/>
+                <w:iCs/>
+                <w:color w:val="888888"/>
+                <w:sz w:val="16"/>
+                <w:szCs w:val="16"/>
+              </w:rPr>
+              <w:t xml:space="preserve">ALB ngay từ đầu.</w:t>
+            </w:r>
+          </w:p>
+          <w:p>
+            <w:pPr>
+              <w:spacing w:before="0" w:after="0"/>
+            </w:pPr>
+            <w:r>
+              <w:rPr>
+                <w:rFonts w:ascii="BIZ UDPGothic" w:cs="BIZ UDPGothic" w:eastAsia="BIZ UDPGothic" w:hAnsi="BIZ UDPGothic"/>
+                <w:i/>
+                <w:iCs/>
+                <w:color w:val="888888"/>
+                <w:sz w:val="16"/>
+                <w:szCs w:val="16"/>
               </w:rPr>
               <w:t xml:space="preserve"/>
             </w:r>
@@ -4676,6 +4931,8 @@
             <w:r>
               <w:rPr>
                 <w:rFonts w:ascii="BIZ UDPGothic" w:cs="BIZ UDPGothic" w:eastAsia="BIZ UDPGothic" w:hAnsi="BIZ UDPGothic"/>
+                <w:i w:val="false"/>
+                <w:iCs w:val="false"/>
                 <w:color w:val="404040"/>
                 <w:sz w:val="18"/>
                 <w:szCs w:val="18"/>
@@ -4690,6 +4947,8 @@
             <w:r>
               <w:rPr>
                 <w:rFonts w:ascii="BIZ UDPGothic" w:cs="BIZ UDPGothic" w:eastAsia="BIZ UDPGothic" w:hAnsi="BIZ UDPGothic"/>
+                <w:i w:val="false"/>
+                <w:iCs w:val="false"/>
                 <w:color w:val="404040"/>
                 <w:sz w:val="18"/>
                 <w:szCs w:val="18"/>
@@ -4704,11 +4963,61 @@
             <w:r>
               <w:rPr>
                 <w:rFonts w:ascii="BIZ UDPGothic" w:cs="BIZ UDPGothic" w:eastAsia="BIZ UDPGothic" w:hAnsi="BIZ UDPGothic"/>
+                <w:i w:val="false"/>
+                <w:iCs w:val="false"/>
                 <w:color w:val="404040"/>
                 <w:sz w:val="18"/>
                 <w:szCs w:val="18"/>
               </w:rPr>
               <w:t xml:space="preserve">での疎通確認テストを追加する（総合テスト参照）。</w:t>
+            </w:r>
+          </w:p>
+          <w:p>
+            <w:pPr>
+              <w:spacing w:before="0" w:after="0"/>
+            </w:pPr>
+            <w:r>
+              <w:rPr>
+                <w:rFonts w:ascii="BIZ UDPGothic" w:cs="BIZ UDPGothic" w:eastAsia="BIZ UDPGothic" w:hAnsi="BIZ UDPGothic"/>
+                <w:i/>
+                <w:iCs/>
+                <w:color w:val="888888"/>
+                <w:sz w:val="16"/>
+                <w:szCs w:val="16"/>
+              </w:rPr>
+              <w:t xml:space="preserve">/ Thêm kiểm thử xác nhận kết nối từ thiết bị VPN</w:t>
+            </w:r>
+          </w:p>
+          <w:p>
+            <w:pPr>
+              <w:spacing w:before="0" w:after="0"/>
+            </w:pPr>
+            <w:r>
+              <w:rPr>
+                <w:rFonts w:ascii="BIZ UDPGothic" w:cs="BIZ UDPGothic" w:eastAsia="BIZ UDPGothic" w:hAnsi="BIZ UDPGothic"/>
+                <w:i/>
+                <w:iCs/>
+                <w:color w:val="888888"/>
+                <w:sz w:val="16"/>
+                <w:szCs w:val="16"/>
+              </w:rPr>
+              <w:t xml:space="preserve">Luvina (qua mạng khách hàng) và phía khách hàng</w:t>
+            </w:r>
+          </w:p>
+          <w:p>
+            <w:pPr>
+              <w:spacing w:before="0" w:after="0"/>
+            </w:pPr>
+            <w:r>
+              <w:rPr>
+                <w:rFonts w:ascii="BIZ UDPGothic" w:cs="BIZ UDPGothic" w:eastAsia="BIZ UDPGothic" w:hAnsi="BIZ UDPGothic"/>
+                <w:i/>
+                <w:iCs/>
+                <w:color w:val="888888"/>
+                <w:sz w:val="16"/>
+                <w:szCs w:val="16"/>
+              </w:rPr>
+              <w:t xml:space="preserve">sau khi internal hóa (xem Spec kiểm thử tổng hợp).</w:t>
             </w:r>
           </w:p>
         </w:tc>
@@ -4768,14 +5077,17 @@
               <w:bottom w:type="dxa" w:w="80"/>
               <w:right w:type="dxa" w:w="120"/>
             </w:tcMar>
-          </w:tcPr>
-          <w:p>
-            <w:pPr>
-              <w:spacing w:before="0" w:after="0"/>
-            </w:pPr>
-            <w:r>
-              <w:rPr>
-                <w:rFonts w:ascii="BIZ UDPGothic" w:cs="BIZ UDPGothic" w:eastAsia="BIZ UDPGothic" w:hAnsi="BIZ UDPGothic"/>
+            <w:vAlign w:val="center"/>
+          </w:tcPr>
+          <w:p>
+            <w:pPr>
+              <w:spacing w:before="0" w:after="0"/>
+            </w:pPr>
+            <w:r>
+              <w:rPr>
+                <w:rFonts w:ascii="BIZ UDPGothic" w:cs="BIZ UDPGothic" w:eastAsia="BIZ UDPGothic" w:hAnsi="BIZ UDPGothic"/>
+                <w:i w:val="false"/>
+                <w:iCs w:val="false"/>
                 <w:color w:val="404040"/>
                 <w:sz w:val="18"/>
                 <w:szCs w:val="18"/>
@@ -4790,6 +5102,8 @@
             <w:r>
               <w:rPr>
                 <w:rFonts w:ascii="BIZ UDPGothic" w:cs="BIZ UDPGothic" w:eastAsia="BIZ UDPGothic" w:hAnsi="BIZ UDPGothic"/>
+                <w:i w:val="false"/>
+                <w:iCs w:val="false"/>
                 <w:color w:val="404040"/>
                 <w:sz w:val="18"/>
                 <w:szCs w:val="18"/>
@@ -4804,6 +5118,8 @@
             <w:r>
               <w:rPr>
                 <w:rFonts w:ascii="BIZ UDPGothic" w:cs="BIZ UDPGothic" w:eastAsia="BIZ UDPGothic" w:hAnsi="BIZ UDPGothic"/>
+                <w:i w:val="false"/>
+                <w:iCs w:val="false"/>
                 <w:color w:val="404040"/>
                 <w:sz w:val="18"/>
                 <w:szCs w:val="18"/>
@@ -4818,6 +5134,8 @@
             <w:r>
               <w:rPr>
                 <w:rFonts w:ascii="BIZ UDPGothic" w:cs="BIZ UDPGothic" w:eastAsia="BIZ UDPGothic" w:hAnsi="BIZ UDPGothic"/>
+                <w:i w:val="false"/>
+                <w:iCs w:val="false"/>
                 <w:color w:val="404040"/>
                 <w:sz w:val="18"/>
                 <w:szCs w:val="18"/>
@@ -4825,6 +5143,70 @@
               <w:t xml:space="preserve">Internal DNS設定が別途必要。</w:t>
             </w:r>
           </w:p>
+          <w:p>
+            <w:pPr>
+              <w:spacing w:before="0" w:after="0"/>
+            </w:pPr>
+            <w:r>
+              <w:rPr>
+                <w:rFonts w:ascii="BIZ UDPGothic" w:cs="BIZ UDPGothic" w:eastAsia="BIZ UDPGothic" w:hAnsi="BIZ UDPGothic"/>
+                <w:i/>
+                <w:iCs/>
+                <w:color w:val="888888"/>
+                <w:sz w:val="16"/>
+                <w:szCs w:val="16"/>
+              </w:rPr>
+              <w:t xml:space="preserve">/ 【Xóa rule mở toàn bộ SG web-be】</w:t>
+            </w:r>
+          </w:p>
+          <w:p>
+            <w:pPr>
+              <w:spacing w:before="0" w:after="0"/>
+            </w:pPr>
+            <w:r>
+              <w:rPr>
+                <w:rFonts w:ascii="BIZ UDPGothic" w:cs="BIZ UDPGothic" w:eastAsia="BIZ UDPGothic" w:hAnsi="BIZ UDPGothic"/>
+                <w:i/>
+                <w:iCs/>
+                <w:color w:val="888888"/>
+                <w:sz w:val="16"/>
+                <w:szCs w:val="16"/>
+              </w:rPr>
+              <w:t xml:space="preserve">Cần xác nhận trước khách hàng có sử dụng Web UI</w:t>
+            </w:r>
+          </w:p>
+          <w:p>
+            <w:pPr>
+              <w:spacing w:before="0" w:after="0"/>
+            </w:pPr>
+            <w:r>
+              <w:rPr>
+                <w:rFonts w:ascii="BIZ UDPGothic" w:cs="BIZ UDPGothic" w:eastAsia="BIZ UDPGothic" w:hAnsi="BIZ UDPGothic"/>
+                <w:i/>
+                <w:iCs/>
+                <w:color w:val="888888"/>
+                <w:sz w:val="16"/>
+                <w:szCs w:val="16"/>
+              </w:rPr>
+              <w:t xml:space="preserve">của STG không. Nếu có, cần thiết lập NAT và</w:t>
+            </w:r>
+          </w:p>
+          <w:p>
+            <w:pPr>
+              <w:spacing w:before="0" w:after="0"/>
+            </w:pPr>
+            <w:r>
+              <w:rPr>
+                <w:rFonts w:ascii="BIZ UDPGothic" w:cs="BIZ UDPGothic" w:eastAsia="BIZ UDPGothic" w:hAnsi="BIZ UDPGothic"/>
+                <w:i/>
+                <w:iCs/>
+                <w:color w:val="888888"/>
+                <w:sz w:val="16"/>
+                <w:szCs w:val="16"/>
+              </w:rPr>
+              <w:t xml:space="preserve">Internal DNS phía khách hàng.</w:t>
+            </w:r>
+          </w:p>
         </w:tc>
         <w:tc>
           <w:tcPr>
@@ -4842,14 +5224,17 @@
               <w:bottom w:type="dxa" w:w="80"/>
               <w:right w:type="dxa" w:w="120"/>
             </w:tcMar>
-          </w:tcPr>
-          <w:p>
-            <w:pPr>
-              <w:spacing w:before="0" w:after="0"/>
-            </w:pPr>
-            <w:r>
-              <w:rPr>
-                <w:rFonts w:ascii="BIZ UDPGothic" w:cs="BIZ UDPGothic" w:eastAsia="BIZ UDPGothic" w:hAnsi="BIZ UDPGothic"/>
+            <w:vAlign w:val="center"/>
+          </w:tcPr>
+          <w:p>
+            <w:pPr>
+              <w:spacing w:before="0" w:after="0"/>
+            </w:pPr>
+            <w:r>
+              <w:rPr>
+                <w:rFonts w:ascii="BIZ UDPGothic" w:cs="BIZ UDPGothic" w:eastAsia="BIZ UDPGothic" w:hAnsi="BIZ UDPGothic"/>
+                <w:i w:val="false"/>
+                <w:iCs w:val="false"/>
                 <w:color w:val="404040"/>
                 <w:sz w:val="18"/>
                 <w:szCs w:val="18"/>
@@ -4864,9 +5249,27 @@
             <w:r>
               <w:rPr>
                 <w:rFonts w:ascii="BIZ UDPGothic" w:cs="BIZ UDPGothic" w:eastAsia="BIZ UDPGothic" w:hAnsi="BIZ UDPGothic"/>
-                <w:color w:val="404040"/>
-                <w:sz w:val="18"/>
-                <w:szCs w:val="18"/>
+                <w:i/>
+                <w:iCs/>
+                <w:color w:val="888888"/>
+                <w:sz w:val="16"/>
+                <w:szCs w:val="16"/>
+              </w:rPr>
+              <w:t xml:space="preserve">/ 【Tiền đề góp ý không chính xác】</w:t>
+            </w:r>
+          </w:p>
+          <w:p>
+            <w:pPr>
+              <w:spacing w:before="0" w:after="0"/>
+            </w:pPr>
+            <w:r>
+              <w:rPr>
+                <w:rFonts w:ascii="BIZ UDPGothic" w:cs="BIZ UDPGothic" w:eastAsia="BIZ UDPGothic" w:hAnsi="BIZ UDPGothic"/>
+                <w:i/>
+                <w:iCs/>
+                <w:color w:val="888888"/>
+                <w:sz w:val="16"/>
+                <w:szCs w:val="16"/>
               </w:rPr>
               <w:t xml:space="preserve"/>
             </w:r>
@@ -4878,6 +5281,8 @@
             <w:r>
               <w:rPr>
                 <w:rFonts w:ascii="BIZ UDPGothic" w:cs="BIZ UDPGothic" w:eastAsia="BIZ UDPGothic" w:hAnsi="BIZ UDPGothic"/>
+                <w:i w:val="false"/>
+                <w:iCs w:val="false"/>
                 <w:color w:val="404040"/>
                 <w:sz w:val="18"/>
                 <w:szCs w:val="18"/>
@@ -4892,6 +5297,8 @@
             <w:r>
               <w:rPr>
                 <w:rFonts w:ascii="BIZ UDPGothic" w:cs="BIZ UDPGothic" w:eastAsia="BIZ UDPGothic" w:hAnsi="BIZ UDPGothic"/>
+                <w:i w:val="false"/>
+                <w:iCs w:val="false"/>
                 <w:color w:val="404040"/>
                 <w:sz w:val="18"/>
                 <w:szCs w:val="18"/>
@@ -4906,6 +5313,8 @@
             <w:r>
               <w:rPr>
                 <w:rFonts w:ascii="BIZ UDPGothic" w:cs="BIZ UDPGothic" w:eastAsia="BIZ UDPGothic" w:hAnsi="BIZ UDPGothic"/>
+                <w:i w:val="false"/>
+                <w:iCs w:val="false"/>
                 <w:color w:val="404040"/>
                 <w:sz w:val="18"/>
                 <w:szCs w:val="18"/>
@@ -4920,9 +5329,59 @@
             <w:r>
               <w:rPr>
                 <w:rFonts w:ascii="BIZ UDPGothic" w:cs="BIZ UDPGothic" w:eastAsia="BIZ UDPGothic" w:hAnsi="BIZ UDPGothic"/>
-                <w:color w:val="404040"/>
-                <w:sz w:val="18"/>
-                <w:szCs w:val="18"/>
+                <w:i/>
+                <w:iCs/>
+                <w:color w:val="888888"/>
+                <w:sz w:val="16"/>
+                <w:szCs w:val="16"/>
+              </w:rPr>
+              <w:t xml:space="preserve">/ Việc kiểm thử trên STG trước khi release bản</w:t>
+            </w:r>
+          </w:p>
+          <w:p>
+            <w:pPr>
+              <w:spacing w:before="0" w:after="0"/>
+            </w:pPr>
+            <w:r>
+              <w:rPr>
+                <w:rFonts w:ascii="BIZ UDPGothic" w:cs="BIZ UDPGothic" w:eastAsia="BIZ UDPGothic" w:hAnsi="BIZ UDPGothic"/>
+                <w:i/>
+                <w:iCs/>
+                <w:color w:val="888888"/>
+                <w:sz w:val="16"/>
+                <w:szCs w:val="16"/>
+              </w:rPr>
+              <w:t xml:space="preserve">production là đương nhiên, không cần xác nhận</w:t>
+            </w:r>
+          </w:p>
+          <w:p>
+            <w:pPr>
+              <w:spacing w:before="0" w:after="0"/>
+            </w:pPr>
+            <w:r>
+              <w:rPr>
+                <w:rFonts w:ascii="BIZ UDPGothic" w:cs="BIZ UDPGothic" w:eastAsia="BIZ UDPGothic" w:hAnsi="BIZ UDPGothic"/>
+                <w:i/>
+                <w:iCs/>
+                <w:color w:val="888888"/>
+                <w:sz w:val="16"/>
+                <w:szCs w:val="16"/>
+              </w:rPr>
+              <w:t xml:space="preserve">"có sử dụng STG hay không".</w:t>
+            </w:r>
+          </w:p>
+          <w:p>
+            <w:pPr>
+              <w:spacing w:before="0" w:after="0"/>
+            </w:pPr>
+            <w:r>
+              <w:rPr>
+                <w:rFonts w:ascii="BIZ UDPGothic" w:cs="BIZ UDPGothic" w:eastAsia="BIZ UDPGothic" w:hAnsi="BIZ UDPGothic"/>
+                <w:i/>
+                <w:iCs/>
+                <w:color w:val="888888"/>
+                <w:sz w:val="16"/>
+                <w:szCs w:val="16"/>
               </w:rPr>
               <w:t xml:space="preserve"/>
             </w:r>
@@ -4934,6 +5393,8 @@
             <w:r>
               <w:rPr>
                 <w:rFonts w:ascii="BIZ UDPGothic" w:cs="BIZ UDPGothic" w:eastAsia="BIZ UDPGothic" w:hAnsi="BIZ UDPGothic"/>
+                <w:i w:val="false"/>
+                <w:iCs w:val="false"/>
                 <w:color w:val="404040"/>
                 <w:sz w:val="18"/>
                 <w:szCs w:val="18"/>
@@ -4948,6 +5409,8 @@
             <w:r>
               <w:rPr>
                 <w:rFonts w:ascii="BIZ UDPGothic" w:cs="BIZ UDPGothic" w:eastAsia="BIZ UDPGothic" w:hAnsi="BIZ UDPGothic"/>
+                <w:i w:val="false"/>
+                <w:iCs w:val="false"/>
                 <w:color w:val="404040"/>
                 <w:sz w:val="18"/>
                 <w:szCs w:val="18"/>
@@ -4962,6 +5425,8 @@
             <w:r>
               <w:rPr>
                 <w:rFonts w:ascii="BIZ UDPGothic" w:cs="BIZ UDPGothic" w:eastAsia="BIZ UDPGothic" w:hAnsi="BIZ UDPGothic"/>
+                <w:i w:val="false"/>
+                <w:iCs w:val="false"/>
                 <w:color w:val="404040"/>
                 <w:sz w:val="18"/>
                 <w:szCs w:val="18"/>
@@ -4976,6 +5441,8 @@
             <w:r>
               <w:rPr>
                 <w:rFonts w:ascii="BIZ UDPGothic" w:cs="BIZ UDPGothic" w:eastAsia="BIZ UDPGothic" w:hAnsi="BIZ UDPGothic"/>
+                <w:i w:val="false"/>
+                <w:iCs w:val="false"/>
                 <w:color w:val="404040"/>
                 <w:sz w:val="18"/>
                 <w:szCs w:val="18"/>
@@ -4990,9 +5457,59 @@
             <w:r>
               <w:rPr>
                 <w:rFonts w:ascii="BIZ UDPGothic" w:cs="BIZ UDPGothic" w:eastAsia="BIZ UDPGothic" w:hAnsi="BIZ UDPGothic"/>
-                <w:color w:val="404040"/>
-                <w:sz w:val="18"/>
-                <w:szCs w:val="18"/>
+                <w:i/>
+                <w:iCs/>
+                <w:color w:val="888888"/>
+                <w:sz w:val="16"/>
+                <w:szCs w:val="16"/>
+              </w:rPr>
+              <w:t xml:space="preserve">/ Kasumi đã truy cập STG qua mạng kín (IPSec VPN),</w:t>
+            </w:r>
+          </w:p>
+          <w:p>
+            <w:pPr>
+              <w:spacing w:before="0" w:after="0"/>
+            </w:pPr>
+            <w:r>
+              <w:rPr>
+                <w:rFonts w:ascii="BIZ UDPGothic" w:cs="BIZ UDPGothic" w:eastAsia="BIZ UDPGothic" w:hAnsi="BIZ UDPGothic"/>
+                <w:i/>
+                <w:iCs/>
+                <w:color w:val="888888"/>
+                <w:sz w:val="16"/>
+                <w:szCs w:val="16"/>
+              </w:rPr>
+              <w:t xml:space="preserve">sau khi internal hóa ALB vẫn có thể routing đến</w:t>
+            </w:r>
+          </w:p>
+          <w:p>
+            <w:pPr>
+              <w:spacing w:before="0" w:after="0"/>
+            </w:pPr>
+            <w:r>
+              <w:rPr>
+                <w:rFonts w:ascii="BIZ UDPGothic" w:cs="BIZ UDPGothic" w:eastAsia="BIZ UDPGothic" w:hAnsi="BIZ UDPGothic"/>
+                <w:i/>
+                <w:iCs/>
+                <w:color w:val="888888"/>
+                <w:sz w:val="16"/>
+                <w:szCs w:val="16"/>
+              </w:rPr>
+              <w:t xml:space="preserve">ALB trong private subnet (10.238.0.0/16).</w:t>
+            </w:r>
+          </w:p>
+          <w:p>
+            <w:pPr>
+              <w:spacing w:before="0" w:after="0"/>
+            </w:pPr>
+            <w:r>
+              <w:rPr>
+                <w:rFonts w:ascii="BIZ UDPGothic" w:cs="BIZ UDPGothic" w:eastAsia="BIZ UDPGothic" w:hAnsi="BIZ UDPGothic"/>
+                <w:i/>
+                <w:iCs/>
+                <w:color w:val="888888"/>
+                <w:sz w:val="16"/>
+                <w:szCs w:val="16"/>
               </w:rPr>
               <w:t xml:space="preserve"/>
             </w:r>
@@ -5004,6 +5521,8 @@
             <w:r>
               <w:rPr>
                 <w:rFonts w:ascii="BIZ UDPGothic" w:cs="BIZ UDPGothic" w:eastAsia="BIZ UDPGothic" w:hAnsi="BIZ UDPGothic"/>
+                <w:i w:val="false"/>
+                <w:iCs w:val="false"/>
                 <w:color w:val="404040"/>
                 <w:sz w:val="18"/>
                 <w:szCs w:val="18"/>
@@ -5018,6 +5537,8 @@
             <w:r>
               <w:rPr>
                 <w:rFonts w:ascii="BIZ UDPGothic" w:cs="BIZ UDPGothic" w:eastAsia="BIZ UDPGothic" w:hAnsi="BIZ UDPGothic"/>
+                <w:i w:val="false"/>
+                <w:iCs w:val="false"/>
                 <w:color w:val="404040"/>
                 <w:sz w:val="18"/>
                 <w:szCs w:val="18"/>
@@ -5032,6 +5553,8 @@
             <w:r>
               <w:rPr>
                 <w:rFonts w:ascii="BIZ UDPGothic" w:cs="BIZ UDPGothic" w:eastAsia="BIZ UDPGothic" w:hAnsi="BIZ UDPGothic"/>
+                <w:i w:val="false"/>
+                <w:iCs w:val="false"/>
                 <w:color w:val="404040"/>
                 <w:sz w:val="18"/>
                 <w:szCs w:val="18"/>
@@ -5046,11 +5569,77 @@
             <w:r>
               <w:rPr>
                 <w:rFonts w:ascii="BIZ UDPGothic" w:cs="BIZ UDPGothic" w:eastAsia="BIZ UDPGothic" w:hAnsi="BIZ UDPGothic"/>
+                <w:i w:val="false"/>
+                <w:iCs w:val="false"/>
                 <w:color w:val="404040"/>
                 <w:sz w:val="18"/>
                 <w:szCs w:val="18"/>
               </w:rPr>
               <w:t xml:space="preserve">必要に応じて追加のDNS設定等を対応する。</w:t>
+            </w:r>
+          </w:p>
+          <w:p>
+            <w:pPr>
+              <w:spacing w:before="0" w:after="0"/>
+            </w:pPr>
+            <w:r>
+              <w:rPr>
+                <w:rFonts w:ascii="BIZ UDPGothic" w:cs="BIZ UDPGothic" w:eastAsia="BIZ UDPGothic" w:hAnsi="BIZ UDPGothic"/>
+                <w:i/>
+                <w:iCs/>
+                <w:color w:val="888888"/>
+                <w:sz w:val="16"/>
+                <w:szCs w:val="16"/>
+              </w:rPr>
+              <w:t xml:space="preserve">/ Thực hiện xác minh trước bằng thiết bị VPN Luvina</w:t>
+            </w:r>
+          </w:p>
+          <w:p>
+            <w:pPr>
+              <w:spacing w:before="0" w:after="0"/>
+            </w:pPr>
+            <w:r>
+              <w:rPr>
+                <w:rFonts w:ascii="BIZ UDPGothic" w:cs="BIZ UDPGothic" w:eastAsia="BIZ UDPGothic" w:hAnsi="BIZ UDPGothic"/>
+                <w:i/>
+                <w:iCs/>
+                <w:color w:val="888888"/>
+                <w:sz w:val="16"/>
+                <w:szCs w:val="16"/>
+              </w:rPr>
+              <w:t xml:space="preserve">xem có thể truy cập ALB private IP qua mạng kín</w:t>
+            </w:r>
+          </w:p>
+          <w:p>
+            <w:pPr>
+              <w:spacing w:before="0" w:after="0"/>
+            </w:pPr>
+            <w:r>
+              <w:rPr>
+                <w:rFonts w:ascii="BIZ UDPGothic" w:cs="BIZ UDPGothic" w:eastAsia="BIZ UDPGothic" w:hAnsi="BIZ UDPGothic"/>
+                <w:i/>
+                <w:iCs/>
+                <w:color w:val="888888"/>
+                <w:sz w:val="16"/>
+                <w:szCs w:val="16"/>
+              </w:rPr>
+              <w:t xml:space="preserve">hay không (xem kiểm thử C-1〜C-3).</w:t>
+            </w:r>
+          </w:p>
+          <w:p>
+            <w:pPr>
+              <w:spacing w:before="0" w:after="0"/>
+            </w:pPr>
+            <w:r>
+              <w:rPr>
+                <w:rFonts w:ascii="BIZ UDPGothic" w:cs="BIZ UDPGothic" w:eastAsia="BIZ UDPGothic" w:hAnsi="BIZ UDPGothic"/>
+                <w:i/>
+                <w:iCs/>
+                <w:color w:val="888888"/>
+                <w:sz w:val="16"/>
+                <w:szCs w:val="16"/>
+              </w:rPr>
+              <w:t xml:space="preserve">Xử lý thêm DNS nếu cần.</w:t>
             </w:r>
           </w:p>
         </w:tc>
@@ -9147,14 +9736,17 @@
               <w:bottom w:type="dxa" w:w="80"/>
               <w:right w:type="dxa" w:w="120"/>
             </w:tcMar>
-          </w:tcPr>
-          <w:p>
-            <w:pPr>
-              <w:spacing w:before="0" w:after="0"/>
-            </w:pPr>
-            <w:r>
-              <w:rPr>
-                <w:rFonts w:ascii="BIZ UDPGothic" w:cs="BIZ UDPGothic" w:eastAsia="BIZ UDPGothic" w:hAnsi="BIZ UDPGothic"/>
+            <w:vAlign w:val="center"/>
+          </w:tcPr>
+          <w:p>
+            <w:pPr>
+              <w:spacing w:before="0" w:after="0"/>
+            </w:pPr>
+            <w:r>
+              <w:rPr>
+                <w:rFonts w:ascii="BIZ UDPGothic" w:cs="BIZ UDPGothic" w:eastAsia="BIZ UDPGothic" w:hAnsi="BIZ UDPGothic"/>
+                <w:i w:val="false"/>
+                <w:iCs w:val="false"/>
                 <w:color w:val="404040"/>
                 <w:sz w:val="18"/>
                 <w:szCs w:val="18"/>
@@ -9169,9 +9761,27 @@
             <w:r>
               <w:rPr>
                 <w:rFonts w:ascii="BIZ UDPGothic" w:cs="BIZ UDPGothic" w:eastAsia="BIZ UDPGothic" w:hAnsi="BIZ UDPGothic"/>
-                <w:color w:val="404040"/>
-                <w:sz w:val="18"/>
-                <w:szCs w:val="18"/>
+                <w:i/>
+                <w:iCs/>
+                <w:color w:val="888888"/>
+                <w:sz w:val="16"/>
+                <w:szCs w:val="16"/>
+              </w:rPr>
+              <w:t xml:space="preserve">/ Đưa ALB về internet-facing / Thêm lại rule SG</w:t>
+            </w:r>
+          </w:p>
+          <w:p>
+            <w:pPr>
+              <w:spacing w:before="0" w:after="0"/>
+            </w:pPr>
+            <w:r>
+              <w:rPr>
+                <w:rFonts w:ascii="BIZ UDPGothic" w:cs="BIZ UDPGothic" w:eastAsia="BIZ UDPGothic" w:hAnsi="BIZ UDPGothic"/>
+                <w:i/>
+                <w:iCs/>
+                <w:color w:val="888888"/>
+                <w:sz w:val="16"/>
+                <w:szCs w:val="16"/>
               </w:rPr>
               <w:t xml:space="preserve">aws elbv2 set-scheme で internet-facing に変更</w:t>
             </w:r>
@@ -9183,9 +9793,11 @@
             <w:r>
               <w:rPr>
                 <w:rFonts w:ascii="BIZ UDPGothic" w:cs="BIZ UDPGothic" w:eastAsia="BIZ UDPGothic" w:hAnsi="BIZ UDPGothic"/>
-                <w:color w:val="404040"/>
-                <w:sz w:val="18"/>
-                <w:szCs w:val="18"/>
+                <w:i/>
+                <w:iCs/>
+                <w:color w:val="888888"/>
+                <w:sz w:val="16"/>
+                <w:szCs w:val="16"/>
               </w:rPr>
               <w:t xml:space="preserve">aws ec2 authorize-security-group-ingress でルール再追加</w:t>
             </w:r>
@@ -9307,14 +9919,17 @@
               <w:bottom w:type="dxa" w:w="80"/>
               <w:right w:type="dxa" w:w="120"/>
             </w:tcMar>
-          </w:tcPr>
-          <w:p>
-            <w:pPr>
-              <w:spacing w:before="0" w:after="0"/>
-            </w:pPr>
-            <w:r>
-              <w:rPr>
-                <w:rFonts w:ascii="BIZ UDPGothic" w:cs="BIZ UDPGothic" w:eastAsia="BIZ UDPGothic" w:hAnsi="BIZ UDPGothic"/>
+            <w:vAlign w:val="center"/>
+          </w:tcPr>
+          <w:p>
+            <w:pPr>
+              <w:spacing w:before="0" w:after="0"/>
+            </w:pPr>
+            <w:r>
+              <w:rPr>
+                <w:rFonts w:ascii="BIZ UDPGothic" w:cs="BIZ UDPGothic" w:eastAsia="BIZ UDPGothic" w:hAnsi="BIZ UDPGothic"/>
+                <w:i w:val="false"/>
+                <w:iCs w:val="false"/>
                 <w:color w:val="404040"/>
                 <w:sz w:val="18"/>
                 <w:szCs w:val="18"/>
@@ -9329,9 +9944,27 @@
             <w:r>
               <w:rPr>
                 <w:rFonts w:ascii="BIZ UDPGothic" w:cs="BIZ UDPGothic" w:eastAsia="BIZ UDPGothic" w:hAnsi="BIZ UDPGothic"/>
-                <w:color w:val="404040"/>
-                <w:sz w:val="18"/>
-                <w:szCs w:val="18"/>
+                <w:i/>
+                <w:iCs/>
+                <w:color w:val="888888"/>
+                <w:sz w:val="16"/>
+                <w:szCs w:val="16"/>
+              </w:rPr>
+              <w:t xml:space="preserve">/ Ghi lại scheme ALB và rule SG trước khi thay đổi</w:t>
+            </w:r>
+          </w:p>
+          <w:p>
+            <w:pPr>
+              <w:spacing w:before="0" w:after="0"/>
+            </w:pPr>
+            <w:r>
+              <w:rPr>
+                <w:rFonts w:ascii="BIZ UDPGothic" w:cs="BIZ UDPGothic" w:eastAsia="BIZ UDPGothic" w:hAnsi="BIZ UDPGothic"/>
+                <w:i/>
+                <w:iCs/>
+                <w:color w:val="888888"/>
+                <w:sz w:val="16"/>
+                <w:szCs w:val="16"/>
               </w:rPr>
               <w:t xml:space="preserve">aws elbv2 describe-load-balancers</w:t>
             </w:r>
@@ -9343,9 +9976,11 @@
             <w:r>
               <w:rPr>
                 <w:rFonts w:ascii="BIZ UDPGothic" w:cs="BIZ UDPGothic" w:eastAsia="BIZ UDPGothic" w:hAnsi="BIZ UDPGothic"/>
-                <w:color w:val="404040"/>
-                <w:sz w:val="18"/>
-                <w:szCs w:val="18"/>
+                <w:i/>
+                <w:iCs/>
+                <w:color w:val="888888"/>
+                <w:sz w:val="16"/>
+                <w:szCs w:val="16"/>
               </w:rPr>
               <w:t xml:space="preserve">aws ec2 describe-security-groups</w:t>
             </w:r>
@@ -9467,14 +10102,17 @@
               <w:bottom w:type="dxa" w:w="80"/>
               <w:right w:type="dxa" w:w="120"/>
             </w:tcMar>
-          </w:tcPr>
-          <w:p>
-            <w:pPr>
-              <w:spacing w:before="0" w:after="0"/>
-            </w:pPr>
-            <w:r>
-              <w:rPr>
-                <w:rFonts w:ascii="BIZ UDPGothic" w:cs="BIZ UDPGothic" w:eastAsia="BIZ UDPGothic" w:hAnsi="BIZ UDPGothic"/>
+            <w:vAlign w:val="center"/>
+          </w:tcPr>
+          <w:p>
+            <w:pPr>
+              <w:spacing w:before="0" w:after="0"/>
+            </w:pPr>
+            <w:r>
+              <w:rPr>
+                <w:rFonts w:ascii="BIZ UDPGothic" w:cs="BIZ UDPGothic" w:eastAsia="BIZ UDPGothic" w:hAnsi="BIZ UDPGothic"/>
+                <w:i w:val="false"/>
+                <w:iCs w:val="false"/>
                 <w:color w:val="404040"/>
                 <w:sz w:val="18"/>
                 <w:szCs w:val="18"/>
@@ -9489,11 +10127,45 @@
             <w:r>
               <w:rPr>
                 <w:rFonts w:ascii="BIZ UDPGothic" w:cs="BIZ UDPGothic" w:eastAsia="BIZ UDPGothic" w:hAnsi="BIZ UDPGothic"/>
-                <w:color w:val="404040"/>
-                <w:sz w:val="18"/>
-                <w:szCs w:val="18"/>
+                <w:i/>
+                <w:iCs/>
+                <w:color w:val="888888"/>
+                <w:sz w:val="16"/>
+                <w:szCs w:val="16"/>
+              </w:rPr>
+              <w:t xml:space="preserve">/ Xác nhận truy cập CloudShell tài khoản STG (750735758916)</w:t>
+            </w:r>
+          </w:p>
+          <w:p>
+            <w:pPr>
+              <w:spacing w:before="0" w:after="0"/>
+            </w:pPr>
+            <w:r>
+              <w:rPr>
+                <w:rFonts w:ascii="BIZ UDPGothic" w:cs="BIZ UDPGothic" w:eastAsia="BIZ UDPGothic" w:hAnsi="BIZ UDPGothic"/>
+                <w:i/>
+                <w:iCs/>
+                <w:color w:val="888888"/>
+                <w:sz w:val="16"/>
+                <w:szCs w:val="16"/>
               </w:rPr>
               <w:t xml:space="preserve">ALB ARN確認 / SG ID確認</w:t>
+            </w:r>
+          </w:p>
+          <w:p>
+            <w:pPr>
+              <w:spacing w:before="0" w:after="0"/>
+            </w:pPr>
+            <w:r>
+              <w:rPr>
+                <w:rFonts w:ascii="BIZ UDPGothic" w:cs="BIZ UDPGothic" w:eastAsia="BIZ UDPGothic" w:hAnsi="BIZ UDPGothic"/>
+                <w:i/>
+                <w:iCs/>
+                <w:color w:val="888888"/>
+                <w:sz w:val="16"/>
+                <w:szCs w:val="16"/>
+              </w:rPr>
+              <w:t xml:space="preserve">/ Xác nhận ALB ARN / SG ID</w:t>
             </w:r>
           </w:p>
         </w:tc>
@@ -9613,103 +10285,134 @@
               <w:bottom w:type="dxa" w:w="80"/>
               <w:right w:type="dxa" w:w="120"/>
             </w:tcMar>
-          </w:tcPr>
-          <w:p>
-            <w:pPr>
-              <w:spacing w:before="0" w:after="0"/>
-            </w:pPr>
-            <w:r>
-              <w:rPr>
-                <w:rFonts w:ascii="BIZ UDPGothic" w:cs="BIZ UDPGothic" w:eastAsia="BIZ UDPGothic" w:hAnsi="BIZ UDPGothic"/>
-                <w:color w:val="404040"/>
-                <w:sz w:val="18"/>
-                <w:szCs w:val="18"/>
-              </w:rPr>
-              <w:t xml:space="preserve">① ALB internal化: 15分</w:t>
-            </w:r>
-          </w:p>
-          <w:p>
-            <w:pPr>
-              <w:spacing w:before="0" w:after="0"/>
-            </w:pPr>
-            <w:r>
-              <w:rPr>
-                <w:rFonts w:ascii="BIZ UDPGothic" w:cs="BIZ UDPGothic" w:eastAsia="BIZ UDPGothic" w:hAnsi="BIZ UDPGothic"/>
-                <w:color w:val="404040"/>
-                <w:sz w:val="18"/>
-                <w:szCs w:val="18"/>
-              </w:rPr>
-              <w:t xml:space="preserve">② SGルール削除: 10分</w:t>
-            </w:r>
-          </w:p>
-          <w:p>
-            <w:pPr>
-              <w:spacing w:before="0" w:after="0"/>
-            </w:pPr>
-            <w:r>
-              <w:rPr>
-                <w:rFonts w:ascii="BIZ UDPGothic" w:cs="BIZ UDPGothic" w:eastAsia="BIZ UDPGothic" w:hAnsi="BIZ UDPGothic"/>
-                <w:color w:val="404040"/>
-                <w:sz w:val="18"/>
-                <w:szCs w:val="18"/>
-              </w:rPr>
-              <w:t xml:space="preserve">③ Luvina側確認（A・B）: 15分</w:t>
-            </w:r>
-          </w:p>
-          <w:p>
-            <w:pPr>
-              <w:spacing w:before="0" w:after="0"/>
-            </w:pPr>
-            <w:r>
-              <w:rPr>
-                <w:rFonts w:ascii="BIZ UDPGothic" w:cs="BIZ UDPGothic" w:eastAsia="BIZ UDPGothic" w:hAnsi="BIZ UDPGothic"/>
-                <w:color w:val="404040"/>
-                <w:sz w:val="18"/>
-                <w:szCs w:val="18"/>
-              </w:rPr>
-              <w:t xml:space="preserve">④ Luvina VPN端末確認（C）: 15分</w:t>
-            </w:r>
-          </w:p>
-          <w:p>
-            <w:pPr>
-              <w:spacing w:before="0" w:after="0"/>
-            </w:pPr>
-            <w:r>
-              <w:rPr>
-                <w:rFonts w:ascii="BIZ UDPGothic" w:cs="BIZ UDPGothic" w:eastAsia="BIZ UDPGothic" w:hAnsi="BIZ UDPGothic"/>
-                <w:color w:val="404040"/>
-                <w:sz w:val="18"/>
-                <w:szCs w:val="18"/>
-              </w:rPr>
-              <w:t xml:space="preserve">⑤ 顧客側確認依頼（D）: 別途調整</w:t>
-            </w:r>
-          </w:p>
-          <w:p>
-            <w:pPr>
-              <w:spacing w:before="0" w:after="0"/>
-            </w:pPr>
-            <w:r>
-              <w:rPr>
-                <w:rFonts w:ascii="BIZ UDPGothic" w:cs="BIZ UDPGothic" w:eastAsia="BIZ UDPGothic" w:hAnsi="BIZ UDPGothic"/>
-                <w:color w:val="404040"/>
-                <w:sz w:val="18"/>
-                <w:szCs w:val="18"/>
-              </w:rPr>
-              <w:t xml:space="preserve">⑥ 既存機能確認（E）: 15分</w:t>
-            </w:r>
-          </w:p>
-          <w:p>
-            <w:pPr>
-              <w:spacing w:before="0" w:after="0"/>
-            </w:pPr>
-            <w:r>
-              <w:rPr>
-                <w:rFonts w:ascii="BIZ UDPGothic" w:cs="BIZ UDPGothic" w:eastAsia="BIZ UDPGothic" w:hAnsi="BIZ UDPGothic"/>
+            <w:vAlign w:val="center"/>
+          </w:tcPr>
+          <w:p>
+            <w:pPr>
+              <w:spacing w:before="0" w:after="0"/>
+            </w:pPr>
+            <w:r>
+              <w:rPr>
+                <w:rFonts w:ascii="BIZ UDPGothic" w:cs="BIZ UDPGothic" w:eastAsia="BIZ UDPGothic" w:hAnsi="BIZ UDPGothic"/>
+                <w:i w:val="false"/>
+                <w:iCs w:val="false"/>
+                <w:color w:val="404040"/>
+                <w:sz w:val="18"/>
+                <w:szCs w:val="18"/>
+              </w:rPr>
+              <w:t xml:space="preserve">① ALB internal化: 15分 / 15 phút</w:t>
+            </w:r>
+          </w:p>
+          <w:p>
+            <w:pPr>
+              <w:spacing w:before="0" w:after="0"/>
+            </w:pPr>
+            <w:r>
+              <w:rPr>
+                <w:rFonts w:ascii="BIZ UDPGothic" w:cs="BIZ UDPGothic" w:eastAsia="BIZ UDPGothic" w:hAnsi="BIZ UDPGothic"/>
+                <w:i w:val="false"/>
+                <w:iCs w:val="false"/>
+                <w:color w:val="404040"/>
+                <w:sz w:val="18"/>
+                <w:szCs w:val="18"/>
+              </w:rPr>
+              <w:t xml:space="preserve">② SGルール削除: 10分 / 10 phút</w:t>
+            </w:r>
+          </w:p>
+          <w:p>
+            <w:pPr>
+              <w:spacing w:before="0" w:after="0"/>
+            </w:pPr>
+            <w:r>
+              <w:rPr>
+                <w:rFonts w:ascii="BIZ UDPGothic" w:cs="BIZ UDPGothic" w:eastAsia="BIZ UDPGothic" w:hAnsi="BIZ UDPGothic"/>
+                <w:i w:val="false"/>
+                <w:iCs w:val="false"/>
+                <w:color w:val="404040"/>
+                <w:sz w:val="18"/>
+                <w:szCs w:val="18"/>
+              </w:rPr>
+              <w:t xml:space="preserve">③ Luvina側確認（A・B）: 15分 / 15 phút</w:t>
+            </w:r>
+          </w:p>
+          <w:p>
+            <w:pPr>
+              <w:spacing w:before="0" w:after="0"/>
+            </w:pPr>
+            <w:r>
+              <w:rPr>
+                <w:rFonts w:ascii="BIZ UDPGothic" w:cs="BIZ UDPGothic" w:eastAsia="BIZ UDPGothic" w:hAnsi="BIZ UDPGothic"/>
+                <w:i w:val="false"/>
+                <w:iCs w:val="false"/>
+                <w:color w:val="404040"/>
+                <w:sz w:val="18"/>
+                <w:szCs w:val="18"/>
+              </w:rPr>
+              <w:t xml:space="preserve">④ Luvina VPN端末確認（C）: 15分 / 15 phút</w:t>
+            </w:r>
+          </w:p>
+          <w:p>
+            <w:pPr>
+              <w:spacing w:before="0" w:after="0"/>
+            </w:pPr>
+            <w:r>
+              <w:rPr>
+                <w:rFonts w:ascii="BIZ UDPGothic" w:cs="BIZ UDPGothic" w:eastAsia="BIZ UDPGothic" w:hAnsi="BIZ UDPGothic"/>
+                <w:i w:val="false"/>
+                <w:iCs w:val="false"/>
+                <w:color w:val="404040"/>
+                <w:sz w:val="18"/>
+                <w:szCs w:val="18"/>
+              </w:rPr>
+              <w:t xml:space="preserve">⑤ 顧客側確認依頼（D）: 別途調整 / Điều chỉnh riêng</w:t>
+            </w:r>
+          </w:p>
+          <w:p>
+            <w:pPr>
+              <w:spacing w:before="0" w:after="0"/>
+            </w:pPr>
+            <w:r>
+              <w:rPr>
+                <w:rFonts w:ascii="BIZ UDPGothic" w:cs="BIZ UDPGothic" w:eastAsia="BIZ UDPGothic" w:hAnsi="BIZ UDPGothic"/>
+                <w:i w:val="false"/>
+                <w:iCs w:val="false"/>
+                <w:color w:val="404040"/>
+                <w:sz w:val="18"/>
+                <w:szCs w:val="18"/>
+              </w:rPr>
+              <w:t xml:space="preserve">⑥ 既存機能確認（E）: 15分 / 15 phút</w:t>
+            </w:r>
+          </w:p>
+          <w:p>
+            <w:pPr>
+              <w:spacing w:before="0" w:after="0"/>
+            </w:pPr>
+            <w:r>
+              <w:rPr>
+                <w:rFonts w:ascii="BIZ UDPGothic" w:cs="BIZ UDPGothic" w:eastAsia="BIZ UDPGothic" w:hAnsi="BIZ UDPGothic"/>
+                <w:i w:val="false"/>
+                <w:iCs w:val="false"/>
                 <w:color w:val="404040"/>
                 <w:sz w:val="18"/>
                 <w:szCs w:val="18"/>
               </w:rPr>
               <w:t xml:space="preserve">Luvina作業合計: 約1時間 / 顧客テスト: 別日程</w:t>
+            </w:r>
+          </w:p>
+          <w:p>
+            <w:pPr>
+              <w:spacing w:before="0" w:after="0"/>
+            </w:pPr>
+            <w:r>
+              <w:rPr>
+                <w:rFonts w:ascii="BIZ UDPGothic" w:cs="BIZ UDPGothic" w:eastAsia="BIZ UDPGothic" w:hAnsi="BIZ UDPGothic"/>
+                <w:i/>
+                <w:iCs/>
+                <w:color w:val="888888"/>
+                <w:sz w:val="16"/>
+                <w:szCs w:val="16"/>
+              </w:rPr>
+              <w:t xml:space="preserve">/ Tổng Luvina: khoảng 1 giờ / KH kiểm thử: lịch riêng</w:t>
             </w:r>
           </w:p>
         </w:tc>
@@ -9829,42 +10532,49 @@
               <w:bottom w:type="dxa" w:w="80"/>
               <w:right w:type="dxa" w:w="120"/>
             </w:tcMar>
-          </w:tcPr>
-          <w:p>
-            <w:pPr>
-              <w:spacing w:before="0" w:after="0"/>
-            </w:pPr>
-            <w:r>
-              <w:rPr>
-                <w:rFonts w:ascii="BIZ UDPGothic" w:cs="BIZ UDPGothic" w:eastAsia="BIZ UDPGothic" w:hAnsi="BIZ UDPGothic"/>
-                <w:color w:val="404040"/>
-                <w:sz w:val="18"/>
-                <w:szCs w:val="18"/>
-              </w:rPr>
-              <w:t xml:space="preserve">作業: Thanh Nguyên</w:t>
-            </w:r>
-          </w:p>
-          <w:p>
-            <w:pPr>
-              <w:spacing w:before="0" w:after="0"/>
-            </w:pPr>
-            <w:r>
-              <w:rPr>
-                <w:rFonts w:ascii="BIZ UDPGothic" w:cs="BIZ UDPGothic" w:eastAsia="BIZ UDPGothic" w:hAnsi="BIZ UDPGothic"/>
-                <w:color w:val="404040"/>
-                <w:sz w:val="18"/>
-                <w:szCs w:val="18"/>
-              </w:rPr>
-              <w:t xml:space="preserve">レビュー: きよはら</w:t>
-            </w:r>
-          </w:p>
-          <w:p>
-            <w:pPr>
-              <w:spacing w:before="0" w:after="0"/>
-            </w:pPr>
-            <w:r>
-              <w:rPr>
-                <w:rFonts w:ascii="BIZ UDPGothic" w:cs="BIZ UDPGothic" w:eastAsia="BIZ UDPGothic" w:hAnsi="BIZ UDPGothic"/>
+            <w:vAlign w:val="center"/>
+          </w:tcPr>
+          <w:p>
+            <w:pPr>
+              <w:spacing w:before="0" w:after="0"/>
+            </w:pPr>
+            <w:r>
+              <w:rPr>
+                <w:rFonts w:ascii="BIZ UDPGothic" w:cs="BIZ UDPGothic" w:eastAsia="BIZ UDPGothic" w:hAnsi="BIZ UDPGothic"/>
+                <w:i w:val="false"/>
+                <w:iCs w:val="false"/>
+                <w:color w:val="404040"/>
+                <w:sz w:val="18"/>
+                <w:szCs w:val="18"/>
+              </w:rPr>
+              <w:t xml:space="preserve">作業: Thanh Nguyên / Thực hiện: Thanh Nguyên</w:t>
+            </w:r>
+          </w:p>
+          <w:p>
+            <w:pPr>
+              <w:spacing w:before="0" w:after="0"/>
+            </w:pPr>
+            <w:r>
+              <w:rPr>
+                <w:rFonts w:ascii="BIZ UDPGothic" w:cs="BIZ UDPGothic" w:eastAsia="BIZ UDPGothic" w:hAnsi="BIZ UDPGothic"/>
+                <w:i w:val="false"/>
+                <w:iCs w:val="false"/>
+                <w:color w:val="404040"/>
+                <w:sz w:val="18"/>
+                <w:szCs w:val="18"/>
+              </w:rPr>
+              <w:t xml:space="preserve">レビュー: きよはら / Review: Kiyohara</w:t>
+            </w:r>
+          </w:p>
+          <w:p>
+            <w:pPr>
+              <w:spacing w:before="0" w:after="0"/>
+            </w:pPr>
+            <w:r>
+              <w:rPr>
+                <w:rFonts w:ascii="BIZ UDPGothic" w:cs="BIZ UDPGothic" w:eastAsia="BIZ UDPGothic" w:hAnsi="BIZ UDPGothic"/>
+                <w:i w:val="false"/>
+                <w:iCs w:val="false"/>
                 <w:color w:val="404040"/>
                 <w:sz w:val="18"/>
                 <w:szCs w:val="18"/>
@@ -9879,11 +10589,45 @@
             <w:r>
               <w:rPr>
                 <w:rFonts w:ascii="BIZ UDPGothic" w:cs="BIZ UDPGothic" w:eastAsia="BIZ UDPGothic" w:hAnsi="BIZ UDPGothic"/>
-                <w:color w:val="404040"/>
-                <w:sz w:val="18"/>
-                <w:szCs w:val="18"/>
+                <w:i/>
+                <w:iCs/>
+                <w:color w:val="888888"/>
+                <w:sz w:val="16"/>
+                <w:szCs w:val="16"/>
+              </w:rPr>
+              <w:t xml:space="preserve">/ Giám sát: Kiyohara (do liên quan đến bảo mật)</w:t>
+            </w:r>
+          </w:p>
+          <w:p>
+            <w:pPr>
+              <w:spacing w:before="0" w:after="0"/>
+            </w:pPr>
+            <w:r>
+              <w:rPr>
+                <w:rFonts w:ascii="BIZ UDPGothic" w:cs="BIZ UDPGothic" w:eastAsia="BIZ UDPGothic" w:hAnsi="BIZ UDPGothic"/>
+                <w:i/>
+                <w:iCs/>
+                <w:color w:val="888888"/>
+                <w:sz w:val="16"/>
+                <w:szCs w:val="16"/>
               </w:rPr>
               <w:t xml:space="preserve">顧客テスト依頼: きよはら → カスミ様</w:t>
+            </w:r>
+          </w:p>
+          <w:p>
+            <w:pPr>
+              <w:spacing w:before="0" w:after="0"/>
+            </w:pPr>
+            <w:r>
+              <w:rPr>
+                <w:rFonts w:ascii="BIZ UDPGothic" w:cs="BIZ UDPGothic" w:eastAsia="BIZ UDPGothic" w:hAnsi="BIZ UDPGothic"/>
+                <w:i/>
+                <w:iCs/>
+                <w:color w:val="888888"/>
+                <w:sz w:val="16"/>
+                <w:szCs w:val="16"/>
+              </w:rPr>
+              <w:t xml:space="preserve">/ Yêu cầu KH kiểm thử: Kiyohara → Kasumi</w:t>
             </w:r>
           </w:p>
         </w:tc>
@@ -10003,14 +10747,17 @@
               <w:bottom w:type="dxa" w:w="80"/>
               <w:right w:type="dxa" w:w="120"/>
             </w:tcMar>
-          </w:tcPr>
-          <w:p>
-            <w:pPr>
-              <w:spacing w:before="0" w:after="0"/>
-            </w:pPr>
-            <w:r>
-              <w:rPr>
-                <w:rFonts w:ascii="BIZ UDPGothic" w:cs="BIZ UDPGothic" w:eastAsia="BIZ UDPGothic" w:hAnsi="BIZ UDPGothic"/>
+            <w:vAlign w:val="center"/>
+          </w:tcPr>
+          <w:p>
+            <w:pPr>
+              <w:spacing w:before="0" w:after="0"/>
+            </w:pPr>
+            <w:r>
+              <w:rPr>
+                <w:rFonts w:ascii="BIZ UDPGothic" w:cs="BIZ UDPGothic" w:eastAsia="BIZ UDPGothic" w:hAnsi="BIZ UDPGothic"/>
+                <w:i w:val="false"/>
+                <w:iCs w:val="false"/>
                 <w:color w:val="404040"/>
                 <w:sz w:val="18"/>
                 <w:szCs w:val="18"/>
@@ -10025,9 +10772,27 @@
             <w:r>
               <w:rPr>
                 <w:rFonts w:ascii="BIZ UDPGothic" w:cs="BIZ UDPGothic" w:eastAsia="BIZ UDPGothic" w:hAnsi="BIZ UDPGothic"/>
-                <w:color w:val="404040"/>
-                <w:sz w:val="18"/>
-                <w:szCs w:val="18"/>
+                <w:i/>
+                <w:iCs/>
+                <w:color w:val="888888"/>
+                <w:sz w:val="16"/>
+                <w:szCs w:val="16"/>
+              </w:rPr>
+              <w:t xml:space="preserve">/ □ ALB đã chuyển sang scheme internal</w:t>
+            </w:r>
+          </w:p>
+          <w:p>
+            <w:pPr>
+              <w:spacing w:before="0" w:after="0"/>
+            </w:pPr>
+            <w:r>
+              <w:rPr>
+                <w:rFonts w:ascii="BIZ UDPGothic" w:cs="BIZ UDPGothic" w:eastAsia="BIZ UDPGothic" w:hAnsi="BIZ UDPGothic"/>
+                <w:i/>
+                <w:iCs/>
+                <w:color w:val="888888"/>
+                <w:sz w:val="16"/>
+                <w:szCs w:val="16"/>
               </w:rPr>
               <w:t xml:space="preserve">□ web-be SGの全開放ルールが削除されていること</w:t>
             </w:r>
@@ -10039,9 +10804,27 @@
             <w:r>
               <w:rPr>
                 <w:rFonts w:ascii="BIZ UDPGothic" w:cs="BIZ UDPGothic" w:eastAsia="BIZ UDPGothic" w:hAnsi="BIZ UDPGothic"/>
-                <w:color w:val="404040"/>
-                <w:sz w:val="18"/>
-                <w:szCs w:val="18"/>
+                <w:i/>
+                <w:iCs/>
+                <w:color w:val="888888"/>
+                <w:sz w:val="16"/>
+                <w:szCs w:val="16"/>
+              </w:rPr>
+              <w:t xml:space="preserve">/ □ Đã xóa rule mở toàn bộ SG web-be</w:t>
+            </w:r>
+          </w:p>
+          <w:p>
+            <w:pPr>
+              <w:spacing w:before="0" w:after="0"/>
+            </w:pPr>
+            <w:r>
+              <w:rPr>
+                <w:rFonts w:ascii="BIZ UDPGothic" w:cs="BIZ UDPGothic" w:eastAsia="BIZ UDPGothic" w:hAnsi="BIZ UDPGothic"/>
+                <w:i/>
+                <w:iCs/>
+                <w:color w:val="888888"/>
+                <w:sz w:val="16"/>
+                <w:szCs w:val="16"/>
               </w:rPr>
               <w:t xml:space="preserve">□ 外部からアクセス不可であること（A-1）</w:t>
             </w:r>
@@ -10053,9 +10836,27 @@
             <w:r>
               <w:rPr>
                 <w:rFonts w:ascii="BIZ UDPGothic" w:cs="BIZ UDPGothic" w:eastAsia="BIZ UDPGothic" w:hAnsi="BIZ UDPGothic"/>
-                <w:color w:val="404040"/>
-                <w:sz w:val="18"/>
-                <w:szCs w:val="18"/>
+                <w:i/>
+                <w:iCs/>
+                <w:color w:val="888888"/>
+                <w:sz w:val="16"/>
+                <w:szCs w:val="16"/>
+              </w:rPr>
+              <w:t xml:space="preserve">/ □ Không thể truy cập từ bên ngoài (A-1)</w:t>
+            </w:r>
+          </w:p>
+          <w:p>
+            <w:pPr>
+              <w:spacing w:before="0" w:after="0"/>
+            </w:pPr>
+            <w:r>
+              <w:rPr>
+                <w:rFonts w:ascii="BIZ UDPGothic" w:cs="BIZ UDPGothic" w:eastAsia="BIZ UDPGothic" w:hAnsi="BIZ UDPGothic"/>
+                <w:i/>
+                <w:iCs/>
+                <w:color w:val="888888"/>
+                <w:sz w:val="16"/>
+                <w:szCs w:val="16"/>
               </w:rPr>
               <w:t xml:space="preserve">□ Luvina VPN経由でアクセス可能（B-1, B-2）</w:t>
             </w:r>
@@ -10067,9 +10868,27 @@
             <w:r>
               <w:rPr>
                 <w:rFonts w:ascii="BIZ UDPGothic" w:cs="BIZ UDPGothic" w:eastAsia="BIZ UDPGothic" w:hAnsi="BIZ UDPGothic"/>
-                <w:color w:val="404040"/>
-                <w:sz w:val="18"/>
-                <w:szCs w:val="18"/>
+                <w:i/>
+                <w:iCs/>
+                <w:color w:val="888888"/>
+                <w:sz w:val="16"/>
+                <w:szCs w:val="16"/>
+              </w:rPr>
+              <w:t xml:space="preserve">/ □ Truy cập được qua VPN Luvina (B-1, B-2)</w:t>
+            </w:r>
+          </w:p>
+          <w:p>
+            <w:pPr>
+              <w:spacing w:before="0" w:after="0"/>
+            </w:pPr>
+            <w:r>
+              <w:rPr>
+                <w:rFonts w:ascii="BIZ UDPGothic" w:cs="BIZ UDPGothic" w:eastAsia="BIZ UDPGothic" w:hAnsi="BIZ UDPGothic"/>
+                <w:i/>
+                <w:iCs/>
+                <w:color w:val="888888"/>
+                <w:sz w:val="16"/>
+                <w:szCs w:val="16"/>
               </w:rPr>
               <w:t xml:space="preserve">□ 顧客NW経由でアクセス可能（C-1〜C-3）</w:t>
             </w:r>
@@ -10081,9 +10900,27 @@
             <w:r>
               <w:rPr>
                 <w:rFonts w:ascii="BIZ UDPGothic" w:cs="BIZ UDPGothic" w:eastAsia="BIZ UDPGothic" w:hAnsi="BIZ UDPGothic"/>
-                <w:color w:val="404040"/>
-                <w:sz w:val="18"/>
-                <w:szCs w:val="18"/>
+                <w:i/>
+                <w:iCs/>
+                <w:color w:val="888888"/>
+                <w:sz w:val="16"/>
+                <w:szCs w:val="16"/>
+              </w:rPr>
+              <w:t xml:space="preserve">/ □ Truy cập được qua mạng KH (C-1〜C-3)</w:t>
+            </w:r>
+          </w:p>
+          <w:p>
+            <w:pPr>
+              <w:spacing w:before="0" w:after="0"/>
+            </w:pPr>
+            <w:r>
+              <w:rPr>
+                <w:rFonts w:ascii="BIZ UDPGothic" w:cs="BIZ UDPGothic" w:eastAsia="BIZ UDPGothic" w:hAnsi="BIZ UDPGothic"/>
+                <w:i/>
+                <w:iCs/>
+                <w:color w:val="888888"/>
+                <w:sz w:val="16"/>
+                <w:szCs w:val="16"/>
               </w:rPr>
               <w:t xml:space="preserve">□ カスミ様側でSTGアクセス確認済み（D-1〜D-3）</w:t>
             </w:r>
@@ -10095,11 +10932,45 @@
             <w:r>
               <w:rPr>
                 <w:rFonts w:ascii="BIZ UDPGothic" w:cs="BIZ UDPGothic" w:eastAsia="BIZ UDPGothic" w:hAnsi="BIZ UDPGothic"/>
-                <w:color w:val="404040"/>
-                <w:sz w:val="18"/>
-                <w:szCs w:val="18"/>
+                <w:i/>
+                <w:iCs/>
+                <w:color w:val="888888"/>
+                <w:sz w:val="16"/>
+                <w:szCs w:val="16"/>
+              </w:rPr>
+              <w:t xml:space="preserve">/ □ Kasumi đã xác nhận truy cập STG (D-1〜D-3)</w:t>
+            </w:r>
+          </w:p>
+          <w:p>
+            <w:pPr>
+              <w:spacing w:before="0" w:after="0"/>
+            </w:pPr>
+            <w:r>
+              <w:rPr>
+                <w:rFonts w:ascii="BIZ UDPGothic" w:cs="BIZ UDPGothic" w:eastAsia="BIZ UDPGothic" w:hAnsi="BIZ UDPGothic"/>
+                <w:i/>
+                <w:iCs/>
+                <w:color w:val="888888"/>
+                <w:sz w:val="16"/>
+                <w:szCs w:val="16"/>
               </w:rPr>
               <w:t xml:space="preserve">□ 既存機能に影響なし（E-1, E-2）</w:t>
+            </w:r>
+          </w:p>
+          <w:p>
+            <w:pPr>
+              <w:spacing w:before="0" w:after="0"/>
+            </w:pPr>
+            <w:r>
+              <w:rPr>
+                <w:rFonts w:ascii="BIZ UDPGothic" w:cs="BIZ UDPGothic" w:eastAsia="BIZ UDPGothic" w:hAnsi="BIZ UDPGothic"/>
+                <w:i/>
+                <w:iCs/>
+                <w:color w:val="888888"/>
+                <w:sz w:val="16"/>
+                <w:szCs w:val="16"/>
+              </w:rPr>
+              <w:t xml:space="preserve">/ □ Không ảnh hưởng chức năng hiện tại (E-1, E-2)</w:t>
             </w:r>
           </w:p>
         </w:tc>
@@ -10219,14 +11090,17 @@
               <w:bottom w:type="dxa" w:w="80"/>
               <w:right w:type="dxa" w:w="120"/>
             </w:tcMar>
-          </w:tcPr>
-          <w:p>
-            <w:pPr>
-              <w:spacing w:before="0" w:after="0"/>
-            </w:pPr>
-            <w:r>
-              <w:rPr>
-                <w:rFonts w:ascii="BIZ UDPGothic" w:cs="BIZ UDPGothic" w:eastAsia="BIZ UDPGothic" w:hAnsi="BIZ UDPGothic"/>
+            <w:vAlign w:val="center"/>
+          </w:tcPr>
+          <w:p>
+            <w:pPr>
+              <w:spacing w:before="0" w:after="0"/>
+            </w:pPr>
+            <w:r>
+              <w:rPr>
+                <w:rFonts w:ascii="BIZ UDPGothic" w:cs="BIZ UDPGothic" w:eastAsia="BIZ UDPGothic" w:hAnsi="BIZ UDPGothic"/>
+                <w:i w:val="false"/>
+                <w:iCs w:val="false"/>
                 <w:color w:val="404040"/>
                 <w:sz w:val="18"/>
                 <w:szCs w:val="18"/>
@@ -10241,9 +11115,27 @@
             <w:r>
               <w:rPr>
                 <w:rFonts w:ascii="BIZ UDPGothic" w:cs="BIZ UDPGothic" w:eastAsia="BIZ UDPGothic" w:hAnsi="BIZ UDPGothic"/>
-                <w:color w:val="404040"/>
-                <w:sz w:val="18"/>
-                <w:szCs w:val="18"/>
+                <w:i/>
+                <w:iCs/>
+                <w:color w:val="888888"/>
+                <w:sz w:val="16"/>
+                <w:szCs w:val="16"/>
+              </w:rPr>
+              <w:t xml:space="preserve">/ Thời gian giám sát: 1 tuần sau khi thực hiện</w:t>
+            </w:r>
+          </w:p>
+          <w:p>
+            <w:pPr>
+              <w:spacing w:before="0" w:after="0"/>
+            </w:pPr>
+            <w:r>
+              <w:rPr>
+                <w:rFonts w:ascii="BIZ UDPGothic" w:cs="BIZ UDPGothic" w:eastAsia="BIZ UDPGothic" w:hAnsi="BIZ UDPGothic"/>
+                <w:i/>
+                <w:iCs/>
+                <w:color w:val="888888"/>
+                <w:sz w:val="16"/>
+                <w:szCs w:val="16"/>
               </w:rPr>
               <w:t xml:space="preserve">確認方法: VPN経由でSTG環境の動作確認</w:t>
             </w:r>
@@ -10255,11 +11147,45 @@
             <w:r>
               <w:rPr>
                 <w:rFonts w:ascii="BIZ UDPGothic" w:cs="BIZ UDPGothic" w:eastAsia="BIZ UDPGothic" w:hAnsi="BIZ UDPGothic"/>
-                <w:color w:val="404040"/>
-                <w:sz w:val="18"/>
-                <w:szCs w:val="18"/>
+                <w:i/>
+                <w:iCs/>
+                <w:color w:val="888888"/>
+                <w:sz w:val="16"/>
+                <w:szCs w:val="16"/>
+              </w:rPr>
+              <w:t xml:space="preserve">/ Phương pháp: Xác nhận hoạt động STG qua VPN</w:t>
+            </w:r>
+          </w:p>
+          <w:p>
+            <w:pPr>
+              <w:spacing w:before="0" w:after="0"/>
+            </w:pPr>
+            <w:r>
+              <w:rPr>
+                <w:rFonts w:ascii="BIZ UDPGothic" w:cs="BIZ UDPGothic" w:eastAsia="BIZ UDPGothic" w:hAnsi="BIZ UDPGothic"/>
+                <w:i/>
+                <w:iCs/>
+                <w:color w:val="888888"/>
+                <w:sz w:val="16"/>
+                <w:szCs w:val="16"/>
               </w:rPr>
               <w:t xml:space="preserve">異常時: ALBをinternet-facingに戻す</w:t>
+            </w:r>
+          </w:p>
+          <w:p>
+            <w:pPr>
+              <w:spacing w:before="0" w:after="0"/>
+            </w:pPr>
+            <w:r>
+              <w:rPr>
+                <w:rFonts w:ascii="BIZ UDPGothic" w:cs="BIZ UDPGothic" w:eastAsia="BIZ UDPGothic" w:hAnsi="BIZ UDPGothic"/>
+                <w:i/>
+                <w:iCs/>
+                <w:color w:val="888888"/>
+                <w:sz w:val="16"/>
+                <w:szCs w:val="16"/>
+              </w:rPr>
+              <w:t xml:space="preserve">/ Khi bất thường: Đưa ALB về internet-facing</w:t>
             </w:r>
           </w:p>
         </w:tc>
@@ -10379,14 +11305,17 @@
               <w:bottom w:type="dxa" w:w="80"/>
               <w:right w:type="dxa" w:w="120"/>
             </w:tcMar>
-          </w:tcPr>
-          <w:p>
-            <w:pPr>
-              <w:spacing w:before="0" w:after="0"/>
-            </w:pPr>
-            <w:r>
-              <w:rPr>
-                <w:rFonts w:ascii="BIZ UDPGothic" w:cs="BIZ UDPGothic" w:eastAsia="BIZ UDPGothic" w:hAnsi="BIZ UDPGothic"/>
+            <w:vAlign w:val="center"/>
+          </w:tcPr>
+          <w:p>
+            <w:pPr>
+              <w:spacing w:before="0" w:after="0"/>
+            </w:pPr>
+            <w:r>
+              <w:rPr>
+                <w:rFonts w:ascii="BIZ UDPGothic" w:cs="BIZ UDPGothic" w:eastAsia="BIZ UDPGothic" w:hAnsi="BIZ UDPGothic"/>
+                <w:i w:val="false"/>
+                <w:iCs w:val="false"/>
                 <w:color w:val="404040"/>
                 <w:sz w:val="18"/>
                 <w:szCs w:val="18"/>
@@ -10401,9 +11330,27 @@
             <w:r>
               <w:rPr>
                 <w:rFonts w:ascii="BIZ UDPGothic" w:cs="BIZ UDPGothic" w:eastAsia="BIZ UDPGothic" w:hAnsi="BIZ UDPGothic"/>
-                <w:color w:val="404040"/>
-                <w:sz w:val="18"/>
-                <w:szCs w:val="18"/>
+                <w:i/>
+                <w:iCs/>
+                <w:color w:val="888888"/>
+                <w:sz w:val="16"/>
+                <w:szCs w:val="16"/>
+              </w:rPr>
+              <w:t xml:space="preserve">/ A: Xác nhận chặn truy cập bên ngoài (1 case)</w:t>
+            </w:r>
+          </w:p>
+          <w:p>
+            <w:pPr>
+              <w:spacing w:before="0" w:after="0"/>
+            </w:pPr>
+            <w:r>
+              <w:rPr>
+                <w:rFonts w:ascii="BIZ UDPGothic" w:cs="BIZ UDPGothic" w:eastAsia="BIZ UDPGothic" w:hAnsi="BIZ UDPGothic"/>
+                <w:i/>
+                <w:iCs/>
+                <w:color w:val="888888"/>
+                <w:sz w:val="16"/>
+                <w:szCs w:val="16"/>
               </w:rPr>
               <w:t xml:space="preserve">B: Luvina VPN経由確認（2件）</w:t>
             </w:r>
@@ -10415,9 +11362,27 @@
             <w:r>
               <w:rPr>
                 <w:rFonts w:ascii="BIZ UDPGothic" w:cs="BIZ UDPGothic" w:eastAsia="BIZ UDPGothic" w:hAnsi="BIZ UDPGothic"/>
-                <w:color w:val="404040"/>
-                <w:sz w:val="18"/>
-                <w:szCs w:val="18"/>
+                <w:i/>
+                <w:iCs/>
+                <w:color w:val="888888"/>
+                <w:sz w:val="16"/>
+                <w:szCs w:val="16"/>
+              </w:rPr>
+              <w:t xml:space="preserve">/ B: Xác nhận qua VPN Luvina (2 cases)</w:t>
+            </w:r>
+          </w:p>
+          <w:p>
+            <w:pPr>
+              <w:spacing w:before="0" w:after="0"/>
+            </w:pPr>
+            <w:r>
+              <w:rPr>
+                <w:rFonts w:ascii="BIZ UDPGothic" w:cs="BIZ UDPGothic" w:eastAsia="BIZ UDPGothic" w:hAnsi="BIZ UDPGothic"/>
+                <w:i/>
+                <w:iCs/>
+                <w:color w:val="888888"/>
+                <w:sz w:val="16"/>
+                <w:szCs w:val="16"/>
               </w:rPr>
               <w:t xml:space="preserve">C: Luvina VPN端末・顧客NW経由確認（3件）</w:t>
             </w:r>
@@ -10429,9 +11394,27 @@
             <w:r>
               <w:rPr>
                 <w:rFonts w:ascii="BIZ UDPGothic" w:cs="BIZ UDPGothic" w:eastAsia="BIZ UDPGothic" w:hAnsi="BIZ UDPGothic"/>
-                <w:color w:val="404040"/>
-                <w:sz w:val="18"/>
-                <w:szCs w:val="18"/>
+                <w:i/>
+                <w:iCs/>
+                <w:color w:val="888888"/>
+                <w:sz w:val="16"/>
+                <w:szCs w:val="16"/>
+              </w:rPr>
+              <w:t xml:space="preserve">/ C: Xác nhận qua thiết bị VPN Luvina &amp; mạng KH (3 cases)</w:t>
+            </w:r>
+          </w:p>
+          <w:p>
+            <w:pPr>
+              <w:spacing w:before="0" w:after="0"/>
+            </w:pPr>
+            <w:r>
+              <w:rPr>
+                <w:rFonts w:ascii="BIZ UDPGothic" w:cs="BIZ UDPGothic" w:eastAsia="BIZ UDPGothic" w:hAnsi="BIZ UDPGothic"/>
+                <w:i/>
+                <w:iCs/>
+                <w:color w:val="888888"/>
+                <w:sz w:val="16"/>
+                <w:szCs w:val="16"/>
               </w:rPr>
               <w:t xml:space="preserve">D: 顧客側確認（3件）</w:t>
             </w:r>
@@ -10443,9 +11426,27 @@
             <w:r>
               <w:rPr>
                 <w:rFonts w:ascii="BIZ UDPGothic" w:cs="BIZ UDPGothic" w:eastAsia="BIZ UDPGothic" w:hAnsi="BIZ UDPGothic"/>
-                <w:color w:val="404040"/>
-                <w:sz w:val="18"/>
-                <w:szCs w:val="18"/>
+                <w:i/>
+                <w:iCs/>
+                <w:color w:val="888888"/>
+                <w:sz w:val="16"/>
+                <w:szCs w:val="16"/>
+              </w:rPr>
+              <w:t xml:space="preserve">/ D: Xác nhận phía khách hàng (3 cases)</w:t>
+            </w:r>
+          </w:p>
+          <w:p>
+            <w:pPr>
+              <w:spacing w:before="0" w:after="0"/>
+            </w:pPr>
+            <w:r>
+              <w:rPr>
+                <w:rFonts w:ascii="BIZ UDPGothic" w:cs="BIZ UDPGothic" w:eastAsia="BIZ UDPGothic" w:hAnsi="BIZ UDPGothic"/>
+                <w:i/>
+                <w:iCs/>
+                <w:color w:val="888888"/>
+                <w:sz w:val="16"/>
+                <w:szCs w:val="16"/>
               </w:rPr>
               <w:t xml:space="preserve">E: 既存機能影響確認（2件）</w:t>
             </w:r>
@@ -10457,11 +11458,29 @@
             <w:r>
               <w:rPr>
                 <w:rFonts w:ascii="BIZ UDPGothic" w:cs="BIZ UDPGothic" w:eastAsia="BIZ UDPGothic" w:hAnsi="BIZ UDPGothic"/>
-                <w:color w:val="404040"/>
-                <w:sz w:val="18"/>
-                <w:szCs w:val="18"/>
-              </w:rPr>
-              <w:t xml:space="preserve">合計: 11テストケース</w:t>
+                <w:i/>
+                <w:iCs/>
+                <w:color w:val="888888"/>
+                <w:sz w:val="16"/>
+                <w:szCs w:val="16"/>
+              </w:rPr>
+              <w:t xml:space="preserve">/ E: Xác nhận ảnh hưởng chức năng hiện tại (2 cases)</w:t>
+            </w:r>
+          </w:p>
+          <w:p>
+            <w:pPr>
+              <w:spacing w:before="0" w:after="0"/>
+            </w:pPr>
+            <w:r>
+              <w:rPr>
+                <w:rFonts w:ascii="BIZ UDPGothic" w:cs="BIZ UDPGothic" w:eastAsia="BIZ UDPGothic" w:hAnsi="BIZ UDPGothic"/>
+                <w:i/>
+                <w:iCs/>
+                <w:color w:val="888888"/>
+                <w:sz w:val="16"/>
+                <w:szCs w:val="16"/>
+              </w:rPr>
+              <w:t xml:space="preserve">合計: 11テストケース / Tổng: 11 test cases</w:t>
             </w:r>
           </w:p>
         </w:tc>

--- a/40_AWS/05_改修資料/KSM_AWS_018_Modification_STG_APIインターネット公開対応_ja.docx
+++ b/40_AWS/05_改修資料/KSM_AWS_018_Modification_STG_APIインターネット公開対応_ja.docx
@@ -1448,14 +1448,17 @@
               <w:bottom w:type="dxa" w:w="80"/>
               <w:right w:type="dxa" w:w="120"/>
             </w:tcMar>
-          </w:tcPr>
-          <w:p>
-            <w:pPr>
-              <w:spacing w:before="0" w:after="0"/>
-            </w:pPr>
-            <w:r>
-              <w:rPr>
-                <w:rFonts w:ascii="BIZ UDPGothic" w:cs="BIZ UDPGothic" w:eastAsia="BIZ UDPGothic" w:hAnsi="BIZ UDPGothic"/>
+            <w:vAlign w:val="center"/>
+          </w:tcPr>
+          <w:p>
+            <w:pPr>
+              <w:spacing w:before="0" w:after="0"/>
+            </w:pPr>
+            <w:r>
+              <w:rPr>
+                <w:rFonts w:ascii="BIZ UDPGothic" w:cs="BIZ UDPGothic" w:eastAsia="BIZ UDPGothic" w:hAnsi="BIZ UDPGothic"/>
+                <w:i w:val="false"/>
+                <w:iCs w:val="false"/>
                 <w:color w:val="404040"/>
                 <w:sz w:val="18"/>
                 <w:szCs w:val="18"/>
@@ -1470,11 +1473,45 @@
             <w:r>
               <w:rPr>
                 <w:rFonts w:ascii="BIZ UDPGothic" w:cs="BIZ UDPGothic" w:eastAsia="BIZ UDPGothic" w:hAnsi="BIZ UDPGothic"/>
+                <w:i w:val="false"/>
+                <w:iCs w:val="false"/>
                 <w:color w:val="404040"/>
                 <w:sz w:val="18"/>
                 <w:szCs w:val="18"/>
               </w:rPr>
               <w:t xml:space="preserve">外部からのAPIアクセスを遮断する</w:t>
+            </w:r>
+          </w:p>
+          <w:p>
+            <w:pPr>
+              <w:spacing w:before="0" w:after="0"/>
+            </w:pPr>
+            <w:r>
+              <w:rPr>
+                <w:rFonts w:ascii="BIZ UDPGothic" w:cs="BIZ UDPGothic" w:eastAsia="BIZ UDPGothic" w:hAnsi="BIZ UDPGothic"/>
+                <w:i/>
+                <w:iCs/>
+                <w:color w:val="888888"/>
+                <w:sz w:val="16"/>
+                <w:szCs w:val="16"/>
+              </w:rPr>
+              <w:t xml:space="preserve">/ Chuyển 2 STG ALB từ internet-facing sang internal,</w:t>
+            </w:r>
+          </w:p>
+          <w:p>
+            <w:pPr>
+              <w:spacing w:before="0" w:after="0"/>
+            </w:pPr>
+            <w:r>
+              <w:rPr>
+                <w:rFonts w:ascii="BIZ UDPGothic" w:cs="BIZ UDPGothic" w:eastAsia="BIZ UDPGothic" w:hAnsi="BIZ UDPGothic"/>
+                <w:i/>
+                <w:iCs/>
+                <w:color w:val="888888"/>
+                <w:sz w:val="16"/>
+                <w:szCs w:val="16"/>
+              </w:rPr>
+              <w:t xml:space="preserve">chặn truy cập API từ bên ngoài</w:t>
             </w:r>
           </w:p>
         </w:tc>
@@ -1532,9 +1569,6 @@
             <w:vAlign w:val="center"/>
           </w:tcPr>
           <w:p>
-            <w:pPr>
-              <w:jc w:val="left"/>
-            </w:pPr>
             <w:r>
               <w:rPr>
                 <w:rFonts w:ascii="BIZ UDPGothic" w:cs="BIZ UDPGothic" w:eastAsia="BIZ UDPGothic" w:hAnsi="BIZ UDPGothic"/>
@@ -1545,6 +1579,17 @@
                 <w:szCs w:val="18"/>
               </w:rPr>
               <w:t xml:space="preserve">低</w:t>
+            </w:r>
+            <w:r>
+              <w:rPr>
+                <w:rFonts w:ascii="BIZ UDPGothic" w:cs="BIZ UDPGothic" w:eastAsia="BIZ UDPGothic" w:hAnsi="BIZ UDPGothic"/>
+                <w:i/>
+                <w:iCs/>
+                <w:color w:val="888888"/>
+                <w:sz w:val="18"/>
+                <w:szCs w:val="18"/>
+              </w:rPr>
+              <w:t xml:space="preserve"> / Thấp</w:t>
             </w:r>
           </w:p>
         </w:tc>
@@ -1604,14 +1649,17 @@
               <w:bottom w:type="dxa" w:w="80"/>
               <w:right w:type="dxa" w:w="120"/>
             </w:tcMar>
-          </w:tcPr>
-          <w:p>
-            <w:pPr>
-              <w:spacing w:before="0" w:after="0"/>
-            </w:pPr>
-            <w:r>
-              <w:rPr>
-                <w:rFonts w:ascii="BIZ UDPGothic" w:cs="BIZ UDPGothic" w:eastAsia="BIZ UDPGothic" w:hAnsi="BIZ UDPGothic"/>
+            <w:vAlign w:val="center"/>
+          </w:tcPr>
+          <w:p>
+            <w:pPr>
+              <w:spacing w:before="0" w:after="0"/>
+            </w:pPr>
+            <w:r>
+              <w:rPr>
+                <w:rFonts w:ascii="BIZ UDPGothic" w:cs="BIZ UDPGothic" w:eastAsia="BIZ UDPGothic" w:hAnsi="BIZ UDPGothic"/>
+                <w:i w:val="false"/>
+                <w:iCs w:val="false"/>
                 <w:color w:val="404040"/>
                 <w:sz w:val="18"/>
                 <w:szCs w:val="18"/>
@@ -1626,6 +1674,8 @@
             <w:r>
               <w:rPr>
                 <w:rFonts w:ascii="BIZ UDPGothic" w:cs="BIZ UDPGothic" w:eastAsia="BIZ UDPGothic" w:hAnsi="BIZ UDPGothic"/>
+                <w:i w:val="false"/>
+                <w:iCs w:val="false"/>
                 <w:color w:val="404040"/>
                 <w:sz w:val="18"/>
                 <w:szCs w:val="18"/>
@@ -1633,6 +1683,38 @@
               <w:t xml:space="preserve">全開放ルール削除</w:t>
             </w:r>
           </w:p>
+          <w:p>
+            <w:pPr>
+              <w:spacing w:before="0" w:after="0"/>
+            </w:pPr>
+            <w:r>
+              <w:rPr>
+                <w:rFonts w:ascii="BIZ UDPGothic" w:cs="BIZ UDPGothic" w:eastAsia="BIZ UDPGothic" w:hAnsi="BIZ UDPGothic"/>
+                <w:i/>
+                <w:iCs/>
+                <w:color w:val="888888"/>
+                <w:sz w:val="16"/>
+                <w:szCs w:val="16"/>
+              </w:rPr>
+              <w:t xml:space="preserve">/ Xóa rule mở toàn bộ</w:t>
+            </w:r>
+          </w:p>
+          <w:p>
+            <w:pPr>
+              <w:spacing w:before="0" w:after="0"/>
+            </w:pPr>
+            <w:r>
+              <w:rPr>
+                <w:rFonts w:ascii="BIZ UDPGothic" w:cs="BIZ UDPGothic" w:eastAsia="BIZ UDPGothic" w:hAnsi="BIZ UDPGothic"/>
+                <w:i/>
+                <w:iCs/>
+                <w:color w:val="888888"/>
+                <w:sz w:val="16"/>
+                <w:szCs w:val="16"/>
+              </w:rPr>
+              <w:t xml:space="preserve">SG web-be</w:t>
+            </w:r>
+          </w:p>
         </w:tc>
         <w:tc>
           <w:tcPr>
@@ -1650,14 +1732,17 @@
               <w:bottom w:type="dxa" w:w="80"/>
               <w:right w:type="dxa" w:w="120"/>
             </w:tcMar>
-          </w:tcPr>
-          <w:p>
-            <w:pPr>
-              <w:spacing w:before="0" w:after="0"/>
-            </w:pPr>
-            <w:r>
-              <w:rPr>
-                <w:rFonts w:ascii="BIZ UDPGothic" w:cs="BIZ UDPGothic" w:eastAsia="BIZ UDPGothic" w:hAnsi="BIZ UDPGothic"/>
+            <w:vAlign w:val="center"/>
+          </w:tcPr>
+          <w:p>
+            <w:pPr>
+              <w:spacing w:before="0" w:after="0"/>
+            </w:pPr>
+            <w:r>
+              <w:rPr>
+                <w:rFonts w:ascii="BIZ UDPGothic" w:cs="BIZ UDPGothic" w:eastAsia="BIZ UDPGothic" w:hAnsi="BIZ UDPGothic"/>
+                <w:i w:val="false"/>
+                <w:iCs w:val="false"/>
                 <w:color w:val="404040"/>
                 <w:sz w:val="18"/>
                 <w:szCs w:val="18"/>
@@ -1672,11 +1757,45 @@
             <w:r>
               <w:rPr>
                 <w:rFonts w:ascii="BIZ UDPGothic" w:cs="BIZ UDPGothic" w:eastAsia="BIZ UDPGothic" w:hAnsi="BIZ UDPGothic"/>
+                <w:i w:val="false"/>
+                <w:iCs w:val="false"/>
                 <w:color w:val="404040"/>
                 <w:sz w:val="18"/>
                 <w:szCs w:val="18"/>
               </w:rPr>
               <w:t xml:space="preserve">削除し、必要なポートのみ許可する</w:t>
+            </w:r>
+          </w:p>
+          <w:p>
+            <w:pPr>
+              <w:spacing w:before="0" w:after="0"/>
+            </w:pPr>
+            <w:r>
+              <w:rPr>
+                <w:rFonts w:ascii="BIZ UDPGothic" w:cs="BIZ UDPGothic" w:eastAsia="BIZ UDPGothic" w:hAnsi="BIZ UDPGothic"/>
+                <w:i/>
+                <w:iCs/>
+                <w:color w:val="888888"/>
+                <w:sz w:val="16"/>
+                <w:szCs w:val="16"/>
+              </w:rPr>
+              <w:t xml:space="preserve">/ Xóa rule cho phép toàn bộ (-1/0.0.0.0/0) của SG web-be,</w:t>
+            </w:r>
+          </w:p>
+          <w:p>
+            <w:pPr>
+              <w:spacing w:before="0" w:after="0"/>
+            </w:pPr>
+            <w:r>
+              <w:rPr>
+                <w:rFonts w:ascii="BIZ UDPGothic" w:cs="BIZ UDPGothic" w:eastAsia="BIZ UDPGothic" w:hAnsi="BIZ UDPGothic"/>
+                <w:i/>
+                <w:iCs/>
+                <w:color w:val="888888"/>
+                <w:sz w:val="16"/>
+                <w:szCs w:val="16"/>
+              </w:rPr>
+              <w:t xml:space="preserve">chỉ cho phép các cổng cần thiết</w:t>
             </w:r>
           </w:p>
         </w:tc>
@@ -1734,9 +1853,6 @@
             <w:vAlign w:val="center"/>
           </w:tcPr>
           <w:p>
-            <w:pPr>
-              <w:jc w:val="left"/>
-            </w:pPr>
             <w:r>
               <w:rPr>
                 <w:rFonts w:ascii="BIZ UDPGothic" w:cs="BIZ UDPGothic" w:eastAsia="BIZ UDPGothic" w:hAnsi="BIZ UDPGothic"/>
@@ -1747,6 +1863,17 @@
                 <w:szCs w:val="18"/>
               </w:rPr>
               <w:t xml:space="preserve">低</w:t>
+            </w:r>
+            <w:r>
+              <w:rPr>
+                <w:rFonts w:ascii="BIZ UDPGothic" w:cs="BIZ UDPGothic" w:eastAsia="BIZ UDPGothic" w:hAnsi="BIZ UDPGothic"/>
+                <w:i/>
+                <w:iCs/>
+                <w:color w:val="888888"/>
+                <w:sz w:val="18"/>
+                <w:szCs w:val="18"/>
+              </w:rPr>
+              <w:t xml:space="preserve"> / Thấp</w:t>
             </w:r>
           </w:p>
         </w:tc>
@@ -1835,6 +1962,20 @@
         </w:rPr>
         <w:t xml:space="preserve">2026年3月10日の調査にて、STG ALB（ksm-posstg-alb-web-fe・ksm-posstg-alb-api-be）がinternet-facingで稼働しており、インターネットから直接APIが呼び出せる状態を確認した。</w:t>
       </w:r>
+      <w:r>
+        <w:br/>
+      </w:r>
+      <w:r>
+        <w:rPr>
+          <w:rFonts w:ascii="BIZ UDPGothic" w:cs="BIZ UDPGothic" w:eastAsia="BIZ UDPGothic" w:hAnsi="BIZ UDPGothic"/>
+          <w:i/>
+          <w:iCs/>
+          <w:color w:val="777777"/>
+          <w:sz w:val="16"/>
+          <w:szCs w:val="16"/>
+        </w:rPr>
+        <w:t xml:space="preserve">/ Qua điều tra ngày 10/03/2026, xác nhận STG ALB (ksm-posstg-alb-web-fe / ksm-posstg-alb-api-be) đang hoạt động ở chế độ internet-facing, có thể gọi API trực tiếp từ Internet.</w:t>
+      </w:r>
     </w:p>
     <w:p>
       <w:pPr>
@@ -1848,6 +1989,20 @@
           <w:szCs w:val="18"/>
         </w:rPr>
         <w:t xml:space="preserve">実際にcurlコマンドで確認したところ、/api/v1/app が HTTP 401（認証まで到達）、/pos/v1/pos-token が HTTP 500 を返しており、APIが外部から疎通可能な状態である。</w:t>
+      </w:r>
+      <w:r>
+        <w:br/>
+      </w:r>
+      <w:r>
+        <w:rPr>
+          <w:rFonts w:ascii="BIZ UDPGothic" w:cs="BIZ UDPGothic" w:eastAsia="BIZ UDPGothic" w:hAnsi="BIZ UDPGothic"/>
+          <w:i/>
+          <w:iCs/>
+          <w:color w:val="777777"/>
+          <w:sz w:val="16"/>
+          <w:szCs w:val="16"/>
+        </w:rPr>
+        <w:t xml:space="preserve">/ Thực tế xác nhận bằng lệnh curl, /api/v1/app trả về HTTP 401 (đến bước xác thực), /pos/v1/pos-token trả về HTTP 500, API có thể truy cập từ bên ngoài.</w:t>
       </w:r>
     </w:p>
     <w:p>
@@ -1898,6 +2053,20 @@
           <w:szCs w:val="18"/>
         </w:rPr>
         <w:t xml:space="preserve">STG（AWSアカウント: 750735758916 / ap-northeast-1）</w:t>
+      </w:r>
+      <w:r>
+        <w:br/>
+      </w:r>
+      <w:r>
+        <w:rPr>
+          <w:rFonts w:ascii="BIZ UDPGothic" w:cs="BIZ UDPGothic" w:eastAsia="BIZ UDPGothic" w:hAnsi="BIZ UDPGothic"/>
+          <w:i/>
+          <w:iCs/>
+          <w:color w:val="777777"/>
+          <w:sz w:val="16"/>
+          <w:szCs w:val="16"/>
+        </w:rPr>
+        <w:t xml:space="preserve">/ STG (Tài khoản AWS: 750735758916 / ap-northeast-1)</w:t>
       </w:r>
     </w:p>
     <w:p>
@@ -2098,19 +2267,38 @@
               <w:bottom w:type="dxa" w:w="80"/>
               <w:right w:type="dxa" w:w="120"/>
             </w:tcMar>
-          </w:tcPr>
-          <w:p>
-            <w:pPr>
-              <w:spacing w:before="0" w:after="0"/>
-            </w:pPr>
-            <w:r>
-              <w:rPr>
-                <w:rFonts w:ascii="BIZ UDPGothic" w:cs="BIZ UDPGothic" w:eastAsia="BIZ UDPGothic" w:hAnsi="BIZ UDPGothic"/>
+            <w:vAlign w:val="center"/>
+          </w:tcPr>
+          <w:p>
+            <w:pPr>
+              <w:spacing w:before="0" w:after="0"/>
+            </w:pPr>
+            <w:r>
+              <w:rPr>
+                <w:rFonts w:ascii="BIZ UDPGothic" w:cs="BIZ UDPGothic" w:eastAsia="BIZ UDPGothic" w:hAnsi="BIZ UDPGothic"/>
+                <w:i w:val="false"/>
+                <w:iCs w:val="false"/>
                 <w:color w:val="404040"/>
                 <w:sz w:val="18"/>
                 <w:szCs w:val="18"/>
               </w:rPr>
               <w:t xml:space="preserve">Scheme: internet-facing → internal に変更</w:t>
+            </w:r>
+          </w:p>
+          <w:p>
+            <w:pPr>
+              <w:spacing w:before="0" w:after="0"/>
+            </w:pPr>
+            <w:r>
+              <w:rPr>
+                <w:rFonts w:ascii="BIZ UDPGothic" w:cs="BIZ UDPGothic" w:eastAsia="BIZ UDPGothic" w:hAnsi="BIZ UDPGothic"/>
+                <w:i/>
+                <w:iCs/>
+                <w:color w:val="888888"/>
+                <w:sz w:val="16"/>
+                <w:szCs w:val="16"/>
+              </w:rPr>
+              <w:t xml:space="preserve">/ Thay đổi Scheme: internet-facing → internal</w:t>
             </w:r>
           </w:p>
         </w:tc>
@@ -2170,19 +2358,38 @@
               <w:bottom w:type="dxa" w:w="80"/>
               <w:right w:type="dxa" w:w="120"/>
             </w:tcMar>
-          </w:tcPr>
-          <w:p>
-            <w:pPr>
-              <w:spacing w:before="0" w:after="0"/>
-            </w:pPr>
-            <w:r>
-              <w:rPr>
-                <w:rFonts w:ascii="BIZ UDPGothic" w:cs="BIZ UDPGothic" w:eastAsia="BIZ UDPGothic" w:hAnsi="BIZ UDPGothic"/>
+            <w:vAlign w:val="center"/>
+          </w:tcPr>
+          <w:p>
+            <w:pPr>
+              <w:spacing w:before="0" w:after="0"/>
+            </w:pPr>
+            <w:r>
+              <w:rPr>
+                <w:rFonts w:ascii="BIZ UDPGothic" w:cs="BIZ UDPGothic" w:eastAsia="BIZ UDPGothic" w:hAnsi="BIZ UDPGothic"/>
+                <w:i w:val="false"/>
+                <w:iCs w:val="false"/>
                 <w:color w:val="404040"/>
                 <w:sz w:val="18"/>
                 <w:szCs w:val="18"/>
               </w:rPr>
               <w:t xml:space="preserve">Scheme: internet-facing → internal に変更</w:t>
+            </w:r>
+          </w:p>
+          <w:p>
+            <w:pPr>
+              <w:spacing w:before="0" w:after="0"/>
+            </w:pPr>
+            <w:r>
+              <w:rPr>
+                <w:rFonts w:ascii="BIZ UDPGothic" w:cs="BIZ UDPGothic" w:eastAsia="BIZ UDPGothic" w:hAnsi="BIZ UDPGothic"/>
+                <w:i/>
+                <w:iCs/>
+                <w:color w:val="888888"/>
+                <w:sz w:val="16"/>
+                <w:szCs w:val="16"/>
+              </w:rPr>
+              <w:t xml:space="preserve">/ Thay đổi Scheme: internet-facing → internal</w:t>
             </w:r>
           </w:p>
         </w:tc>
@@ -2237,6 +2444,20 @@
         </w:rPr>
         <w:t xml:space="preserve">【手順】AWSコンソール &gt; EC2 &gt; ロードバランサー にて以下を実施する。</w:t>
       </w:r>
+      <w:r>
+        <w:br/>
+      </w:r>
+      <w:r>
+        <w:rPr>
+          <w:rFonts w:ascii="BIZ UDPGothic" w:cs="BIZ UDPGothic" w:eastAsia="BIZ UDPGothic" w:hAnsi="BIZ UDPGothic"/>
+          <w:i/>
+          <w:iCs/>
+          <w:color w:val="777777"/>
+          <w:sz w:val="16"/>
+          <w:szCs w:val="16"/>
+        </w:rPr>
+        <w:t xml:space="preserve">/ 【Quy trình】Thực hiện các bước sau tại AWS Console &gt; EC2 &gt; Load Balancers.</w:t>
+      </w:r>
     </w:p>
     <w:p>
       <w:pPr>
@@ -2250,6 +2471,20 @@
           <w:szCs w:val="18"/>
         </w:rPr>
         <w:t xml:space="preserve">※ internalに変更後は、閉域網（カスミ様）およびVPN接続（Luvina）からのみアクセス可能になる。</w:t>
+      </w:r>
+      <w:r>
+        <w:br/>
+      </w:r>
+      <w:r>
+        <w:rPr>
+          <w:rFonts w:ascii="BIZ UDPGothic" w:cs="BIZ UDPGothic" w:eastAsia="BIZ UDPGothic" w:hAnsi="BIZ UDPGothic"/>
+          <w:i/>
+          <w:iCs/>
+          <w:color w:val="777777"/>
+          <w:sz w:val="16"/>
+          <w:szCs w:val="16"/>
+        </w:rPr>
+        <w:t xml:space="preserve">/ ※ Sau khi chuyển sang internal, chỉ có thể truy cập qua mạng kín (Kasumi) và kết nối VPN (Luvina).</w:t>
       </w:r>
     </w:p>
     <w:p>
@@ -3073,6 +3308,20 @@
         </w:rPr>
         <w:t xml:space="preserve">STGのweb-beセキュリティグループに「全プロトコル・全ポート・全IPを許可」するルール（-1/0.0.0.0/0）が設定されており、web-beへの通信が全て無制限に許可されている状態である。</w:t>
       </w:r>
+      <w:r>
+        <w:br/>
+      </w:r>
+      <w:r>
+        <w:rPr>
+          <w:rFonts w:ascii="BIZ UDPGothic" w:cs="BIZ UDPGothic" w:eastAsia="BIZ UDPGothic" w:hAnsi="BIZ UDPGothic"/>
+          <w:i/>
+          <w:iCs/>
+          <w:color w:val="777777"/>
+          <w:sz w:val="16"/>
+          <w:szCs w:val="16"/>
+        </w:rPr>
+        <w:t xml:space="preserve">/ Security Group web-be của STG được thiết lập rule cho phép tất cả giao thức, tất cả cổng, tất cả IP (-1/0.0.0.0/0), toàn bộ giao tiếp đến web-be được cho phép không giới hạn.</w:t>
+      </w:r>
     </w:p>
     <w:p>
       <w:pPr>
@@ -3122,6 +3371,20 @@
           <w:szCs w:val="18"/>
         </w:rPr>
         <w:t xml:space="preserve">STG（AWSアカウント: 750735758916 / ap-northeast-1）</w:t>
+      </w:r>
+      <w:r>
+        <w:br/>
+      </w:r>
+      <w:r>
+        <w:rPr>
+          <w:rFonts w:ascii="BIZ UDPGothic" w:cs="BIZ UDPGothic" w:eastAsia="BIZ UDPGothic" w:hAnsi="BIZ UDPGothic"/>
+          <w:i/>
+          <w:iCs/>
+          <w:color w:val="777777"/>
+          <w:sz w:val="16"/>
+          <w:szCs w:val="16"/>
+        </w:rPr>
+        <w:t xml:space="preserve">/ STG (Tài khoản AWS: 750735758916 / ap-northeast-1)</w:t>
       </w:r>
     </w:p>
     <w:p>
@@ -3503,6 +3766,20 @@
           <w:szCs w:val="18"/>
         </w:rPr>
         <w:t xml:space="preserve">【手順】AWSコンソール &gt; EC2 &gt; セキュリティグループ にて以下を実施する。</w:t>
+      </w:r>
+      <w:r>
+        <w:br/>
+      </w:r>
+      <w:r>
+        <w:rPr>
+          <w:rFonts w:ascii="BIZ UDPGothic" w:cs="BIZ UDPGothic" w:eastAsia="BIZ UDPGothic" w:hAnsi="BIZ UDPGothic"/>
+          <w:i/>
+          <w:iCs/>
+          <w:color w:val="777777"/>
+          <w:sz w:val="16"/>
+          <w:szCs w:val="16"/>
+        </w:rPr>
+        <w:t xml:space="preserve">/ 【Quy trình】Thực hiện các bước sau tại AWS Console &gt; EC2 &gt; Security Groups.</w:t>
       </w:r>
     </w:p>
     <w:p>
@@ -4273,6 +4550,20 @@
           <w:szCs w:val="18"/>
         </w:rPr>
         <w:t xml:space="preserve">2026年3月18日、スタッフレビューにて以下の指摘を受けた。検討の結果、以下の通り回答する。</w:t>
+      </w:r>
+      <w:r>
+        <w:br/>
+      </w:r>
+      <w:r>
+        <w:rPr>
+          <w:rFonts w:ascii="BIZ UDPGothic" w:cs="BIZ UDPGothic" w:eastAsia="BIZ UDPGothic" w:hAnsi="BIZ UDPGothic"/>
+          <w:i/>
+          <w:iCs/>
+          <w:color w:val="777777"/>
+          <w:sz w:val="16"/>
+          <w:szCs w:val="16"/>
+        </w:rPr>
+        <w:t xml:space="preserve">/ Ngày 18/03/2026, nhận được các góp ý từ review của nhân viên. Sau khi xem xét, phản hồi như sau.</w:t>
       </w:r>
     </w:p>
     <w:tbl>
@@ -5720,6 +6011,20 @@
         </w:rPr>
         <w:t xml:space="preserve">【A】外部アクセス遮断確認 — インターネットからのアクセスが不可であることを確認</w:t>
       </w:r>
+      <w:r>
+        <w:br/>
+      </w:r>
+      <w:r>
+        <w:rPr>
+          <w:rFonts w:ascii="BIZ UDPGothic" w:cs="BIZ UDPGothic" w:eastAsia="BIZ UDPGothic" w:hAnsi="BIZ UDPGothic"/>
+          <w:i/>
+          <w:iCs/>
+          <w:color w:val="777777"/>
+          <w:sz w:val="16"/>
+          <w:szCs w:val="16"/>
+        </w:rPr>
+        <w:t xml:space="preserve">/ 【A】Xác nhận chặn truy cập bên ngoài — Xác nhận không thể truy cập từ Internet</w:t>
+      </w:r>
     </w:p>
     <w:p>
       <w:pPr>
@@ -5733,6 +6038,20 @@
           <w:szCs w:val="18"/>
         </w:rPr>
         <w:t xml:space="preserve">【B】Luvina VPN経由確認 — Client VPN + Bastion経由でSTGにアクセス可能であることを確認</w:t>
+      </w:r>
+      <w:r>
+        <w:br/>
+      </w:r>
+      <w:r>
+        <w:rPr>
+          <w:rFonts w:ascii="BIZ UDPGothic" w:cs="BIZ UDPGothic" w:eastAsia="BIZ UDPGothic" w:hAnsi="BIZ UDPGothic"/>
+          <w:i/>
+          <w:iCs/>
+          <w:color w:val="777777"/>
+          <w:sz w:val="16"/>
+          <w:szCs w:val="16"/>
+        </w:rPr>
+        <w:t xml:space="preserve">/ 【B】Xác nhận qua VPN Luvina — Xác nhận có thể truy cập STG qua Client VPN + Bastion</w:t>
       </w:r>
     </w:p>
     <w:p>
@@ -5748,6 +6067,20 @@
         </w:rPr>
         <w:t xml:space="preserve">【C】Luvina VPN端末（顧客ネットワーク経由）確認 — 閉域網経由でのルーティング・DNS解決を含むアクセス確認</w:t>
       </w:r>
+      <w:r>
+        <w:br/>
+      </w:r>
+      <w:r>
+        <w:rPr>
+          <w:rFonts w:ascii="BIZ UDPGothic" w:cs="BIZ UDPGothic" w:eastAsia="BIZ UDPGothic" w:hAnsi="BIZ UDPGothic"/>
+          <w:i/>
+          <w:iCs/>
+          <w:color w:val="777777"/>
+          <w:sz w:val="16"/>
+          <w:szCs w:val="16"/>
+        </w:rPr>
+        <w:t xml:space="preserve">/ 【C】Xác nhận từ thiết bị VPN Luvina (qua mạng khách hàng) — Xác nhận truy cập bao gồm routing và phân giải DNS qua mạng kín</w:t>
+      </w:r>
     </w:p>
     <w:p>
       <w:pPr>
@@ -5762,6 +6095,20 @@
         </w:rPr>
         <w:t xml:space="preserve">【D】顧客側確認 — カスミ様に閉域網経由でのSTGアクセス・機能テストを依頼</w:t>
       </w:r>
+      <w:r>
+        <w:br/>
+      </w:r>
+      <w:r>
+        <w:rPr>
+          <w:rFonts w:ascii="BIZ UDPGothic" w:cs="BIZ UDPGothic" w:eastAsia="BIZ UDPGothic" w:hAnsi="BIZ UDPGothic"/>
+          <w:i/>
+          <w:iCs/>
+          <w:color w:val="777777"/>
+          <w:sz w:val="16"/>
+          <w:szCs w:val="16"/>
+        </w:rPr>
+        <w:t xml:space="preserve">/ 【D】Xác nhận phía khách hàng — Yêu cầu Kasumi kiểm thử truy cập STG và chức năng qua mạng kín</w:t>
+      </w:r>
     </w:p>
     <w:p>
       <w:pPr>
@@ -5775,6 +6122,20 @@
           <w:szCs w:val="18"/>
         </w:rPr>
         <w:t xml:space="preserve">【E】既存機能影響確認 — GIFT端末・SFTP等の既存通信に影響がないことを確認</w:t>
+      </w:r>
+      <w:r>
+        <w:br/>
+      </w:r>
+      <w:r>
+        <w:rPr>
+          <w:rFonts w:ascii="BIZ UDPGothic" w:cs="BIZ UDPGothic" w:eastAsia="BIZ UDPGothic" w:hAnsi="BIZ UDPGothic"/>
+          <w:i/>
+          <w:iCs/>
+          <w:color w:val="777777"/>
+          <w:sz w:val="16"/>
+          <w:szCs w:val="16"/>
+        </w:rPr>
+        <w:t xml:space="preserve">/ 【E】Xác nhận ảnh hưởng chức năng hiện tại — Xác nhận không ảnh hưởng đến thiết bị GIFT, SFTP và các giao tiếp hiện có</w:t>
       </w:r>
     </w:p>
     <w:tbl>

--- a/40_AWS/05_改修資料/KSM_AWS_018_Modification_STG_APIインターネット公開対応_ja.docx
+++ b/40_AWS/05_改修資料/KSM_AWS_018_Modification_STG_APIインターネット公開対応_ja.docx
@@ -5936,6 +5936,863 @@
         </w:tc>
       </w:tr>
     </w:tbl>
+    <w:p>
+      <w:pPr>
+        <w:pStyle w:val="Heading1"/>
+        <w:pBdr>
+          <w:left w:val="thick" w:color="C8102E" w:sz="20" w:space="6"/>
+        </w:pBdr>
+        <w:spacing w:before="280" w:after="100"/>
+      </w:pPr>
+      <w:r>
+        <w:rPr>
+          <w:rFonts w:ascii="BIZ UDPGothic" w:cs="BIZ UDPGothic" w:eastAsia="BIZ UDPGothic" w:hAnsi="BIZ UDPGothic"/>
+          <w:b/>
+          <w:bCs/>
+          <w:color w:val="C8102E"/>
+          <w:sz w:val="24"/>
+          <w:szCs w:val="24"/>
+        </w:rPr>
+        <w:t xml:space="preserve">■ DNS考慮事項</w:t>
+      </w:r>
+      <w:r>
+        <w:br/>
+      </w:r>
+      <w:r>
+        <w:rPr>
+          <w:rFonts w:ascii="BIZ UDPGothic" w:cs="BIZ UDPGothic" w:eastAsia="BIZ UDPGothic" w:hAnsi="BIZ UDPGothic"/>
+          <w:i/>
+          <w:iCs/>
+          <w:color w:val="AA3344"/>
+          <w:sz w:val="17"/>
+          <w:szCs w:val="17"/>
+        </w:rPr>
+        <w:t xml:space="preserve">　Lưu Ý Về DNS</w:t>
+      </w:r>
+    </w:p>
+    <w:p>
+      <w:pPr>
+        <w:spacing w:before="200" w:after="80"/>
+      </w:pPr>
+      <w:r>
+        <w:rPr>
+          <w:rFonts w:ascii="BIZ UDPGothic" w:cs="BIZ UDPGothic" w:eastAsia="BIZ UDPGothic" w:hAnsi="BIZ UDPGothic"/>
+          <w:b/>
+          <w:bCs/>
+          <w:color w:val="404040"/>
+          <w:sz w:val="20"/>
+          <w:szCs w:val="20"/>
+        </w:rPr>
+        <w:t xml:space="preserve">■ 現状のDNS構成</w:t>
+      </w:r>
+      <w:r>
+        <w:rPr>
+          <w:rFonts w:ascii="BIZ UDPGothic" w:cs="BIZ UDPGothic" w:eastAsia="BIZ UDPGothic" w:hAnsi="BIZ UDPGothic"/>
+          <w:color w:val="888888"/>
+          <w:sz w:val="18"/>
+          <w:szCs w:val="18"/>
+        </w:rPr>
+        <w:t xml:space="preserve"> / </w:t>
+      </w:r>
+      <w:r>
+        <w:rPr>
+          <w:rFonts w:ascii="BIZ UDPGothic" w:cs="BIZ UDPGothic" w:eastAsia="BIZ UDPGothic" w:hAnsi="BIZ UDPGothic"/>
+          <w:i/>
+          <w:iCs/>
+          <w:color w:val="888888"/>
+          <w:sz w:val="17"/>
+          <w:szCs w:val="17"/>
+        </w:rPr>
+        <w:t xml:space="preserve">Cấu hình DNS hiện tại</w:t>
+      </w:r>
+    </w:p>
+    <w:p>
+      <w:pPr>
+        <w:spacing w:before="80" w:after="80"/>
+      </w:pPr>
+      <w:r>
+        <w:rPr>
+          <w:rFonts w:ascii="BIZ UDPGothic" w:cs="BIZ UDPGothic" w:eastAsia="BIZ UDPGothic" w:hAnsi="BIZ UDPGothic"/>
+          <w:color w:val="404040"/>
+          <w:sz w:val="18"/>
+          <w:szCs w:val="18"/>
+        </w:rPr>
+        <w:t xml:space="preserve">PRDアカウント（332802448674）のパブリックホストゾーン（ignicapos.com / Z017481510MTQ4HID9VH2）で、STG環境のドメインもPRDと共有管理されている。</w:t>
+      </w:r>
+      <w:r>
+        <w:br/>
+      </w:r>
+      <w:r>
+        <w:rPr>
+          <w:rFonts w:ascii="BIZ UDPGothic" w:cs="BIZ UDPGothic" w:eastAsia="BIZ UDPGothic" w:hAnsi="BIZ UDPGothic"/>
+          <w:i/>
+          <w:iCs/>
+          <w:color w:val="777777"/>
+          <w:sz w:val="16"/>
+          <w:szCs w:val="16"/>
+        </w:rPr>
+        <w:t xml:space="preserve">/ Tên miền môi trường STG được quản lý chung với PRD trong hosted zone công khai (ignicapos.com / Z017481510MTQ4HID9VH2) của tài khoản PRD (332802448674).</w:t>
+      </w:r>
+    </w:p>
+    <w:tbl>
+      <w:tblPr>
+        <w:tblW w:type="dxa" w:w="9506"/>
+        <w:tblBorders>
+          <w:top w:val="single" w:color="CCCCCC" w:sz="4"/>
+          <w:left w:val="single" w:color="CCCCCC" w:sz="4"/>
+          <w:bottom w:val="single" w:color="CCCCCC" w:sz="4"/>
+          <w:right w:val="single" w:color="CCCCCC" w:sz="4"/>
+          <w:insideH w:val="single" w:color="auto" w:sz="4"/>
+          <w:insideV w:val="single" w:color="auto" w:sz="4"/>
+        </w:tblBorders>
+      </w:tblPr>
+      <w:tblGrid>
+        <w:gridCol w:w="2800"/>
+        <w:gridCol w:w="800"/>
+        <w:gridCol w:w="5906"/>
+      </w:tblGrid>
+      <w:tr>
+        <w:trPr>
+          <w:cantSplit/>
+          <w:tblHeader/>
+        </w:trPr>
+        <w:tc>
+          <w:tcPr>
+            <w:tcW w:type="dxa" w:w="2800"/>
+            <w:tcBorders>
+              <w:top w:val="single" w:color="CCCCCC" w:sz="4"/>
+              <w:left w:val="single" w:color="CCCCCC" w:sz="4"/>
+              <w:bottom w:val="single" w:color="CCCCCC" w:sz="4"/>
+              <w:right w:val="single" w:color="CCCCCC" w:sz="4"/>
+            </w:tcBorders>
+            <w:shd w:fill="E8E8E8" w:val="clear"/>
+            <w:tcMar>
+              <w:top w:type="dxa" w:w="80"/>
+              <w:left w:type="dxa" w:w="120"/>
+              <w:bottom w:type="dxa" w:w="80"/>
+              <w:right w:type="dxa" w:w="120"/>
+            </w:tcMar>
+            <w:vAlign w:val="center"/>
+          </w:tcPr>
+          <w:p>
+            <w:r>
+              <w:rPr>
+                <w:rFonts w:ascii="BIZ UDPGothic" w:cs="BIZ UDPGothic" w:eastAsia="BIZ UDPGothic" w:hAnsi="BIZ UDPGothic"/>
+                <w:b/>
+                <w:bCs/>
+                <w:color w:val="000000"/>
+                <w:sz w:val="18"/>
+                <w:szCs w:val="18"/>
+              </w:rPr>
+              <w:t xml:space="preserve">ドメイン</w:t>
+            </w:r>
+            <w:r>
+              <w:rPr>
+                <w:rFonts w:ascii="BIZ UDPGothic" w:cs="BIZ UDPGothic" w:eastAsia="BIZ UDPGothic" w:hAnsi="BIZ UDPGothic"/>
+                <w:i/>
+                <w:iCs/>
+                <w:color w:val="888888"/>
+                <w:sz w:val="18"/>
+                <w:szCs w:val="18"/>
+              </w:rPr>
+              <w:t xml:space="preserve"> / Tên miền</w:t>
+            </w:r>
+          </w:p>
+        </w:tc>
+        <w:tc>
+          <w:tcPr>
+            <w:tcW w:type="dxa" w:w="800"/>
+            <w:tcBorders>
+              <w:top w:val="single" w:color="CCCCCC" w:sz="4"/>
+              <w:left w:val="single" w:color="CCCCCC" w:sz="4"/>
+              <w:bottom w:val="single" w:color="CCCCCC" w:sz="4"/>
+              <w:right w:val="single" w:color="CCCCCC" w:sz="4"/>
+            </w:tcBorders>
+            <w:shd w:fill="E8E8E8" w:val="clear"/>
+            <w:tcMar>
+              <w:top w:type="dxa" w:w="80"/>
+              <w:left w:type="dxa" w:w="120"/>
+              <w:bottom w:type="dxa" w:w="80"/>
+              <w:right w:type="dxa" w:w="120"/>
+            </w:tcMar>
+            <w:vAlign w:val="center"/>
+          </w:tcPr>
+          <w:p>
+            <w:r>
+              <w:rPr>
+                <w:rFonts w:ascii="BIZ UDPGothic" w:cs="BIZ UDPGothic" w:eastAsia="BIZ UDPGothic" w:hAnsi="BIZ UDPGothic"/>
+                <w:b/>
+                <w:bCs/>
+                <w:color w:val="000000"/>
+                <w:sz w:val="18"/>
+                <w:szCs w:val="18"/>
+              </w:rPr>
+              <w:t xml:space="preserve">タイプ</w:t>
+            </w:r>
+            <w:r>
+              <w:rPr>
+                <w:rFonts w:ascii="BIZ UDPGothic" w:cs="BIZ UDPGothic" w:eastAsia="BIZ UDPGothic" w:hAnsi="BIZ UDPGothic"/>
+                <w:i/>
+                <w:iCs/>
+                <w:color w:val="888888"/>
+                <w:sz w:val="18"/>
+                <w:szCs w:val="18"/>
+              </w:rPr>
+              <w:t xml:space="preserve"> / Loại</w:t>
+            </w:r>
+          </w:p>
+        </w:tc>
+        <w:tc>
+          <w:tcPr>
+            <w:tcW w:type="dxa" w:w="5906"/>
+            <w:tcBorders>
+              <w:top w:val="single" w:color="CCCCCC" w:sz="4"/>
+              <w:left w:val="single" w:color="CCCCCC" w:sz="4"/>
+              <w:bottom w:val="single" w:color="CCCCCC" w:sz="4"/>
+              <w:right w:val="single" w:color="CCCCCC" w:sz="4"/>
+            </w:tcBorders>
+            <w:shd w:fill="E8E8E8" w:val="clear"/>
+            <w:tcMar>
+              <w:top w:type="dxa" w:w="80"/>
+              <w:left w:type="dxa" w:w="120"/>
+              <w:bottom w:type="dxa" w:w="80"/>
+              <w:right w:type="dxa" w:w="120"/>
+            </w:tcMar>
+            <w:vAlign w:val="center"/>
+          </w:tcPr>
+          <w:p>
+            <w:r>
+              <w:rPr>
+                <w:rFonts w:ascii="BIZ UDPGothic" w:cs="BIZ UDPGothic" w:eastAsia="BIZ UDPGothic" w:hAnsi="BIZ UDPGothic"/>
+                <w:b/>
+                <w:bCs/>
+                <w:color w:val="000000"/>
+                <w:sz w:val="18"/>
+                <w:szCs w:val="18"/>
+              </w:rPr>
+              <w:t xml:space="preserve">向き先（CNAME値）</w:t>
+            </w:r>
+            <w:r>
+              <w:rPr>
+                <w:rFonts w:ascii="BIZ UDPGothic" w:cs="BIZ UDPGothic" w:eastAsia="BIZ UDPGothic" w:hAnsi="BIZ UDPGothic"/>
+                <w:i/>
+                <w:iCs/>
+                <w:color w:val="888888"/>
+                <w:sz w:val="18"/>
+                <w:szCs w:val="18"/>
+              </w:rPr>
+              <w:t xml:space="preserve"> / Giá trị CNAME</w:t>
+            </w:r>
+          </w:p>
+        </w:tc>
+      </w:tr>
+      <w:tr>
+        <w:trPr>
+          <w:cantSplit/>
+        </w:trPr>
+        <w:tc>
+          <w:tcPr>
+            <w:tcW w:type="dxa" w:w="2800"/>
+            <w:tcBorders>
+              <w:top w:val="single" w:color="CCCCCC" w:sz="4"/>
+              <w:left w:val="single" w:color="CCCCCC" w:sz="4"/>
+              <w:bottom w:val="single" w:color="CCCCCC" w:sz="4"/>
+              <w:right w:val="single" w:color="CCCCCC" w:sz="4"/>
+            </w:tcBorders>
+            <w:shd w:fill="FFFFFF" w:val="clear"/>
+            <w:tcMar>
+              <w:top w:type="dxa" w:w="80"/>
+              <w:left w:type="dxa" w:w="120"/>
+              <w:bottom w:type="dxa" w:w="80"/>
+              <w:right w:type="dxa" w:w="120"/>
+            </w:tcMar>
+            <w:vAlign w:val="center"/>
+          </w:tcPr>
+          <w:p>
+            <w:pPr>
+              <w:jc w:val="left"/>
+            </w:pPr>
+            <w:r>
+              <w:rPr>
+                <w:rFonts w:ascii="BIZ UDPGothic" w:cs="BIZ UDPGothic" w:eastAsia="BIZ UDPGothic" w:hAnsi="BIZ UDPGothic"/>
+                <w:b w:val="false"/>
+                <w:bCs w:val="false"/>
+                <w:color w:val="404040"/>
+                <w:sz w:val="18"/>
+                <w:szCs w:val="18"/>
+              </w:rPr>
+              <w:t xml:space="preserve">stg.ignicapos.com</w:t>
+            </w:r>
+          </w:p>
+        </w:tc>
+        <w:tc>
+          <w:tcPr>
+            <w:tcW w:type="dxa" w:w="800"/>
+            <w:tcBorders>
+              <w:top w:val="single" w:color="CCCCCC" w:sz="4"/>
+              <w:left w:val="single" w:color="CCCCCC" w:sz="4"/>
+              <w:bottom w:val="single" w:color="CCCCCC" w:sz="4"/>
+              <w:right w:val="single" w:color="CCCCCC" w:sz="4"/>
+            </w:tcBorders>
+            <w:shd w:fill="FFFFFF" w:val="clear"/>
+            <w:tcMar>
+              <w:top w:type="dxa" w:w="80"/>
+              <w:left w:type="dxa" w:w="120"/>
+              <w:bottom w:type="dxa" w:w="80"/>
+              <w:right w:type="dxa" w:w="120"/>
+            </w:tcMar>
+            <w:vAlign w:val="center"/>
+          </w:tcPr>
+          <w:p>
+            <w:pPr>
+              <w:jc w:val="left"/>
+            </w:pPr>
+            <w:r>
+              <w:rPr>
+                <w:rFonts w:ascii="BIZ UDPGothic" w:cs="BIZ UDPGothic" w:eastAsia="BIZ UDPGothic" w:hAnsi="BIZ UDPGothic"/>
+                <w:b w:val="false"/>
+                <w:bCs w:val="false"/>
+                <w:color w:val="404040"/>
+                <w:sz w:val="18"/>
+                <w:szCs w:val="18"/>
+              </w:rPr>
+              <w:t xml:space="preserve">CNAME</w:t>
+            </w:r>
+          </w:p>
+        </w:tc>
+        <w:tc>
+          <w:tcPr>
+            <w:tcW w:type="dxa" w:w="5906"/>
+            <w:tcBorders>
+              <w:top w:val="single" w:color="CCCCCC" w:sz="4"/>
+              <w:left w:val="single" w:color="CCCCCC" w:sz="4"/>
+              <w:bottom w:val="single" w:color="CCCCCC" w:sz="4"/>
+              <w:right w:val="single" w:color="CCCCCC" w:sz="4"/>
+            </w:tcBorders>
+            <w:shd w:fill="FFFFFF" w:val="clear"/>
+            <w:tcMar>
+              <w:top w:type="dxa" w:w="80"/>
+              <w:left w:type="dxa" w:w="120"/>
+              <w:bottom w:type="dxa" w:w="80"/>
+              <w:right w:type="dxa" w:w="120"/>
+            </w:tcMar>
+            <w:vAlign w:val="center"/>
+          </w:tcPr>
+          <w:p>
+            <w:pPr>
+              <w:jc w:val="left"/>
+            </w:pPr>
+            <w:r>
+              <w:rPr>
+                <w:rFonts w:ascii="BIZ UDPGothic" w:cs="BIZ UDPGothic" w:eastAsia="BIZ UDPGothic" w:hAnsi="BIZ UDPGothic"/>
+                <w:b w:val="false"/>
+                <w:bCs w:val="false"/>
+                <w:color w:val="404040"/>
+                <w:sz w:val="18"/>
+                <w:szCs w:val="18"/>
+              </w:rPr>
+              <w:t xml:space="preserve">ksm-posstg-alb-web-fe-541431683.ap-northeast-1.elb.amazonaws.com</w:t>
+            </w:r>
+          </w:p>
+        </w:tc>
+      </w:tr>
+      <w:tr>
+        <w:trPr>
+          <w:cantSplit/>
+        </w:trPr>
+        <w:tc>
+          <w:tcPr>
+            <w:tcW w:type="dxa" w:w="2800"/>
+            <w:tcBorders>
+              <w:top w:val="single" w:color="CCCCCC" w:sz="4"/>
+              <w:left w:val="single" w:color="CCCCCC" w:sz="4"/>
+              <w:bottom w:val="single" w:color="CCCCCC" w:sz="4"/>
+              <w:right w:val="single" w:color="CCCCCC" w:sz="4"/>
+            </w:tcBorders>
+            <w:shd w:fill="FFFFFF" w:val="clear"/>
+            <w:tcMar>
+              <w:top w:type="dxa" w:w="80"/>
+              <w:left w:type="dxa" w:w="120"/>
+              <w:bottom w:type="dxa" w:w="80"/>
+              <w:right w:type="dxa" w:w="120"/>
+            </w:tcMar>
+            <w:vAlign w:val="center"/>
+          </w:tcPr>
+          <w:p>
+            <w:pPr>
+              <w:jc w:val="left"/>
+            </w:pPr>
+            <w:r>
+              <w:rPr>
+                <w:rFonts w:ascii="BIZ UDPGothic" w:cs="BIZ UDPGothic" w:eastAsia="BIZ UDPGothic" w:hAnsi="BIZ UDPGothic"/>
+                <w:b w:val="false"/>
+                <w:bCs w:val="false"/>
+                <w:color w:val="404040"/>
+                <w:sz w:val="18"/>
+                <w:szCs w:val="18"/>
+              </w:rPr>
+              <w:t xml:space="preserve">api-stg.ignicapos.com</w:t>
+            </w:r>
+          </w:p>
+        </w:tc>
+        <w:tc>
+          <w:tcPr>
+            <w:tcW w:type="dxa" w:w="800"/>
+            <w:tcBorders>
+              <w:top w:val="single" w:color="CCCCCC" w:sz="4"/>
+              <w:left w:val="single" w:color="CCCCCC" w:sz="4"/>
+              <w:bottom w:val="single" w:color="CCCCCC" w:sz="4"/>
+              <w:right w:val="single" w:color="CCCCCC" w:sz="4"/>
+            </w:tcBorders>
+            <w:shd w:fill="FFFFFF" w:val="clear"/>
+            <w:tcMar>
+              <w:top w:type="dxa" w:w="80"/>
+              <w:left w:type="dxa" w:w="120"/>
+              <w:bottom w:type="dxa" w:w="80"/>
+              <w:right w:type="dxa" w:w="120"/>
+            </w:tcMar>
+            <w:vAlign w:val="center"/>
+          </w:tcPr>
+          <w:p>
+            <w:pPr>
+              <w:jc w:val="left"/>
+            </w:pPr>
+            <w:r>
+              <w:rPr>
+                <w:rFonts w:ascii="BIZ UDPGothic" w:cs="BIZ UDPGothic" w:eastAsia="BIZ UDPGothic" w:hAnsi="BIZ UDPGothic"/>
+                <w:b w:val="false"/>
+                <w:bCs w:val="false"/>
+                <w:color w:val="404040"/>
+                <w:sz w:val="18"/>
+                <w:szCs w:val="18"/>
+              </w:rPr>
+              <w:t xml:space="preserve">CNAME</w:t>
+            </w:r>
+          </w:p>
+        </w:tc>
+        <w:tc>
+          <w:tcPr>
+            <w:tcW w:type="dxa" w:w="5906"/>
+            <w:tcBorders>
+              <w:top w:val="single" w:color="CCCCCC" w:sz="4"/>
+              <w:left w:val="single" w:color="CCCCCC" w:sz="4"/>
+              <w:bottom w:val="single" w:color="CCCCCC" w:sz="4"/>
+              <w:right w:val="single" w:color="CCCCCC" w:sz="4"/>
+            </w:tcBorders>
+            <w:shd w:fill="FFFFFF" w:val="clear"/>
+            <w:tcMar>
+              <w:top w:type="dxa" w:w="80"/>
+              <w:left w:type="dxa" w:w="120"/>
+              <w:bottom w:type="dxa" w:w="80"/>
+              <w:right w:type="dxa" w:w="120"/>
+            </w:tcMar>
+            <w:vAlign w:val="center"/>
+          </w:tcPr>
+          <w:p>
+            <w:pPr>
+              <w:jc w:val="left"/>
+            </w:pPr>
+            <w:r>
+              <w:rPr>
+                <w:rFonts w:ascii="BIZ UDPGothic" w:cs="BIZ UDPGothic" w:eastAsia="BIZ UDPGothic" w:hAnsi="BIZ UDPGothic"/>
+                <w:b w:val="false"/>
+                <w:bCs w:val="false"/>
+                <w:color w:val="404040"/>
+                <w:sz w:val="18"/>
+                <w:szCs w:val="18"/>
+              </w:rPr>
+              <w:t xml:space="preserve">ksm-posstg-alb-api-be-1968385482.ap-northeast-1.elb.amazonaws.com</w:t>
+            </w:r>
+          </w:p>
+        </w:tc>
+      </w:tr>
+      <w:tr>
+        <w:trPr>
+          <w:cantSplit/>
+        </w:trPr>
+        <w:tc>
+          <w:tcPr>
+            <w:tcW w:type="dxa" w:w="2800"/>
+            <w:tcBorders>
+              <w:top w:val="single" w:color="CCCCCC" w:sz="4"/>
+              <w:left w:val="single" w:color="CCCCCC" w:sz="4"/>
+              <w:bottom w:val="single" w:color="CCCCCC" w:sz="4"/>
+              <w:right w:val="single" w:color="CCCCCC" w:sz="4"/>
+            </w:tcBorders>
+            <w:shd w:fill="FFFFFF" w:val="clear"/>
+            <w:tcMar>
+              <w:top w:type="dxa" w:w="80"/>
+              <w:left w:type="dxa" w:w="120"/>
+              <w:bottom w:type="dxa" w:w="80"/>
+              <w:right w:type="dxa" w:w="120"/>
+            </w:tcMar>
+            <w:vAlign w:val="center"/>
+          </w:tcPr>
+          <w:p>
+            <w:pPr>
+              <w:jc w:val="left"/>
+            </w:pPr>
+            <w:r>
+              <w:rPr>
+                <w:rFonts w:ascii="BIZ UDPGothic" w:cs="BIZ UDPGothic" w:eastAsia="BIZ UDPGothic" w:hAnsi="BIZ UDPGothic"/>
+                <w:b w:val="false"/>
+                <w:bCs w:val="false"/>
+                <w:color w:val="404040"/>
+                <w:sz w:val="18"/>
+                <w:szCs w:val="18"/>
+              </w:rPr>
+              <w:t xml:space="preserve">web-stg.ignicapos.com</w:t>
+            </w:r>
+          </w:p>
+        </w:tc>
+        <w:tc>
+          <w:tcPr>
+            <w:tcW w:type="dxa" w:w="800"/>
+            <w:tcBorders>
+              <w:top w:val="single" w:color="CCCCCC" w:sz="4"/>
+              <w:left w:val="single" w:color="CCCCCC" w:sz="4"/>
+              <w:bottom w:val="single" w:color="CCCCCC" w:sz="4"/>
+              <w:right w:val="single" w:color="CCCCCC" w:sz="4"/>
+            </w:tcBorders>
+            <w:shd w:fill="FFFFFF" w:val="clear"/>
+            <w:tcMar>
+              <w:top w:type="dxa" w:w="80"/>
+              <w:left w:type="dxa" w:w="120"/>
+              <w:bottom w:type="dxa" w:w="80"/>
+              <w:right w:type="dxa" w:w="120"/>
+            </w:tcMar>
+            <w:vAlign w:val="center"/>
+          </w:tcPr>
+          <w:p>
+            <w:pPr>
+              <w:jc w:val="left"/>
+            </w:pPr>
+            <w:r>
+              <w:rPr>
+                <w:rFonts w:ascii="BIZ UDPGothic" w:cs="BIZ UDPGothic" w:eastAsia="BIZ UDPGothic" w:hAnsi="BIZ UDPGothic"/>
+                <w:b w:val="false"/>
+                <w:bCs w:val="false"/>
+                <w:color w:val="404040"/>
+                <w:sz w:val="18"/>
+                <w:szCs w:val="18"/>
+              </w:rPr>
+              <w:t xml:space="preserve">CNAME</w:t>
+            </w:r>
+          </w:p>
+        </w:tc>
+        <w:tc>
+          <w:tcPr>
+            <w:tcW w:type="dxa" w:w="5906"/>
+            <w:tcBorders>
+              <w:top w:val="single" w:color="CCCCCC" w:sz="4"/>
+              <w:left w:val="single" w:color="CCCCCC" w:sz="4"/>
+              <w:bottom w:val="single" w:color="CCCCCC" w:sz="4"/>
+              <w:right w:val="single" w:color="CCCCCC" w:sz="4"/>
+            </w:tcBorders>
+            <w:shd w:fill="FFFFFF" w:val="clear"/>
+            <w:tcMar>
+              <w:top w:type="dxa" w:w="80"/>
+              <w:left w:type="dxa" w:w="120"/>
+              <w:bottom w:type="dxa" w:w="80"/>
+              <w:right w:type="dxa" w:w="120"/>
+            </w:tcMar>
+            <w:vAlign w:val="center"/>
+          </w:tcPr>
+          <w:p>
+            <w:pPr>
+              <w:jc w:val="left"/>
+            </w:pPr>
+            <w:r>
+              <w:rPr>
+                <w:rFonts w:ascii="BIZ UDPGothic" w:cs="BIZ UDPGothic" w:eastAsia="BIZ UDPGothic" w:hAnsi="BIZ UDPGothic"/>
+                <w:b w:val="false"/>
+                <w:bCs w:val="false"/>
+                <w:color w:val="404040"/>
+                <w:sz w:val="18"/>
+                <w:szCs w:val="18"/>
+              </w:rPr>
+              <w:t xml:space="preserve">ksm-posstg-alb-web-fe-541431683.ap-northeast-1.elb.amazonaws.com</w:t>
+            </w:r>
+          </w:p>
+        </w:tc>
+      </w:tr>
+    </w:tbl>
+    <w:p>
+      <w:pPr>
+        <w:spacing w:before="200" w:after="80"/>
+      </w:pPr>
+      <w:r>
+        <w:rPr>
+          <w:rFonts w:ascii="BIZ UDPGothic" w:cs="BIZ UDPGothic" w:eastAsia="BIZ UDPGothic" w:hAnsi="BIZ UDPGothic"/>
+          <w:b/>
+          <w:bCs/>
+          <w:color w:val="404040"/>
+          <w:sz w:val="20"/>
+          <w:szCs w:val="20"/>
+        </w:rPr>
+        <w:t xml:space="preserve">■ ALB internal化後のDNS解決フロー</w:t>
+      </w:r>
+      <w:r>
+        <w:rPr>
+          <w:rFonts w:ascii="BIZ UDPGothic" w:cs="BIZ UDPGothic" w:eastAsia="BIZ UDPGothic" w:hAnsi="BIZ UDPGothic"/>
+          <w:color w:val="888888"/>
+          <w:sz w:val="18"/>
+          <w:szCs w:val="18"/>
+        </w:rPr>
+        <w:t xml:space="preserve"> / </w:t>
+      </w:r>
+      <w:r>
+        <w:rPr>
+          <w:rFonts w:ascii="BIZ UDPGothic" w:cs="BIZ UDPGothic" w:eastAsia="BIZ UDPGothic" w:hAnsi="BIZ UDPGothic"/>
+          <w:i/>
+          <w:iCs/>
+          <w:color w:val="888888"/>
+          <w:sz w:val="17"/>
+          <w:szCs w:val="17"/>
+        </w:rPr>
+        <w:t xml:space="preserve">Luồng phân giải DNS sau khi internal hóa ALB</w:t>
+      </w:r>
+    </w:p>
+    <w:p>
+      <w:pPr>
+        <w:spacing w:before="80" w:after="80"/>
+      </w:pPr>
+      <w:r>
+        <w:rPr>
+          <w:rFonts w:ascii="BIZ UDPGothic" w:cs="BIZ UDPGothic" w:eastAsia="BIZ UDPGothic" w:hAnsi="BIZ UDPGothic"/>
+          <w:color w:val="404040"/>
+          <w:sz w:val="18"/>
+          <w:szCs w:val="18"/>
+        </w:rPr>
+        <w:t xml:space="preserve">ALBをinternal化しても、ALBのDNS名（xxx.elb.amazonaws.com）は変更されない。解決先のIPがパブリックIPからプライベートIPに変わるのみ。そのため、Route 53のCNAMEレコードの変更は不要。</w:t>
+      </w:r>
+      <w:r>
+        <w:br/>
+      </w:r>
+      <w:r>
+        <w:rPr>
+          <w:rFonts w:ascii="BIZ UDPGothic" w:cs="BIZ UDPGothic" w:eastAsia="BIZ UDPGothic" w:hAnsi="BIZ UDPGothic"/>
+          <w:i/>
+          <w:iCs/>
+          <w:color w:val="777777"/>
+          <w:sz w:val="16"/>
+          <w:szCs w:val="16"/>
+        </w:rPr>
+        <w:t xml:space="preserve">/ Sau khi internal hóa ALB, tên DNS của ALB (xxx.elb.amazonaws.com) không thay đổi. Chỉ IP được phân giải thay đổi từ public IP sang private IP. Do đó, không cần thay đổi bản ghi CNAME trên Route 53.</w:t>
+      </w:r>
+    </w:p>
+    <w:p>
+      <w:pPr>
+        <w:spacing w:before="80" w:after="80"/>
+      </w:pPr>
+      <w:r>
+        <w:rPr>
+          <w:rFonts w:ascii="BIZ UDPGothic" w:cs="BIZ UDPGothic" w:eastAsia="BIZ UDPGothic" w:hAnsi="BIZ UDPGothic"/>
+          <w:color w:val="404040"/>
+          <w:sz w:val="18"/>
+          <w:szCs w:val="18"/>
+        </w:rPr>
+        <w:t xml:space="preserve">stg.ignicapos.com → CNAME → ksm-posstg-alb-web-fe-xxx.elb.amazonaws.com → プライベートIP（10.238.x.x）</w:t>
+      </w:r>
+      <w:r>
+        <w:br/>
+      </w:r>
+      <w:r>
+        <w:rPr>
+          <w:rFonts w:ascii="BIZ UDPGothic" w:cs="BIZ UDPGothic" w:eastAsia="BIZ UDPGothic" w:hAnsi="BIZ UDPGothic"/>
+          <w:i/>
+          <w:iCs/>
+          <w:color w:val="777777"/>
+          <w:sz w:val="16"/>
+          <w:szCs w:val="16"/>
+        </w:rPr>
+        <w:t xml:space="preserve">/ stg.ignicapos.com → CNAME → ksm-posstg-alb-web-fe-xxx.elb.amazonaws.com → Private IP (10.238.x.x)</w:t>
+      </w:r>
+    </w:p>
+    <w:p>
+      <w:pPr>
+        <w:spacing w:before="200" w:after="80"/>
+      </w:pPr>
+      <w:r>
+        <w:rPr>
+          <w:rFonts w:ascii="BIZ UDPGothic" w:cs="BIZ UDPGothic" w:eastAsia="BIZ UDPGothic" w:hAnsi="BIZ UDPGothic"/>
+          <w:b/>
+          <w:bCs/>
+          <w:color w:val="404040"/>
+          <w:sz w:val="20"/>
+          <w:szCs w:val="20"/>
+        </w:rPr>
+        <w:t xml:space="preserve">■ IP直指定の禁止（過去障害の教訓）</w:t>
+      </w:r>
+      <w:r>
+        <w:rPr>
+          <w:rFonts w:ascii="BIZ UDPGothic" w:cs="BIZ UDPGothic" w:eastAsia="BIZ UDPGothic" w:hAnsi="BIZ UDPGothic"/>
+          <w:color w:val="888888"/>
+          <w:sz w:val="18"/>
+          <w:szCs w:val="18"/>
+        </w:rPr>
+        <w:t xml:space="preserve"> / </w:t>
+      </w:r>
+      <w:r>
+        <w:rPr>
+          <w:rFonts w:ascii="BIZ UDPGothic" w:cs="BIZ UDPGothic" w:eastAsia="BIZ UDPGothic" w:hAnsi="BIZ UDPGothic"/>
+          <w:i/>
+          <w:iCs/>
+          <w:color w:val="888888"/>
+          <w:sz w:val="17"/>
+          <w:szCs w:val="17"/>
+        </w:rPr>
+        <w:t xml:space="preserve">Cấm chỉ định IP trực tiếp (bài học từ sự cố quá khứ)</w:t>
+      </w:r>
+    </w:p>
+    <w:p>
+      <w:pPr>
+        <w:spacing w:before="80" w:after="80"/>
+      </w:pPr>
+      <w:r>
+        <w:rPr>
+          <w:rFonts w:ascii="BIZ UDPGothic" w:cs="BIZ UDPGothic" w:eastAsia="BIZ UDPGothic" w:hAnsi="BIZ UDPGothic"/>
+          <w:color w:val="404040"/>
+          <w:sz w:val="18"/>
+          <w:szCs w:val="18"/>
+        </w:rPr>
+        <w:t xml:space="preserve">過去にカスミ様から「AWS内のIPアドレスは変動するため、ドメイン名で指定すべき」との指摘があり、実際にIPアドレス変動による接続障害が発生した実績がある。ALBを含むAWSリソースへのアクセスは、必ずドメイン名（FQDN）で行うこと。テスト手順においてもIP直指定は禁止とする。</w:t>
+      </w:r>
+      <w:r>
+        <w:br/>
+      </w:r>
+      <w:r>
+        <w:rPr>
+          <w:rFonts w:ascii="BIZ UDPGothic" w:cs="BIZ UDPGothic" w:eastAsia="BIZ UDPGothic" w:hAnsi="BIZ UDPGothic"/>
+          <w:i/>
+          <w:iCs/>
+          <w:color w:val="777777"/>
+          <w:sz w:val="16"/>
+          <w:szCs w:val="16"/>
+        </w:rPr>
+        <w:t xml:space="preserve">/ Trước đây, Kasumi đã chỉ ra rằng IP trong AWS có thể thay đổi và nên sử dụng tên miền. Thực tế đã xảy ra sự cố kết nối do IP thay đổi. Truy cập đến tài nguyên AWS bao gồm ALB phải sử dụng tên miền (FQDN). Cấm chỉ định IP trực tiếp trong quy trình kiểm thử.</w:t>
+      </w:r>
+    </w:p>
+    <w:p>
+      <w:pPr>
+        <w:spacing w:before="200" w:after="80"/>
+      </w:pPr>
+      <w:r>
+        <w:rPr>
+          <w:rFonts w:ascii="BIZ UDPGothic" w:cs="BIZ UDPGothic" w:eastAsia="BIZ UDPGothic" w:hAnsi="BIZ UDPGothic"/>
+          <w:b/>
+          <w:bCs/>
+          <w:color w:val="404040"/>
+          <w:sz w:val="20"/>
+          <w:szCs w:val="20"/>
+        </w:rPr>
+        <w:t xml:space="preserve">■ 課題: Route 53 環境分離</w:t>
+      </w:r>
+      <w:r>
+        <w:rPr>
+          <w:rFonts w:ascii="BIZ UDPGothic" w:cs="BIZ UDPGothic" w:eastAsia="BIZ UDPGothic" w:hAnsi="BIZ UDPGothic"/>
+          <w:color w:val="888888"/>
+          <w:sz w:val="18"/>
+          <w:szCs w:val="18"/>
+        </w:rPr>
+        <w:t xml:space="preserve"> / </w:t>
+      </w:r>
+      <w:r>
+        <w:rPr>
+          <w:rFonts w:ascii="BIZ UDPGothic" w:cs="BIZ UDPGothic" w:eastAsia="BIZ UDPGothic" w:hAnsi="BIZ UDPGothic"/>
+          <w:i/>
+          <w:iCs/>
+          <w:color w:val="888888"/>
+          <w:sz w:val="17"/>
+          <w:szCs w:val="17"/>
+        </w:rPr>
+        <w:t xml:space="preserve">Vấn đề: Tách môi trường Route 53</w:t>
+      </w:r>
+    </w:p>
+    <w:p>
+      <w:pPr>
+        <w:spacing w:before="80" w:after="80"/>
+      </w:pPr>
+      <w:r>
+        <w:rPr>
+          <w:rFonts w:ascii="BIZ UDPGothic" w:cs="BIZ UDPGothic" w:eastAsia="BIZ UDPGothic" w:hAnsi="BIZ UDPGothic"/>
+          <w:color w:val="404040"/>
+          <w:sz w:val="18"/>
+          <w:szCs w:val="18"/>
+        </w:rPr>
+        <w:t xml:space="preserve">現状、PRDアカウントのパブリックホストゾーン1つで PRD/STG 両方のドメインを管理しているが、これはAWSのベストプラクティスに反する。環境ごとにアカウントを分離しているならば、Route 53も分離すべき。</w:t>
+      </w:r>
+      <w:r>
+        <w:br/>
+      </w:r>
+      <w:r>
+        <w:rPr>
+          <w:rFonts w:ascii="BIZ UDPGothic" w:cs="BIZ UDPGothic" w:eastAsia="BIZ UDPGothic" w:hAnsi="BIZ UDPGothic"/>
+          <w:i/>
+          <w:iCs/>
+          <w:color w:val="777777"/>
+          <w:sz w:val="16"/>
+          <w:szCs w:val="16"/>
+        </w:rPr>
+        <w:t xml:space="preserve">/ Hiện tại, một hosted zone công khai của tài khoản PRD quản lý tên miền cả PRD và STG, điều này trái với best practice của AWS. Nếu đã tách tài khoản theo môi trường, Route 53 cũng nên được tách riêng.</w:t>
+      </w:r>
+    </w:p>
+    <w:p>
+      <w:pPr>
+        <w:spacing w:before="80" w:after="80"/>
+      </w:pPr>
+      <w:r>
+        <w:rPr>
+          <w:rFonts w:ascii="BIZ UDPGothic" w:cs="BIZ UDPGothic" w:eastAsia="BIZ UDPGothic" w:hAnsi="BIZ UDPGothic"/>
+          <w:color w:val="404040"/>
+          <w:sz w:val="18"/>
+          <w:szCs w:val="18"/>
+        </w:rPr>
+        <w:t xml:space="preserve">推奨: stg.ignicapos.com サブドメインをSTGアカウントに委任（delegation）する。PRD側でNSレコードを設定し、STG側でホストゾーンを作成する。これにより、STGのDNS変更にPRDアカウントの権限が不要になり、誤操作によるPRD DNS障害のリスクも排除できる。</w:t>
+      </w:r>
+      <w:r>
+        <w:br/>
+      </w:r>
+      <w:r>
+        <w:rPr>
+          <w:rFonts w:ascii="BIZ UDPGothic" w:cs="BIZ UDPGothic" w:eastAsia="BIZ UDPGothic" w:hAnsi="BIZ UDPGothic"/>
+          <w:i/>
+          <w:iCs/>
+          <w:color w:val="777777"/>
+          <w:sz w:val="16"/>
+          <w:szCs w:val="16"/>
+        </w:rPr>
+        <w:t xml:space="preserve">/ Khuyến nghị: Ủy quyền (delegation) subdomain stg.ignicapos.com cho tài khoản STG. Thiết lập NS record phía PRD, tạo hosted zone phía STG. Nhờ đó, thay đổi DNS STG không cần quyền tài khoản PRD, loại bỏ rủi ro sự cố DNS PRD do thao tác nhầm.</w:t>
+      </w:r>
+    </w:p>
+    <w:p>
+      <w:pPr>
+        <w:spacing w:before="80" w:after="80"/>
+      </w:pPr>
+      <w:r>
+        <w:rPr>
+          <w:rFonts w:ascii="BIZ UDPGothic" w:cs="BIZ UDPGothic" w:eastAsia="BIZ UDPGothic" w:hAnsi="BIZ UDPGothic"/>
+          <w:color w:val="404040"/>
+          <w:sz w:val="18"/>
+          <w:szCs w:val="18"/>
+        </w:rPr>
+        <w:t xml:space="preserve">※ 本改修のスコープ外。別途改修指示書として起票を検討する。</w:t>
+      </w:r>
+      <w:r>
+        <w:br/>
+      </w:r>
+      <w:r>
+        <w:rPr>
+          <w:rFonts w:ascii="BIZ UDPGothic" w:cs="BIZ UDPGothic" w:eastAsia="BIZ UDPGothic" w:hAnsi="BIZ UDPGothic"/>
+          <w:i/>
+          <w:iCs/>
+          <w:color w:val="777777"/>
+          <w:sz w:val="16"/>
+          <w:szCs w:val="16"/>
+        </w:rPr>
+        <w:t xml:space="preserve">/ ※ Ngoài phạm vi sửa đổi lần này. Xem xét tạo hướng dẫn sửa đổi riêng.</w:t>
+      </w:r>
+    </w:p>
     <w:p>
       <w:pPr>
         <w:pStyle w:val="Heading1"/>
@@ -7491,7 +8348,7 @@
                 <w:sz w:val="18"/>
                 <w:szCs w:val="18"/>
               </w:rPr>
-              <w:t xml:space="preserve">閉域網経由でSTG ALB（internal）のプライベートIPに</w:t>
+              <w:t xml:space="preserve">閉域網経由で stg.ignicapos.com の名前解決を確認する。</w:t>
             </w:r>
           </w:p>
           <w:p>
@@ -7507,7 +8364,7 @@
                 <w:sz w:val="18"/>
                 <w:szCs w:val="18"/>
               </w:rPr>
-              <w:t xml:space="preserve">到達できるか確認する。</w:t>
+              <w:t xml:space="preserve">nslookup stg.ignicapos.com</w:t>
             </w:r>
           </w:p>
           <w:p>
@@ -7523,7 +8380,23 @@
                 <w:sz w:val="18"/>
                 <w:szCs w:val="18"/>
               </w:rPr>
-              <w:t xml:space="preserve">ping または curl で ALB private IP への疎通確認</w:t>
+              <w:t xml:space="preserve">nslookup api-stg.ignicapos.com</w:t>
+            </w:r>
+          </w:p>
+          <w:p>
+            <w:pPr>
+              <w:spacing w:before="0" w:after="0"/>
+            </w:pPr>
+            <w:r>
+              <w:rPr>
+                <w:rFonts w:ascii="BIZ UDPGothic" w:cs="BIZ UDPGothic" w:eastAsia="BIZ UDPGothic" w:hAnsi="BIZ UDPGothic"/>
+                <w:i w:val="false"/>
+                <w:iCs w:val="false"/>
+                <w:color w:val="404040"/>
+                <w:sz w:val="18"/>
+                <w:szCs w:val="18"/>
+              </w:rPr>
+              <w:t xml:space="preserve">※ ALBのIPは変動するためIP直指定は禁止（過去障害の教訓）</w:t>
             </w:r>
           </w:p>
           <w:p>
@@ -7555,7 +8428,23 @@
                 <w:sz w:val="16"/>
                 <w:szCs w:val="16"/>
               </w:rPr>
-              <w:t xml:space="preserve">xác nhận có thể truy cập private IP của ALB STG qua mạng kín</w:t>
+              <w:t xml:space="preserve">xác nhận phân giải tên miền stg.ignicapos.com qua mạng kín</w:t>
+            </w:r>
+          </w:p>
+          <w:p>
+            <w:pPr>
+              <w:spacing w:before="0" w:after="0"/>
+            </w:pPr>
+            <w:r>
+              <w:rPr>
+                <w:rFonts w:ascii="BIZ UDPGothic" w:cs="BIZ UDPGothic" w:eastAsia="BIZ UDPGothic" w:hAnsi="BIZ UDPGothic"/>
+                <w:i/>
+                <w:iCs/>
+                <w:color w:val="888888"/>
+                <w:sz w:val="16"/>
+                <w:szCs w:val="16"/>
+              </w:rPr>
+              <w:t xml:space="preserve">※ Không chỉ định IP trực tiếp vì IP ALB có thể thay đổi</w:t>
             </w:r>
           </w:p>
         </w:tc>
@@ -7590,7 +8479,7 @@
                 <w:sz w:val="18"/>
                 <w:szCs w:val="18"/>
               </w:rPr>
-              <w:t xml:space="preserve">疎通可能であること</w:t>
+              <w:t xml:space="preserve">プライベートIPに解決されること</w:t>
             </w:r>
           </w:p>
           <w:p>
@@ -7606,7 +8495,7 @@
                 <w:sz w:val="18"/>
                 <w:szCs w:val="18"/>
               </w:rPr>
-              <w:t xml:space="preserve">（ALB private IPにTCP接続成功）</w:t>
+              <w:t xml:space="preserve">（10.238.x.x 系）</w:t>
             </w:r>
           </w:p>
           <w:p>
@@ -7622,7 +8511,23 @@
                 <w:sz w:val="16"/>
                 <w:szCs w:val="16"/>
               </w:rPr>
-              <w:t xml:space="preserve">/ Có thể kết nối (TCP thành công)</w:t>
+              <w:t xml:space="preserve">/ Được phân giải thành private IP</w:t>
+            </w:r>
+          </w:p>
+          <w:p>
+            <w:pPr>
+              <w:spacing w:before="0" w:after="0"/>
+            </w:pPr>
+            <w:r>
+              <w:rPr>
+                <w:rFonts w:ascii="BIZ UDPGothic" w:cs="BIZ UDPGothic" w:eastAsia="BIZ UDPGothic" w:hAnsi="BIZ UDPGothic"/>
+                <w:i/>
+                <w:iCs/>
+                <w:color w:val="888888"/>
+                <w:sz w:val="16"/>
+                <w:szCs w:val="16"/>
+              </w:rPr>
+              <w:t xml:space="preserve">(dải 10.238.x.x)</w:t>
             </w:r>
           </w:p>
         </w:tc>
@@ -7692,7 +8597,7 @@
                 <w:sz w:val="18"/>
                 <w:szCs w:val="18"/>
               </w:rPr>
-              <w:t xml:space="preserve">internal化後のALB</w:t>
+              <w:t xml:space="preserve">DNS解決チェーン:</w:t>
             </w:r>
           </w:p>
           <w:p>
@@ -7708,7 +8613,39 @@
                 <w:sz w:val="18"/>
                 <w:szCs w:val="18"/>
               </w:rPr>
-              <w:t xml:space="preserve">private IPを事前確認</w:t>
+              <w:t xml:space="preserve">stg.ignicapos.com</w:t>
+            </w:r>
+          </w:p>
+          <w:p>
+            <w:pPr>
+              <w:spacing w:before="0" w:after="0"/>
+            </w:pPr>
+            <w:r>
+              <w:rPr>
+                <w:rFonts w:ascii="BIZ UDPGothic" w:cs="BIZ UDPGothic" w:eastAsia="BIZ UDPGothic" w:hAnsi="BIZ UDPGothic"/>
+                <w:i w:val="false"/>
+                <w:iCs w:val="false"/>
+                <w:color w:val="404040"/>
+                <w:sz w:val="18"/>
+                <w:szCs w:val="18"/>
+              </w:rPr>
+              <w:t xml:space="preserve">→ CNAME → ALB DNS名</w:t>
+            </w:r>
+          </w:p>
+          <w:p>
+            <w:pPr>
+              <w:spacing w:before="0" w:after="0"/>
+            </w:pPr>
+            <w:r>
+              <w:rPr>
+                <w:rFonts w:ascii="BIZ UDPGothic" w:cs="BIZ UDPGothic" w:eastAsia="BIZ UDPGothic" w:hAnsi="BIZ UDPGothic"/>
+                <w:i w:val="false"/>
+                <w:iCs w:val="false"/>
+                <w:color w:val="404040"/>
+                <w:sz w:val="18"/>
+                <w:szCs w:val="18"/>
+              </w:rPr>
+              <w:t xml:space="preserve">→ private IP</w:t>
             </w:r>
           </w:p>
         </w:tc>
@@ -12908,6 +13845,182 @@
                 <w:szCs w:val="18"/>
               </w:rPr>
               <w:t xml:space="preserve"> / Xử lý góp ý review &amp; mở rộng spec kiểm thử</w:t>
+            </w:r>
+          </w:p>
+        </w:tc>
+      </w:tr>
+      <w:tr>
+        <w:trPr>
+          <w:cantSplit/>
+        </w:trPr>
+        <w:tc>
+          <w:tcPr>
+            <w:tcW w:type="dxa" w:w="800"/>
+            <w:tcBorders>
+              <w:top w:val="single" w:color="CCCCCC" w:sz="4"/>
+              <w:left w:val="single" w:color="CCCCCC" w:sz="4"/>
+              <w:bottom w:val="single" w:color="CCCCCC" w:sz="4"/>
+              <w:right w:val="single" w:color="CCCCCC" w:sz="4"/>
+            </w:tcBorders>
+            <w:shd w:fill="FFFFFF" w:val="clear"/>
+            <w:tcMar>
+              <w:top w:type="dxa" w:w="80"/>
+              <w:left w:type="dxa" w:w="120"/>
+              <w:bottom w:type="dxa" w:w="80"/>
+              <w:right w:type="dxa" w:w="120"/>
+            </w:tcMar>
+            <w:vAlign w:val="center"/>
+          </w:tcPr>
+          <w:p>
+            <w:r>
+              <w:rPr>
+                <w:rFonts w:ascii="BIZ UDPGothic" w:cs="BIZ UDPGothic" w:eastAsia="BIZ UDPGothic" w:hAnsi="BIZ UDPGothic"/>
+                <w:i w:val="false"/>
+                <w:iCs w:val="false"/>
+                <w:color w:val="404040"/>
+                <w:sz w:val="18"/>
+                <w:szCs w:val="18"/>
+              </w:rPr>
+              <w:t xml:space="preserve">0.3</w:t>
+            </w:r>
+          </w:p>
+        </w:tc>
+        <w:tc>
+          <w:tcPr>
+            <w:tcW w:type="dxa" w:w="1600"/>
+            <w:tcBorders>
+              <w:top w:val="single" w:color="CCCCCC" w:sz="4"/>
+              <w:left w:val="single" w:color="CCCCCC" w:sz="4"/>
+              <w:bottom w:val="single" w:color="CCCCCC" w:sz="4"/>
+              <w:right w:val="single" w:color="CCCCCC" w:sz="4"/>
+            </w:tcBorders>
+            <w:shd w:fill="FFFFFF" w:val="clear"/>
+            <w:tcMar>
+              <w:top w:type="dxa" w:w="80"/>
+              <w:left w:type="dxa" w:w="120"/>
+              <w:bottom w:type="dxa" w:w="80"/>
+              <w:right w:type="dxa" w:w="120"/>
+            </w:tcMar>
+            <w:vAlign w:val="center"/>
+          </w:tcPr>
+          <w:p>
+            <w:r>
+              <w:rPr>
+                <w:rFonts w:ascii="BIZ UDPGothic" w:cs="BIZ UDPGothic" w:eastAsia="BIZ UDPGothic" w:hAnsi="BIZ UDPGothic"/>
+                <w:i w:val="false"/>
+                <w:iCs w:val="false"/>
+                <w:color w:val="404040"/>
+                <w:sz w:val="18"/>
+                <w:szCs w:val="18"/>
+              </w:rPr>
+              <w:t xml:space="preserve">2026/03/18</w:t>
+            </w:r>
+          </w:p>
+        </w:tc>
+        <w:tc>
+          <w:tcPr>
+            <w:tcW w:type="dxa" w:w="2100"/>
+            <w:tcBorders>
+              <w:top w:val="single" w:color="CCCCCC" w:sz="4"/>
+              <w:left w:val="single" w:color="CCCCCC" w:sz="4"/>
+              <w:bottom w:val="single" w:color="CCCCCC" w:sz="4"/>
+              <w:right w:val="single" w:color="CCCCCC" w:sz="4"/>
+            </w:tcBorders>
+            <w:shd w:fill="FFFFFF" w:val="clear"/>
+            <w:tcMar>
+              <w:top w:type="dxa" w:w="80"/>
+              <w:left w:type="dxa" w:w="120"/>
+              <w:bottom w:type="dxa" w:w="80"/>
+              <w:right w:type="dxa" w:w="120"/>
+            </w:tcMar>
+            <w:vAlign w:val="center"/>
+          </w:tcPr>
+          <w:p>
+            <w:r>
+              <w:rPr>
+                <w:rFonts w:ascii="BIZ UDPGothic" w:cs="BIZ UDPGothic" w:eastAsia="BIZ UDPGothic" w:hAnsi="BIZ UDPGothic"/>
+                <w:i w:val="false"/>
+                <w:iCs w:val="false"/>
+                <w:color w:val="404040"/>
+                <w:sz w:val="18"/>
+                <w:szCs w:val="18"/>
+              </w:rPr>
+              <w:t xml:space="preserve">Thanh Nguyên</w:t>
+            </w:r>
+          </w:p>
+        </w:tc>
+        <w:tc>
+          <w:tcPr>
+            <w:tcW w:type="dxa" w:w="2100"/>
+            <w:tcBorders>
+              <w:top w:val="single" w:color="CCCCCC" w:sz="4"/>
+              <w:left w:val="single" w:color="CCCCCC" w:sz="4"/>
+              <w:bottom w:val="single" w:color="CCCCCC" w:sz="4"/>
+              <w:right w:val="single" w:color="CCCCCC" w:sz="4"/>
+            </w:tcBorders>
+            <w:shd w:fill="FFFFFF" w:val="clear"/>
+            <w:tcMar>
+              <w:top w:type="dxa" w:w="80"/>
+              <w:left w:type="dxa" w:w="120"/>
+              <w:bottom w:type="dxa" w:w="80"/>
+              <w:right w:type="dxa" w:w="120"/>
+            </w:tcMar>
+            <w:vAlign w:val="center"/>
+          </w:tcPr>
+          <w:p>
+            <w:r>
+              <w:rPr>
+                <w:rFonts w:ascii="BIZ UDPGothic" w:cs="BIZ UDPGothic" w:eastAsia="BIZ UDPGothic" w:hAnsi="BIZ UDPGothic"/>
+                <w:i w:val="false"/>
+                <w:iCs w:val="false"/>
+                <w:color w:val="404040"/>
+                <w:sz w:val="18"/>
+                <w:szCs w:val="18"/>
+              </w:rPr>
+              <w:t xml:space="preserve"/>
+            </w:r>
+          </w:p>
+        </w:tc>
+        <w:tc>
+          <w:tcPr>
+            <w:tcW w:type="dxa" w:w="2906"/>
+            <w:tcBorders>
+              <w:top w:val="single" w:color="CCCCCC" w:sz="4"/>
+              <w:left w:val="single" w:color="CCCCCC" w:sz="4"/>
+              <w:bottom w:val="single" w:color="CCCCCC" w:sz="4"/>
+              <w:right w:val="single" w:color="CCCCCC" w:sz="4"/>
+            </w:tcBorders>
+            <w:shd w:fill="FFFFFF" w:val="clear"/>
+            <w:tcMar>
+              <w:top w:type="dxa" w:w="80"/>
+              <w:left w:type="dxa" w:w="120"/>
+              <w:bottom w:type="dxa" w:w="80"/>
+              <w:right w:type="dxa" w:w="120"/>
+            </w:tcMar>
+            <w:vAlign w:val="center"/>
+          </w:tcPr>
+          <w:p>
+            <w:r>
+              <w:rPr>
+                <w:rFonts w:ascii="BIZ UDPGothic" w:cs="BIZ UDPGothic" w:eastAsia="BIZ UDPGothic" w:hAnsi="BIZ UDPGothic"/>
+                <w:i w:val="false"/>
+                <w:iCs w:val="false"/>
+                <w:color w:val="404040"/>
+                <w:sz w:val="18"/>
+                <w:szCs w:val="18"/>
+              </w:rPr>
+              <w:t xml:space="preserve">DNS考慮事項追加・IP直指定禁止・Route53環境分離課題</w:t>
+            </w:r>
+            <w:r>
+              <w:rPr>
+                <w:rFonts w:ascii="BIZ UDPGothic" w:cs="BIZ UDPGothic" w:eastAsia="BIZ UDPGothic" w:hAnsi="BIZ UDPGothic"/>
+                <w:i/>
+                <w:iCs/>
+                <w:color w:val="888888"/>
+                <w:sz w:val="18"/>
+                <w:szCs w:val="18"/>
+              </w:rPr>
+              <w:t xml:space="preserve"> / Thêm lưu ý DNS, cấm chỉ định IP trực tiếp, vấn đề tách Route53</w:t>
             </w:r>
           </w:p>
         </w:tc>

--- a/40_AWS/05_改修資料/KSM_AWS_018_Modification_STG_APIインターネット公開対応_ja.docx
+++ b/40_AWS/05_改修資料/KSM_AWS_018_Modification_STG_APIインターネット公開対応_ja.docx
@@ -14692,4 +14692,231 @@
     </w:rPr>
   </w:style>
 </w:styles>
+</file>
+
+<file path=customXml/item1.xml><?xml version="1.0" encoding="utf-8"?>
+<ct:contentTypeSchema xmlns:ct="http://schemas.microsoft.com/office/2006/metadata/contentType" xmlns:ma="http://schemas.microsoft.com/office/2006/metadata/properties/metaAttributes" ct:_="" ma:_="" ma:contentTypeName="ドキュメント" ma:contentTypeID="0x0101008AB003DB5A4D644C9FB3BD19B5C7E000" ma:contentTypeVersion="11" ma:contentTypeDescription="新しいドキュメントを作成します。" ma:contentTypeScope="" ma:versionID="14213891138059eb724b9e737fafccea">
+  <xsd:schema xmlns:xsd="http://www.w3.org/2001/XMLSchema" xmlns:xs="http://www.w3.org/2001/XMLSchema" xmlns:p="http://schemas.microsoft.com/office/2006/metadata/properties" xmlns:ns2="74a0992f-8328-4daf-870b-3d2b13d3e940" xmlns:ns3="4a37abda-15dd-4e37-8275-3b7fb2897b65" targetNamespace="http://schemas.microsoft.com/office/2006/metadata/properties" ma:root="true" ma:fieldsID="c0714e9ec9c019f03b39320eca5a0ecc" ns2:_="" ns3:_="">
+    <xsd:import namespace="74a0992f-8328-4daf-870b-3d2b13d3e940"/>
+    <xsd:import namespace="4a37abda-15dd-4e37-8275-3b7fb2897b65"/>
+    <xsd:element name="properties">
+      <xsd:complexType>
+        <xsd:sequence>
+          <xsd:element name="documentManagement">
+            <xsd:complexType>
+              <xsd:all>
+                <xsd:element ref="ns2:MediaServiceMetadata" minOccurs="0"/>
+                <xsd:element ref="ns2:MediaServiceFastMetadata" minOccurs="0"/>
+                <xsd:element ref="ns2:MediaServiceSearchProperties" minOccurs="0"/>
+                <xsd:element ref="ns2:MediaServiceDateTaken" minOccurs="0"/>
+                <xsd:element ref="ns2:MediaServiceGenerationTime" minOccurs="0"/>
+                <xsd:element ref="ns2:MediaServiceEventHashCode" minOccurs="0"/>
+                <xsd:element ref="ns2:MediaLengthInSeconds" minOccurs="0"/>
+                <xsd:element ref="ns2:lcf76f155ced4ddcb4097134ff3c332f" minOccurs="0"/>
+                <xsd:element ref="ns3:TaxCatchAll" minOccurs="0"/>
+                <xsd:element ref="ns2:MediaServiceOCR" minOccurs="0"/>
+              </xsd:all>
+            </xsd:complexType>
+          </xsd:element>
+        </xsd:sequence>
+      </xsd:complexType>
+    </xsd:element>
+  </xsd:schema>
+  <xsd:schema xmlns:xsd="http://www.w3.org/2001/XMLSchema" xmlns:xs="http://www.w3.org/2001/XMLSchema" xmlns:dms="http://schemas.microsoft.com/office/2006/documentManagement/types" xmlns:pc="http://schemas.microsoft.com/office/infopath/2007/PartnerControls" targetNamespace="74a0992f-8328-4daf-870b-3d2b13d3e940" elementFormDefault="qualified">
+    <xsd:import namespace="http://schemas.microsoft.com/office/2006/documentManagement/types"/>
+    <xsd:import namespace="http://schemas.microsoft.com/office/infopath/2007/PartnerControls"/>
+    <xsd:element name="MediaServiceMetadata" ma:index="8" nillable="true" ma:displayName="MediaServiceMetadata" ma:hidden="true" ma:internalName="MediaServiceMetadata" ma:readOnly="true">
+      <xsd:simpleType>
+        <xsd:restriction base="dms:Note"/>
+      </xsd:simpleType>
+    </xsd:element>
+    <xsd:element name="MediaServiceFastMetadata" ma:index="9" nillable="true" ma:displayName="MediaServiceFastMetadata" ma:hidden="true" ma:internalName="MediaServiceFastMetadata" ma:readOnly="true">
+      <xsd:simpleType>
+        <xsd:restriction base="dms:Note"/>
+      </xsd:simpleType>
+    </xsd:element>
+    <xsd:element name="MediaServiceSearchProperties" ma:index="10" nillable="true" ma:displayName="MediaServiceSearchProperties" ma:hidden="true" ma:internalName="MediaServiceSearchProperties" ma:readOnly="true">
+      <xsd:simpleType>
+        <xsd:restriction base="dms:Note"/>
+      </xsd:simpleType>
+    </xsd:element>
+    <xsd:element name="MediaServiceDateTaken" ma:index="11" nillable="true" ma:displayName="MediaServiceDateTaken" ma:hidden="true" ma:indexed="true" ma:internalName="MediaServiceDateTaken" ma:readOnly="true">
+      <xsd:simpleType>
+        <xsd:restriction base="dms:Text"/>
+      </xsd:simpleType>
+    </xsd:element>
+    <xsd:element name="MediaServiceGenerationTime" ma:index="12" nillable="true" ma:displayName="MediaServiceGenerationTime" ma:hidden="true" ma:internalName="MediaServiceGenerationTime" ma:readOnly="true">
+      <xsd:simpleType>
+        <xsd:restriction base="dms:Text"/>
+      </xsd:simpleType>
+    </xsd:element>
+    <xsd:element name="MediaServiceEventHashCode" ma:index="13" nillable="true" ma:displayName="MediaServiceEventHashCode" ma:hidden="true" ma:internalName="MediaServiceEventHashCode" ma:readOnly="true">
+      <xsd:simpleType>
+        <xsd:restriction base="dms:Text"/>
+      </xsd:simpleType>
+    </xsd:element>
+    <xsd:element name="MediaLengthInSeconds" ma:index="14" nillable="true" ma:displayName="MediaLengthInSeconds" ma:hidden="true" ma:internalName="MediaLengthInSeconds" ma:readOnly="true">
+      <xsd:simpleType>
+        <xsd:restriction base="dms:Unknown"/>
+      </xsd:simpleType>
+    </xsd:element>
+    <xsd:element name="lcf76f155ced4ddcb4097134ff3c332f" ma:index="16" nillable="true" ma:taxonomy="true" ma:internalName="lcf76f155ced4ddcb4097134ff3c332f" ma:taxonomyFieldName="MediaServiceImageTags" ma:displayName="画像タグ" ma:readOnly="false" ma:fieldId="{5cf76f15-5ced-4ddc-b409-7134ff3c332f}" ma:taxonomyMulti="true" ma:sspId="e6619b5c-6674-40b7-9c01-33e12ba1bd7c" ma:termSetId="09814cd3-568e-fe90-9814-8d621ff8fb84" ma:anchorId="fba54fb3-c3e1-fe81-a776-ca4b69148c4d" ma:open="true" ma:isKeyword="false">
+      <xsd:complexType>
+        <xsd:sequence>
+          <xsd:element ref="pc:Terms" minOccurs="0" maxOccurs="1"/>
+        </xsd:sequence>
+      </xsd:complexType>
+    </xsd:element>
+    <xsd:element name="MediaServiceOCR" ma:index="18" nillable="true" ma:displayName="Extracted Text" ma:internalName="MediaServiceOCR" ma:readOnly="true">
+      <xsd:simpleType>
+        <xsd:restriction base="dms:Note">
+          <xsd:maxLength value="255"/>
+        </xsd:restriction>
+      </xsd:simpleType>
+    </xsd:element>
+  </xsd:schema>
+  <xsd:schema xmlns:xsd="http://www.w3.org/2001/XMLSchema" xmlns:xs="http://www.w3.org/2001/XMLSchema" xmlns:dms="http://schemas.microsoft.com/office/2006/documentManagement/types" xmlns:pc="http://schemas.microsoft.com/office/infopath/2007/PartnerControls" targetNamespace="4a37abda-15dd-4e37-8275-3b7fb2897b65" elementFormDefault="qualified">
+    <xsd:import namespace="http://schemas.microsoft.com/office/2006/documentManagement/types"/>
+    <xsd:import namespace="http://schemas.microsoft.com/office/infopath/2007/PartnerControls"/>
+    <xsd:element name="TaxCatchAll" ma:index="17" nillable="true" ma:displayName="Taxonomy Catch All Column" ma:hidden="true" ma:list="{f2a2e70a-4904-448e-b588-7989bbdb9dd5}" ma:internalName="TaxCatchAll" ma:showField="CatchAllData" ma:web="4a37abda-15dd-4e37-8275-3b7fb2897b65">
+      <xsd:complexType>
+        <xsd:complexContent>
+          <xsd:extension base="dms:MultiChoiceLookup">
+            <xsd:sequence>
+              <xsd:element name="Value" type="dms:Lookup" maxOccurs="unbounded" minOccurs="0" nillable="true"/>
+            </xsd:sequence>
+          </xsd:extension>
+        </xsd:complexContent>
+      </xsd:complexType>
+    </xsd:element>
+  </xsd:schema>
+  <xsd:schema xmlns="http://schemas.openxmlformats.org/package/2006/metadata/core-properties" xmlns:xsd="http://www.w3.org/2001/XMLSchema" xmlns:xsi="http://www.w3.org/2001/XMLSchema-instance" xmlns:dc="http://purl.org/dc/elements/1.1/" xmlns:dcterms="http://purl.org/dc/terms/" xmlns:odoc="http://schemas.microsoft.com/internal/obd" targetNamespace="http://schemas.openxmlformats.org/package/2006/metadata/core-properties" elementFormDefault="qualified" attributeFormDefault="unqualified" blockDefault="#all">
+    <xsd:import namespace="http://purl.org/dc/elements/1.1/" schemaLocation="http://dublincore.org/schemas/xmls/qdc/2003/04/02/dc.xsd"/>
+    <xsd:import namespace="http://purl.org/dc/terms/" schemaLocation="http://dublincore.org/schemas/xmls/qdc/2003/04/02/dcterms.xsd"/>
+    <xsd:element name="coreProperties" type="CT_coreProperties"/>
+    <xsd:complexType name="CT_coreProperties">
+      <xsd:all>
+        <xsd:element ref="dc:creator" minOccurs="0" maxOccurs="1"/>
+        <xsd:element ref="dcterms:created" minOccurs="0" maxOccurs="1"/>
+        <xsd:element ref="dc:identifier" minOccurs="0" maxOccurs="1"/>
+        <xsd:element name="contentType" minOccurs="0" maxOccurs="1" type="xsd:string" ma:index="0" ma:displayName="コンテンツ タイプ"/>
+        <xsd:element ref="dc:title" minOccurs="0" maxOccurs="1" ma:index="4" ma:displayName="タイトル"/>
+        <xsd:element ref="dc:subject" minOccurs="0" maxOccurs="1"/>
+        <xsd:element ref="dc:description" minOccurs="0" maxOccurs="1"/>
+        <xsd:element name="keywords" minOccurs="0" maxOccurs="1" type="xsd:string"/>
+        <xsd:element ref="dc:language" minOccurs="0" maxOccurs="1"/>
+        <xsd:element name="category" minOccurs="0" maxOccurs="1" type="xsd:string"/>
+        <xsd:element name="version" minOccurs="0" maxOccurs="1" type="xsd:string"/>
+        <xsd:element name="revision" minOccurs="0" maxOccurs="1" type="xsd:string">
+          <xsd:annotation>
+            <xsd:documentation>
+                        This value indicates the number of saves or revisions. The application is responsible for updating this value after each revision.
+                    </xsd:documentation>
+          </xsd:annotation>
+        </xsd:element>
+        <xsd:element name="lastModifiedBy" minOccurs="0" maxOccurs="1" type="xsd:string"/>
+        <xsd:element ref="dcterms:modified" minOccurs="0" maxOccurs="1"/>
+        <xsd:element name="contentStatus" minOccurs="0" maxOccurs="1" type="xsd:string"/>
+      </xsd:all>
+    </xsd:complexType>
+  </xsd:schema>
+  <xs:schema xmlns:pc="http://schemas.microsoft.com/office/infopath/2007/PartnerControls" xmlns:xs="http://www.w3.org/2001/XMLSchema" targetNamespace="http://schemas.microsoft.com/office/infopath/2007/PartnerControls" elementFormDefault="qualified" attributeFormDefault="unqualified">
+    <xs:element name="Person">
+      <xs:complexType>
+        <xs:sequence>
+          <xs:element ref="pc:DisplayName" minOccurs="0"/>
+          <xs:element ref="pc:AccountId" minOccurs="0"/>
+          <xs:element ref="pc:AccountType" minOccurs="0"/>
+        </xs:sequence>
+      </xs:complexType>
+    </xs:element>
+    <xs:element name="DisplayName" type="xs:string"/>
+    <xs:element name="AccountId" type="xs:string"/>
+    <xs:element name="AccountType" type="xs:string"/>
+    <xs:element name="BDCAssociatedEntity">
+      <xs:complexType>
+        <xs:sequence>
+          <xs:element ref="pc:BDCEntity" minOccurs="0" maxOccurs="unbounded"/>
+        </xs:sequence>
+        <xs:attribute ref="pc:EntityNamespace"/>
+        <xs:attribute ref="pc:EntityName"/>
+        <xs:attribute ref="pc:SystemInstanceName"/>
+        <xs:attribute ref="pc:AssociationName"/>
+      </xs:complexType>
+    </xs:element>
+    <xs:attribute name="EntityNamespace" type="xs:string"/>
+    <xs:attribute name="EntityName" type="xs:string"/>
+    <xs:attribute name="SystemInstanceName" type="xs:string"/>
+    <xs:attribute name="AssociationName" type="xs:string"/>
+    <xs:element name="BDCEntity">
+      <xs:complexType>
+        <xs:sequence>
+          <xs:element ref="pc:EntityDisplayName" minOccurs="0"/>
+          <xs:element ref="pc:EntityInstanceReference" minOccurs="0"/>
+          <xs:element ref="pc:EntityId1" minOccurs="0"/>
+          <xs:element ref="pc:EntityId2" minOccurs="0"/>
+          <xs:element ref="pc:EntityId3" minOccurs="0"/>
+          <xs:element ref="pc:EntityId4" minOccurs="0"/>
+          <xs:element ref="pc:EntityId5" minOccurs="0"/>
+        </xs:sequence>
+      </xs:complexType>
+    </xs:element>
+    <xs:element name="EntityDisplayName" type="xs:string"/>
+    <xs:element name="EntityInstanceReference" type="xs:string"/>
+    <xs:element name="EntityId1" type="xs:string"/>
+    <xs:element name="EntityId2" type="xs:string"/>
+    <xs:element name="EntityId3" type="xs:string"/>
+    <xs:element name="EntityId4" type="xs:string"/>
+    <xs:element name="EntityId5" type="xs:string"/>
+    <xs:element name="Terms">
+      <xs:complexType>
+        <xs:sequence>
+          <xs:element ref="pc:TermInfo" minOccurs="0" maxOccurs="unbounded"/>
+        </xs:sequence>
+      </xs:complexType>
+    </xs:element>
+    <xs:element name="TermInfo">
+      <xs:complexType>
+        <xs:sequence>
+          <xs:element ref="pc:TermName" minOccurs="0"/>
+          <xs:element ref="pc:TermId" minOccurs="0"/>
+        </xs:sequence>
+      </xs:complexType>
+    </xs:element>
+    <xs:element name="TermName" type="xs:string"/>
+    <xs:element name="TermId" type="xs:string"/>
+  </xs:schema>
+</ct:contentTypeSchema>
+</file>
+
+<file path=customXml/item2.xml><?xml version="1.0" encoding="utf-8"?>
+<?mso-contentType ?>
+<FormTemplates xmlns="http://schemas.microsoft.com/sharepoint/v3/contenttype/forms">
+  <Display>DocumentLibraryForm</Display>
+  <Edit>DocumentLibraryForm</Edit>
+  <New>DocumentLibraryForm</New>
+</FormTemplates>
+</file>
+
+<file path=customXml/item3.xml><?xml version="1.0" encoding="utf-8"?>
+<p:properties xmlns:p="http://schemas.microsoft.com/office/2006/metadata/properties" xmlns:xsi="http://www.w3.org/2001/XMLSchema-instance" xmlns:pc="http://schemas.microsoft.com/office/infopath/2007/PartnerControls">
+  <documentManagement>
+    <TaxCatchAll xmlns="4a37abda-15dd-4e37-8275-3b7fb2897b65" xsi:nil="true"/>
+    <lcf76f155ced4ddcb4097134ff3c332f xmlns="74a0992f-8328-4daf-870b-3d2b13d3e940">
+      <Terms xmlns="http://schemas.microsoft.com/office/infopath/2007/PartnerControls"/>
+    </lcf76f155ced4ddcb4097134ff3c332f>
+  </documentManagement>
+</p:properties>
+</file>
+
+<file path=customXml/itemProps1.xml><?xml version="1.0" encoding="utf-8"?>
+<ds:datastoreItem xmlns:ds="http://schemas.openxmlformats.org/officeDocument/2006/customXml" ds:itemID="{9360D0DA-B7D2-4F5B-9A64-8AC5FBF3881B}"/>
+</file>
+
+<file path=customXml/itemProps2.xml><?xml version="1.0" encoding="utf-8"?>
+<ds:datastoreItem xmlns:ds="http://schemas.openxmlformats.org/officeDocument/2006/customXml" ds:itemID="{DB4DC3FA-F8FD-4D56-9216-4E4AF3594D42}"/>
+</file>
+
+<file path=customXml/itemProps3.xml><?xml version="1.0" encoding="utf-8"?>
+<ds:datastoreItem xmlns:ds="http://schemas.openxmlformats.org/officeDocument/2006/customXml" ds:itemID="{77A85FBE-2A44-4ADA-AB14-D8C9CDDDCC25}"/>
 </file>